--- a/RSA Encryption Decryption Documentation.docx
+++ b/RSA Encryption Decryption Documentation.docx
@@ -11,18 +11,7 @@
         <w:rPr>
           <w:rtl w:val="0"/>
         </w:rPr>
-        <w:t xml:space="preserve">The folllowing document is the note for making the slides.</w:t>
-      </w:r>
-    </w:p>
-    <w:p>
-      <w:pPr>
-        <w:ind w:left="0" w:firstLine="0"/>
-        <w:rPr/>
-      </w:pPr>
-      <w:r>
-        <w:rPr>
-          <w:rtl w:val="0"/>
-        </w:rPr>
+        <w:t xml:space="preserve">Notes about the presentation.</w:t>
       </w:r>
     </w:p>
     <w:p>
@@ -51,7 +40,7 @@
       <w:pPr>
         <w:numPr>
           <w:ilvl w:val="0"/>
-          <w:numId w:val="20"/>
+          <w:numId w:val="13"/>
         </w:numPr>
         <w:ind w:left="720" w:hanging="360"/>
         <w:rPr>
@@ -76,7 +65,7 @@
       <w:pPr>
         <w:numPr>
           <w:ilvl w:val="0"/>
-          <w:numId w:val="20"/>
+          <w:numId w:val="13"/>
         </w:numPr>
         <w:ind w:left="720" w:hanging="360"/>
         <w:rPr>
@@ -101,7 +90,7 @@
       <w:pPr>
         <w:numPr>
           <w:ilvl w:val="0"/>
-          <w:numId w:val="20"/>
+          <w:numId w:val="13"/>
         </w:numPr>
         <w:ind w:left="720" w:hanging="360"/>
         <w:rPr>
@@ -126,7 +115,7 @@
       <w:pPr>
         <w:numPr>
           <w:ilvl w:val="0"/>
-          <w:numId w:val="20"/>
+          <w:numId w:val="13"/>
         </w:numPr>
         <w:ind w:left="720" w:hanging="360"/>
         <w:rPr>
@@ -216,7 +205,7 @@
           <w:szCs w:val="26"/>
         </w:rPr>
       </w:pPr>
-      <w:bookmarkStart w:colFirst="0" w:colLast="0" w:name="_53l349wqg30g" w:id="0"/>
+      <w:bookmarkStart w:colFirst="0" w:colLast="0" w:name="_heading=h.fd1qaup9thuu" w:id="0"/>
       <w:bookmarkEnd w:id="0"/>
       <w:r>
         <w:rPr>
@@ -234,10 +223,11 @@
       <w:pPr>
         <w:numPr>
           <w:ilvl w:val="0"/>
-          <w:numId w:val="16"/>
+          <w:numId w:val="8"/>
         </w:numPr>
-        <w:spacing w:after="0" w:afterAutospacing="0" w:before="240" w:lineRule="auto"/>
+        <w:spacing w:after="0" w:before="240" w:lineRule="auto"/>
         <w:ind w:left="720" w:hanging="360"/>
+        <w:rPr/>
       </w:pPr>
       <w:r>
         <w:rPr>
@@ -247,13 +237,21 @@
         </w:rPr>
         <w:t xml:space="preserve">Public key</w:t>
       </w:r>
-      <w:r>
-        <w:rPr>
-          <w:rFonts w:ascii="Arial Unicode MS" w:cs="Arial Unicode MS" w:eastAsia="Arial Unicode MS" w:hAnsi="Arial Unicode MS"/>
-          <w:rtl w:val="0"/>
-        </w:rPr>
-        <w:t xml:space="preserve"> → shared with everyone, used to </w:t>
-      </w:r>
+      <w:sdt>
+        <w:sdtPr>
+          <w:id w:val="-279529301"/>
+          <w:tag w:val="goog_rdk_0"/>
+        </w:sdtPr>
+        <w:sdtContent>
+          <w:r>
+            <w:rPr>
+              <w:rFonts w:ascii="Arial Unicode MS" w:cs="Arial Unicode MS" w:eastAsia="Arial Unicode MS" w:hAnsi="Arial Unicode MS"/>
+              <w:rtl w:val="0"/>
+            </w:rPr>
+            <w:t xml:space="preserve"> → shared with everyone, used to </w:t>
+          </w:r>
+        </w:sdtContent>
+      </w:sdt>
       <w:r>
         <w:rPr>
           <w:b w:val="1"/>
@@ -274,10 +272,11 @@
       <w:pPr>
         <w:numPr>
           <w:ilvl w:val="0"/>
-          <w:numId w:val="16"/>
+          <w:numId w:val="8"/>
         </w:numPr>
-        <w:spacing w:after="240" w:before="0" w:beforeAutospacing="0" w:lineRule="auto"/>
+        <w:spacing w:after="240" w:before="0" w:lineRule="auto"/>
         <w:ind w:left="720" w:hanging="360"/>
+        <w:rPr/>
       </w:pPr>
       <w:r>
         <w:rPr>
@@ -287,13 +286,21 @@
         </w:rPr>
         <w:t xml:space="preserve">Private key</w:t>
       </w:r>
-      <w:r>
-        <w:rPr>
-          <w:rFonts w:ascii="Arial Unicode MS" w:cs="Arial Unicode MS" w:eastAsia="Arial Unicode MS" w:hAnsi="Arial Unicode MS"/>
-          <w:rtl w:val="0"/>
-        </w:rPr>
-        <w:t xml:space="preserve"> → kept secret, used to </w:t>
-      </w:r>
+      <w:sdt>
+        <w:sdtPr>
+          <w:id w:val="579915642"/>
+          <w:tag w:val="goog_rdk_1"/>
+        </w:sdtPr>
+        <w:sdtContent>
+          <w:r>
+            <w:rPr>
+              <w:rFonts w:ascii="Arial Unicode MS" w:cs="Arial Unicode MS" w:eastAsia="Arial Unicode MS" w:hAnsi="Arial Unicode MS"/>
+              <w:rtl w:val="0"/>
+            </w:rPr>
+            <w:t xml:space="preserve"> → kept secret, used to </w:t>
+          </w:r>
+        </w:sdtContent>
+      </w:sdt>
       <w:r>
         <w:rPr>
           <w:b w:val="1"/>
@@ -351,7 +358,7 @@
           <w:szCs w:val="26"/>
         </w:rPr>
       </w:pPr>
-      <w:bookmarkStart w:colFirst="0" w:colLast="0" w:name="_l5sym1x0h27o" w:id="1"/>
+      <w:bookmarkStart w:colFirst="0" w:colLast="0" w:name="_heading=h.uvtppbrm7fp8" w:id="1"/>
       <w:bookmarkEnd w:id="1"/>
       <w:r>
         <w:rPr>
@@ -434,7 +441,7 @@
           <w:szCs w:val="26"/>
         </w:rPr>
       </w:pPr>
-      <w:bookmarkStart w:colFirst="0" w:colLast="0" w:name="_de3qexvxdkp1" w:id="2"/>
+      <w:bookmarkStart w:colFirst="0" w:colLast="0" w:name="_heading=h.arfd1787zuz" w:id="2"/>
       <w:bookmarkEnd w:id="2"/>
       <w:r>
         <w:rPr>
@@ -452,10 +459,11 @@
       <w:pPr>
         <w:numPr>
           <w:ilvl w:val="0"/>
-          <w:numId w:val="18"/>
+          <w:numId w:val="10"/>
         </w:numPr>
-        <w:spacing w:after="0" w:afterAutospacing="0" w:before="240" w:lineRule="auto"/>
+        <w:spacing w:after="0" w:before="240" w:lineRule="auto"/>
         <w:ind w:left="720" w:hanging="360"/>
+        <w:rPr/>
       </w:pPr>
       <w:r>
         <w:rPr>
@@ -469,10 +477,11 @@
       <w:pPr>
         <w:numPr>
           <w:ilvl w:val="0"/>
-          <w:numId w:val="18"/>
+          <w:numId w:val="10"/>
         </w:numPr>
-        <w:spacing w:after="0" w:afterAutospacing="0" w:before="0" w:beforeAutospacing="0" w:lineRule="auto"/>
+        <w:spacing w:after="0" w:before="0" w:lineRule="auto"/>
         <w:ind w:left="720" w:hanging="360"/>
+        <w:rPr/>
       </w:pPr>
       <w:r>
         <w:rPr>
@@ -486,10 +495,11 @@
       <w:pPr>
         <w:numPr>
           <w:ilvl w:val="0"/>
-          <w:numId w:val="18"/>
+          <w:numId w:val="10"/>
         </w:numPr>
-        <w:spacing w:after="240" w:before="0" w:beforeAutospacing="0" w:lineRule="auto"/>
+        <w:spacing w:after="240" w:before="0" w:lineRule="auto"/>
         <w:ind w:left="720" w:hanging="360"/>
+        <w:rPr/>
       </w:pPr>
       <w:r>
         <w:rPr>
@@ -514,7 +524,7 @@
           <w:szCs w:val="26"/>
         </w:rPr>
       </w:pPr>
-      <w:bookmarkStart w:colFirst="0" w:colLast="0" w:name="_e1vu284h52pu" w:id="3"/>
+      <w:bookmarkStart w:colFirst="0" w:colLast="0" w:name="_heading=h.txf9tr9i1fqn" w:id="3"/>
       <w:bookmarkEnd w:id="3"/>
       <w:r>
         <w:rPr>
@@ -532,10 +542,11 @@
       <w:pPr>
         <w:numPr>
           <w:ilvl w:val="0"/>
-          <w:numId w:val="8"/>
+          <w:numId w:val="22"/>
         </w:numPr>
-        <w:spacing w:after="0" w:afterAutospacing="0" w:before="240" w:lineRule="auto"/>
+        <w:spacing w:after="0" w:before="240" w:lineRule="auto"/>
         <w:ind w:left="720" w:hanging="360"/>
+        <w:rPr/>
       </w:pPr>
       <w:r>
         <w:rPr>
@@ -552,15 +563,21 @@
         <w:t xml:space="preserve">public key</w:t>
         <w:br w:type="textWrapping"/>
       </w:r>
+      <w:r>
+        <w:rPr>
+          <w:rtl w:val="0"/>
+        </w:rPr>
+      </w:r>
     </w:p>
     <w:p>
       <w:pPr>
         <w:numPr>
           <w:ilvl w:val="0"/>
-          <w:numId w:val="8"/>
+          <w:numId w:val="22"/>
         </w:numPr>
-        <w:spacing w:after="0" w:afterAutospacing="0" w:before="0" w:beforeAutospacing="0" w:lineRule="auto"/>
+        <w:spacing w:after="0" w:before="0" w:lineRule="auto"/>
         <w:ind w:left="720" w:hanging="360"/>
+        <w:rPr/>
       </w:pPr>
       <w:r>
         <w:rPr>
@@ -574,10 +591,11 @@
       <w:pPr>
         <w:numPr>
           <w:ilvl w:val="0"/>
-          <w:numId w:val="8"/>
+          <w:numId w:val="22"/>
         </w:numPr>
-        <w:spacing w:after="240" w:before="0" w:beforeAutospacing="0" w:lineRule="auto"/>
+        <w:spacing w:after="240" w:before="0" w:lineRule="auto"/>
         <w:ind w:left="720" w:hanging="360"/>
+        <w:rPr/>
       </w:pPr>
       <w:r>
         <w:rPr>
@@ -645,7 +663,7 @@
       <w:pPr>
         <w:numPr>
           <w:ilvl w:val="0"/>
-          <w:numId w:val="13"/>
+          <w:numId w:val="5"/>
         </w:numPr>
         <w:ind w:left="720" w:hanging="360"/>
         <w:rPr>
@@ -658,7 +676,7 @@
           <wp:inline distB="114300" distT="114300" distL="114300" distR="114300">
             <wp:extent cx="5943600" cy="2552700"/>
             <wp:effectExtent b="0" l="0" r="0" t="0"/>
-            <wp:docPr id="1" name="image1.png"/>
+            <wp:docPr id="2" name="image1.png"/>
             <a:graphic>
               <a:graphicData uri="http://schemas.openxmlformats.org/drawingml/2006/picture">
                 <pic:pic>
@@ -667,7 +685,7 @@
                     <pic:cNvPicPr preferRelativeResize="0"/>
                   </pic:nvPicPr>
                   <pic:blipFill>
-                    <a:blip r:embed="rId6"/>
+                    <a:blip r:embed="rId7"/>
                     <a:srcRect b="0" l="0" r="0" t="0"/>
                     <a:stretch>
                       <a:fillRect/>
@@ -772,24 +790,50 @@
       <w:pPr>
         <w:rPr/>
       </w:pPr>
-      <w:r>
-        <w:rPr>
-          <w:rFonts w:ascii="Arial Unicode MS" w:cs="Arial Unicode MS" w:eastAsia="Arial Unicode MS" w:hAnsi="Arial Unicode MS"/>
-          <w:rtl w:val="0"/>
-        </w:rPr>
-        <w:t xml:space="preserve">| Same key encrypts &amp; decrypts? | ✅ Yes                          | ❌ No                                 |</w:t>
-      </w:r>
-    </w:p>
-    <w:p>
-      <w:pPr>
-        <w:rPr/>
-      </w:pPr>
-      <w:r>
-        <w:rPr>
-          <w:rFonts w:ascii="Arial Unicode MS" w:cs="Arial Unicode MS" w:eastAsia="Arial Unicode MS" w:hAnsi="Arial Unicode MS"/>
-          <w:rtl w:val="0"/>
-        </w:rPr>
-        <w:t xml:space="preserve">| Key sharing                   | ❌ Must be shared secretly      | ✅ Public key can be shared openly    |</w:t>
+      <w:sdt>
+        <w:sdtPr>
+          <w:id w:val="1685514364"/>
+          <w:tag w:val="goog_rdk_2"/>
+        </w:sdtPr>
+        <w:sdtContent>
+          <w:r>
+            <w:rPr>
+              <w:rFonts w:ascii="Arial Unicode MS" w:cs="Arial Unicode MS" w:eastAsia="Arial Unicode MS" w:hAnsi="Arial Unicode MS"/>
+              <w:rtl w:val="0"/>
+            </w:rPr>
+            <w:t xml:space="preserve">| Same key encrypts &amp; decrypts? | ✅ Yes                          | ❌ No                                 |</w:t>
+          </w:r>
+        </w:sdtContent>
+      </w:sdt>
+      <w:r>
+        <w:rPr>
+          <w:rtl w:val="0"/>
+        </w:rPr>
+      </w:r>
+    </w:p>
+    <w:p>
+      <w:pPr>
+        <w:rPr/>
+      </w:pPr>
+      <w:sdt>
+        <w:sdtPr>
+          <w:id w:val="1183184508"/>
+          <w:tag w:val="goog_rdk_3"/>
+        </w:sdtPr>
+        <w:sdtContent>
+          <w:r>
+            <w:rPr>
+              <w:rFonts w:ascii="Arial Unicode MS" w:cs="Arial Unicode MS" w:eastAsia="Arial Unicode MS" w:hAnsi="Arial Unicode MS"/>
+              <w:rtl w:val="0"/>
+            </w:rPr>
+            <w:t xml:space="preserve">| Key sharing                   | ❌ Must be shared secretly      | ✅ Public key can be shared openly    |</w:t>
+          </w:r>
+        </w:sdtContent>
+      </w:sdt>
+      <w:r>
+        <w:rPr>
+          <w:rtl w:val="0"/>
+        </w:rPr>
       </w:r>
     </w:p>
     <w:p>
@@ -903,12 +947,25 @@
       <w:pPr>
         <w:rPr/>
       </w:pPr>
-      <w:r>
-        <w:rPr>
-          <w:rFonts w:ascii="Arial Unicode MS" w:cs="Arial Unicode MS" w:eastAsia="Arial Unicode MS" w:hAnsi="Arial Unicode MS"/>
-          <w:rtl w:val="0"/>
-        </w:rPr>
-        <w:t xml:space="preserve">* If someone steals the key → they can read *everything*</w:t>
+      <w:sdt>
+        <w:sdtPr>
+          <w:id w:val="1049427244"/>
+          <w:tag w:val="goog_rdk_4"/>
+        </w:sdtPr>
+        <w:sdtContent>
+          <w:r>
+            <w:rPr>
+              <w:rFonts w:ascii="Arial Unicode MS" w:cs="Arial Unicode MS" w:eastAsia="Arial Unicode MS" w:hAnsi="Arial Unicode MS"/>
+              <w:rtl w:val="0"/>
+            </w:rPr>
+            <w:t xml:space="preserve">* If someone steals the key → they can read *everything*</w:t>
+          </w:r>
+        </w:sdtContent>
+      </w:sdt>
+      <w:r>
+        <w:rPr>
+          <w:rtl w:val="0"/>
+        </w:rPr>
       </w:r>
     </w:p>
     <w:p>
@@ -1509,7 +1566,7 @@
       <w:pPr>
         <w:numPr>
           <w:ilvl w:val="0"/>
-          <w:numId w:val="13"/>
+          <w:numId w:val="5"/>
         </w:numPr>
         <w:ind w:left="720" w:hanging="360"/>
         <w:rPr>
@@ -1521,6 +1578,11 @@
           <w:rtl w:val="0"/>
         </w:rPr>
         <w:t xml:space="preserve">How does encryption work</w:t>
+      </w:r>
+      <w:r>
+        <w:rPr>
+          <w:rtl w:val="0"/>
+        </w:rPr>
       </w:r>
     </w:p>
     <w:p>
@@ -1536,7 +1598,7 @@
           <w:szCs w:val="46"/>
         </w:rPr>
       </w:pPr>
-      <w:bookmarkStart w:colFirst="0" w:colLast="0" w:name="_4u0w6ys4rk8d" w:id="4"/>
+      <w:bookmarkStart w:colFirst="0" w:colLast="0" w:name="_heading=h.lb2xfjgwhik" w:id="4"/>
       <w:bookmarkEnd w:id="4"/>
       <w:r>
         <w:rPr>
@@ -1562,7 +1624,7 @@
           <w:szCs w:val="34"/>
         </w:rPr>
       </w:pPr>
-      <w:bookmarkStart w:colFirst="0" w:colLast="0" w:name="_i886py5demy2" w:id="5"/>
+      <w:bookmarkStart w:colFirst="0" w:colLast="0" w:name="_heading=h.ibcohydbhstm" w:id="5"/>
       <w:bookmarkEnd w:id="5"/>
       <w:r>
         <w:rPr>
@@ -1579,10 +1641,11 @@
       <w:pPr>
         <w:numPr>
           <w:ilvl w:val="0"/>
-          <w:numId w:val="7"/>
+          <w:numId w:val="21"/>
         </w:numPr>
-        <w:spacing w:after="0" w:afterAutospacing="0" w:before="240" w:lineRule="auto"/>
+        <w:spacing w:after="0" w:before="240" w:lineRule="auto"/>
         <w:ind w:left="720" w:hanging="360"/>
+        <w:rPr/>
       </w:pPr>
       <w:r>
         <w:rPr>
@@ -1595,10 +1658,11 @@
       <w:pPr>
         <w:numPr>
           <w:ilvl w:val="0"/>
-          <w:numId w:val="7"/>
+          <w:numId w:val="21"/>
         </w:numPr>
-        <w:spacing w:after="0" w:afterAutospacing="0" w:before="0" w:beforeAutospacing="0" w:lineRule="auto"/>
+        <w:spacing w:after="0" w:before="0" w:lineRule="auto"/>
         <w:ind w:left="720" w:hanging="360"/>
+        <w:rPr/>
       </w:pPr>
       <w:r>
         <w:rPr>
@@ -1611,10 +1675,11 @@
       <w:pPr>
         <w:numPr>
           <w:ilvl w:val="0"/>
-          <w:numId w:val="7"/>
+          <w:numId w:val="21"/>
         </w:numPr>
-        <w:spacing w:after="0" w:afterAutospacing="0" w:before="0" w:beforeAutospacing="0" w:lineRule="auto"/>
+        <w:spacing w:after="0" w:before="0" w:lineRule="auto"/>
         <w:ind w:left="720" w:hanging="360"/>
+        <w:rPr/>
       </w:pPr>
       <w:r>
         <w:rPr>
@@ -1627,10 +1692,11 @@
       <w:pPr>
         <w:numPr>
           <w:ilvl w:val="0"/>
-          <w:numId w:val="7"/>
+          <w:numId w:val="21"/>
         </w:numPr>
-        <w:spacing w:after="0" w:afterAutospacing="0" w:before="0" w:beforeAutospacing="0" w:lineRule="auto"/>
+        <w:spacing w:after="0" w:before="0" w:lineRule="auto"/>
         <w:ind w:left="720" w:hanging="360"/>
+        <w:rPr/>
       </w:pPr>
       <w:r>
         <w:rPr>
@@ -1643,10 +1709,11 @@
       <w:pPr>
         <w:numPr>
           <w:ilvl w:val="0"/>
-          <w:numId w:val="7"/>
+          <w:numId w:val="21"/>
         </w:numPr>
-        <w:spacing w:after="0" w:afterAutospacing="0" w:before="0" w:beforeAutospacing="0" w:lineRule="auto"/>
+        <w:spacing w:after="0" w:before="0" w:lineRule="auto"/>
         <w:ind w:left="720" w:hanging="360"/>
+        <w:rPr/>
       </w:pPr>
       <w:r>
         <w:rPr>
@@ -1659,10 +1726,11 @@
       <w:pPr>
         <w:numPr>
           <w:ilvl w:val="0"/>
-          <w:numId w:val="7"/>
+          <w:numId w:val="21"/>
         </w:numPr>
-        <w:spacing w:after="0" w:afterAutospacing="0" w:before="0" w:beforeAutospacing="0" w:lineRule="auto"/>
+        <w:spacing w:after="0" w:before="0" w:lineRule="auto"/>
         <w:ind w:left="720" w:hanging="360"/>
+        <w:rPr/>
       </w:pPr>
       <w:r>
         <w:rPr>
@@ -1675,10 +1743,11 @@
       <w:pPr>
         <w:numPr>
           <w:ilvl w:val="0"/>
-          <w:numId w:val="7"/>
+          <w:numId w:val="21"/>
         </w:numPr>
-        <w:spacing w:after="240" w:before="0" w:beforeAutospacing="0" w:lineRule="auto"/>
+        <w:spacing w:after="240" w:before="0" w:lineRule="auto"/>
         <w:ind w:left="720" w:hanging="360"/>
+        <w:rPr/>
       </w:pPr>
       <w:r>
         <w:rPr>
@@ -1715,7 +1784,7 @@
           <w:szCs w:val="34"/>
         </w:rPr>
       </w:pPr>
-      <w:bookmarkStart w:colFirst="0" w:colLast="0" w:name="_pi7n24gr3zu2" w:id="6"/>
+      <w:bookmarkStart w:colFirst="0" w:colLast="0" w:name="_heading=h.efu6k6y55ewa" w:id="6"/>
       <w:bookmarkEnd w:id="6"/>
       <w:r>
         <w:rPr>
@@ -1768,15 +1837,101 @@
           <w:szCs w:val="26"/>
         </w:rPr>
       </w:pPr>
-      <w:bookmarkStart w:colFirst="0" w:colLast="0" w:name="_d103r3qddtg4" w:id="7"/>
+      <w:bookmarkStart w:colFirst="0" w:colLast="0" w:name="_heading=h.fv9acbl3ycf0" w:id="7"/>
       <w:bookmarkEnd w:id="7"/>
       <w:r>
+        <w:rPr>
+          <w:rtl w:val="0"/>
+        </w:rPr>
+      </w:r>
+    </w:p>
+    <w:p>
+      <w:pPr>
+        <w:pStyle w:val="Heading3"/>
+        <w:keepNext w:val="0"/>
+        <w:keepLines w:val="0"/>
+        <w:spacing w:before="280" w:lineRule="auto"/>
         <w:rPr>
           <w:b w:val="1"/>
           <w:bCs w:val="1"/>
           <w:color w:val="000000"/>
           <w:sz w:val="26"/>
           <w:szCs w:val="26"/>
+        </w:rPr>
+      </w:pPr>
+      <w:bookmarkStart w:colFirst="0" w:colLast="0" w:name="_heading=h.n464jwvb7l5h" w:id="8"/>
+      <w:bookmarkEnd w:id="8"/>
+      <w:r>
+        <w:rPr>
+          <w:rtl w:val="0"/>
+        </w:rPr>
+      </w:r>
+    </w:p>
+    <w:p>
+      <w:pPr>
+        <w:pStyle w:val="Heading3"/>
+        <w:keepNext w:val="0"/>
+        <w:keepLines w:val="0"/>
+        <w:spacing w:before="280" w:lineRule="auto"/>
+        <w:rPr>
+          <w:b w:val="1"/>
+          <w:bCs w:val="1"/>
+          <w:color w:val="000000"/>
+          <w:sz w:val="26"/>
+          <w:szCs w:val="26"/>
+        </w:rPr>
+      </w:pPr>
+      <w:bookmarkStart w:colFirst="0" w:colLast="0" w:name="_heading=h.23s6dpg3ko8w" w:id="9"/>
+      <w:bookmarkEnd w:id="9"/>
+      <w:r>
+        <w:rPr>
+          <w:rtl w:val="0"/>
+        </w:rPr>
+      </w:r>
+    </w:p>
+    <w:p>
+      <w:pPr>
+        <w:rPr/>
+      </w:pPr>
+      <w:r>
+        <w:rPr>
+          <w:rtl w:val="0"/>
+        </w:rPr>
+      </w:r>
+    </w:p>
+    <w:p>
+      <w:pPr>
+        <w:rPr/>
+      </w:pPr>
+      <w:r>
+        <w:rPr>
+          <w:rtl w:val="0"/>
+        </w:rPr>
+      </w:r>
+    </w:p>
+    <w:p>
+      <w:pPr>
+        <w:pStyle w:val="Heading3"/>
+        <w:keepNext w:val="0"/>
+        <w:keepLines w:val="0"/>
+        <w:spacing w:before="280" w:lineRule="auto"/>
+        <w:rPr>
+          <w:b w:val="1"/>
+          <w:bCs w:val="1"/>
+          <w:color w:val="000000"/>
+          <w:sz w:val="26"/>
+          <w:szCs w:val="26"/>
+        </w:rPr>
+      </w:pPr>
+      <w:bookmarkStart w:colFirst="0" w:colLast="0" w:name="_heading=h.yzcpuzvvtygy" w:id="10"/>
+      <w:bookmarkEnd w:id="10"/>
+      <w:r>
+        <w:rPr>
+          <w:b w:val="1"/>
+          <w:bCs w:val="1"/>
+          <w:color w:val="000000"/>
+          <w:sz w:val="26"/>
+          <w:szCs w:val="26"/>
           <w:rtl w:val="0"/>
         </w:rPr>
         <w:t xml:space="preserve">Types of Encryption</w:t>
@@ -1841,12 +1996,25 @@
       <w:pPr>
         <w:rPr/>
       </w:pPr>
-      <w:r>
-        <w:rPr>
-          <w:rFonts w:ascii="Arial Unicode MS" w:cs="Arial Unicode MS" w:eastAsia="Arial Unicode MS" w:hAnsi="Arial Unicode MS"/>
-          <w:rtl w:val="0"/>
-        </w:rPr>
-        <w:t xml:space="preserve">│     Input → Hash → Cannot Reverse                       │</w:t>
+      <w:sdt>
+        <w:sdtPr>
+          <w:id w:val="-1319139401"/>
+          <w:tag w:val="goog_rdk_5"/>
+        </w:sdtPr>
+        <w:sdtContent>
+          <w:r>
+            <w:rPr>
+              <w:rFonts w:ascii="Arial Unicode MS" w:cs="Arial Unicode MS" w:eastAsia="Arial Unicode MS" w:hAnsi="Arial Unicode MS"/>
+              <w:rtl w:val="0"/>
+            </w:rPr>
+            <w:t xml:space="preserve">│     Input → Hash → Cannot Reverse                       │</w:t>
+          </w:r>
+        </w:sdtContent>
+      </w:sdt>
+      <w:r>
+        <w:rPr>
+          <w:rtl w:val="0"/>
+        </w:rPr>
       </w:r>
     </w:p>
     <w:p>
@@ -1886,12 +2054,25 @@
       <w:pPr>
         <w:rPr/>
       </w:pPr>
-      <w:r>
-        <w:rPr>
-          <w:rFonts w:ascii="Arial Unicode MS" w:cs="Arial Unicode MS" w:eastAsia="Arial Unicode MS" w:hAnsi="Arial Unicode MS"/>
-          <w:rtl w:val="0"/>
-        </w:rPr>
-        <w:t xml:space="preserve">│     Key → Encrypt → Decrypt → Original                  │</w:t>
+      <w:sdt>
+        <w:sdtPr>
+          <w:id w:val="2081714432"/>
+          <w:tag w:val="goog_rdk_6"/>
+        </w:sdtPr>
+        <w:sdtContent>
+          <w:r>
+            <w:rPr>
+              <w:rFonts w:ascii="Arial Unicode MS" w:cs="Arial Unicode MS" w:eastAsia="Arial Unicode MS" w:hAnsi="Arial Unicode MS"/>
+              <w:rtl w:val="0"/>
+            </w:rPr>
+            <w:t xml:space="preserve">│     Key → Encrypt → Decrypt → Original                  │</w:t>
+          </w:r>
+        </w:sdtContent>
+      </w:sdt>
+      <w:r>
+        <w:rPr>
+          <w:rtl w:val="0"/>
+        </w:rPr>
       </w:r>
     </w:p>
     <w:p>
@@ -1931,24 +2112,50 @@
       <w:pPr>
         <w:rPr/>
       </w:pPr>
-      <w:r>
-        <w:rPr>
-          <w:rFonts w:ascii="Arial Unicode MS" w:cs="Arial Unicode MS" w:eastAsia="Arial Unicode MS" w:hAnsi="Arial Unicode MS"/>
-          <w:rtl w:val="0"/>
-        </w:rPr>
-        <w:t xml:space="preserve">│     Public Key → Encrypt                                │</w:t>
-      </w:r>
-    </w:p>
-    <w:p>
-      <w:pPr>
-        <w:rPr/>
-      </w:pPr>
-      <w:r>
-        <w:rPr>
-          <w:rFonts w:ascii="Arial Unicode MS" w:cs="Arial Unicode MS" w:eastAsia="Arial Unicode MS" w:hAnsi="Arial Unicode MS"/>
-          <w:rtl w:val="0"/>
-        </w:rPr>
-        <w:t xml:space="preserve">│     Private Key → Decrypt                               │</w:t>
+      <w:sdt>
+        <w:sdtPr>
+          <w:id w:val="848511930"/>
+          <w:tag w:val="goog_rdk_7"/>
+        </w:sdtPr>
+        <w:sdtContent>
+          <w:r>
+            <w:rPr>
+              <w:rFonts w:ascii="Arial Unicode MS" w:cs="Arial Unicode MS" w:eastAsia="Arial Unicode MS" w:hAnsi="Arial Unicode MS"/>
+              <w:rtl w:val="0"/>
+            </w:rPr>
+            <w:t xml:space="preserve">│     Public Key → Encrypt                                │</w:t>
+          </w:r>
+        </w:sdtContent>
+      </w:sdt>
+      <w:r>
+        <w:rPr>
+          <w:rtl w:val="0"/>
+        </w:rPr>
+      </w:r>
+    </w:p>
+    <w:p>
+      <w:pPr>
+        <w:rPr/>
+      </w:pPr>
+      <w:sdt>
+        <w:sdtPr>
+          <w:id w:val="1449614762"/>
+          <w:tag w:val="goog_rdk_8"/>
+        </w:sdtPr>
+        <w:sdtContent>
+          <w:r>
+            <w:rPr>
+              <w:rFonts w:ascii="Arial Unicode MS" w:cs="Arial Unicode MS" w:eastAsia="Arial Unicode MS" w:hAnsi="Arial Unicode MS"/>
+              <w:rtl w:val="0"/>
+            </w:rPr>
+            <w:t xml:space="preserve">│     Private Key → Decrypt                               │</w:t>
+          </w:r>
+        </w:sdtContent>
+      </w:sdt>
+      <w:r>
+        <w:rPr>
+          <w:rtl w:val="0"/>
+        </w:rPr>
       </w:r>
     </w:p>
     <w:p>
@@ -2066,8 +2273,8 @@
           <w:szCs w:val="34"/>
         </w:rPr>
       </w:pPr>
-      <w:bookmarkStart w:colFirst="0" w:colLast="0" w:name="_ouq6v1xjbvho" w:id="8"/>
-      <w:bookmarkEnd w:id="8"/>
+      <w:bookmarkStart w:colFirst="0" w:colLast="0" w:name="_heading=h.gswaj76moow2" w:id="11"/>
+      <w:bookmarkEnd w:id="11"/>
       <w:r>
         <w:rPr>
           <w:b w:val="1"/>
@@ -2093,8 +2300,8 @@
           <w:szCs w:val="26"/>
         </w:rPr>
       </w:pPr>
-      <w:bookmarkStart w:colFirst="0" w:colLast="0" w:name="_biuoos3z8tpr" w:id="9"/>
-      <w:bookmarkEnd w:id="9"/>
+      <w:bookmarkStart w:colFirst="0" w:colLast="0" w:name="_heading=h.ognwwpzehlfj" w:id="12"/>
+      <w:bookmarkEnd w:id="12"/>
       <w:r>
         <w:rPr>
           <w:b w:val="1"/>
@@ -2111,10 +2318,11 @@
       <w:pPr>
         <w:numPr>
           <w:ilvl w:val="0"/>
-          <w:numId w:val="2"/>
+          <w:numId w:val="12"/>
         </w:numPr>
-        <w:spacing w:after="0" w:afterAutospacing="0" w:before="240" w:lineRule="auto"/>
+        <w:spacing w:after="0" w:before="240" w:lineRule="auto"/>
         <w:ind w:left="720" w:hanging="360"/>
+        <w:rPr/>
       </w:pPr>
       <w:r>
         <w:rPr>
@@ -2135,10 +2343,11 @@
       <w:pPr>
         <w:numPr>
           <w:ilvl w:val="0"/>
-          <w:numId w:val="2"/>
+          <w:numId w:val="12"/>
         </w:numPr>
-        <w:spacing w:after="0" w:afterAutospacing="0" w:before="0" w:beforeAutospacing="0" w:lineRule="auto"/>
+        <w:spacing w:after="0" w:before="0" w:lineRule="auto"/>
         <w:ind w:left="720" w:hanging="360"/>
+        <w:rPr/>
       </w:pPr>
       <w:r>
         <w:rPr>
@@ -2159,10 +2368,11 @@
       <w:pPr>
         <w:numPr>
           <w:ilvl w:val="0"/>
-          <w:numId w:val="2"/>
+          <w:numId w:val="12"/>
         </w:numPr>
-        <w:spacing w:after="0" w:afterAutospacing="0" w:before="0" w:beforeAutospacing="0" w:lineRule="auto"/>
+        <w:spacing w:after="0" w:before="0" w:lineRule="auto"/>
         <w:ind w:left="720" w:hanging="360"/>
+        <w:rPr/>
       </w:pPr>
       <w:r>
         <w:rPr>
@@ -2183,10 +2393,11 @@
       <w:pPr>
         <w:numPr>
           <w:ilvl w:val="0"/>
-          <w:numId w:val="2"/>
+          <w:numId w:val="12"/>
         </w:numPr>
-        <w:spacing w:after="240" w:before="0" w:beforeAutospacing="0" w:lineRule="auto"/>
+        <w:spacing w:after="240" w:before="0" w:lineRule="auto"/>
         <w:ind w:left="720" w:hanging="360"/>
+        <w:rPr/>
       </w:pPr>
       <w:r>
         <w:rPr>
@@ -2217,8 +2428,8 @@
           <w:szCs w:val="26"/>
         </w:rPr>
       </w:pPr>
-      <w:bookmarkStart w:colFirst="0" w:colLast="0" w:name="_ah6agvxbacfd" w:id="10"/>
-      <w:bookmarkEnd w:id="10"/>
+      <w:bookmarkStart w:colFirst="0" w:colLast="0" w:name="_heading=h.chrowy8kxza2" w:id="13"/>
+      <w:bookmarkEnd w:id="13"/>
       <w:r>
         <w:rPr>
           <w:b w:val="1"/>
@@ -2235,10 +2446,11 @@
       <w:pPr>
         <w:numPr>
           <w:ilvl w:val="0"/>
-          <w:numId w:val="6"/>
+          <w:numId w:val="20"/>
         </w:numPr>
-        <w:spacing w:after="0" w:afterAutospacing="0" w:before="240" w:lineRule="auto"/>
+        <w:spacing w:after="0" w:before="240" w:lineRule="auto"/>
         <w:ind w:left="720" w:hanging="360"/>
+        <w:rPr/>
       </w:pPr>
       <w:r>
         <w:rPr>
@@ -2259,10 +2471,11 @@
       <w:pPr>
         <w:numPr>
           <w:ilvl w:val="0"/>
-          <w:numId w:val="6"/>
+          <w:numId w:val="20"/>
         </w:numPr>
-        <w:spacing w:after="0" w:afterAutospacing="0" w:before="0" w:beforeAutospacing="0" w:lineRule="auto"/>
+        <w:spacing w:after="0" w:before="0" w:lineRule="auto"/>
         <w:ind w:left="720" w:hanging="360"/>
+        <w:rPr/>
       </w:pPr>
       <w:r>
         <w:rPr>
@@ -2283,10 +2496,11 @@
       <w:pPr>
         <w:numPr>
           <w:ilvl w:val="0"/>
-          <w:numId w:val="6"/>
+          <w:numId w:val="20"/>
         </w:numPr>
-        <w:spacing w:after="240" w:before="0" w:beforeAutospacing="0" w:lineRule="auto"/>
+        <w:spacing w:after="240" w:before="0" w:lineRule="auto"/>
         <w:ind w:left="720" w:hanging="360"/>
+        <w:rPr/>
       </w:pPr>
       <w:r>
         <w:rPr>
@@ -2317,8 +2531,8 @@
           <w:szCs w:val="26"/>
         </w:rPr>
       </w:pPr>
-      <w:bookmarkStart w:colFirst="0" w:colLast="0" w:name="_368teo4nbzu4" w:id="11"/>
-      <w:bookmarkEnd w:id="11"/>
+      <w:bookmarkStart w:colFirst="0" w:colLast="0" w:name="_heading=h.18jn6kxxcefd" w:id="14"/>
+      <w:bookmarkEnd w:id="14"/>
       <w:r>
         <w:rPr>
           <w:b w:val="1"/>
@@ -2486,8 +2700,8 @@
           <w:szCs w:val="26"/>
         </w:rPr>
       </w:pPr>
-      <w:bookmarkStart w:colFirst="0" w:colLast="0" w:name="_51nq0ucmuhe" w:id="12"/>
-      <w:bookmarkEnd w:id="12"/>
+      <w:bookmarkStart w:colFirst="0" w:colLast="0" w:name="_heading=h.se3687kyl8or" w:id="15"/>
+      <w:bookmarkEnd w:id="15"/>
       <w:r>
         <w:rPr>
           <w:b w:val="1"/>
@@ -2698,8 +2912,8 @@
           <w:szCs w:val="26"/>
         </w:rPr>
       </w:pPr>
-      <w:bookmarkStart w:colFirst="0" w:colLast="0" w:name="_futhrtq2o1em" w:id="13"/>
-      <w:bookmarkEnd w:id="13"/>
+      <w:bookmarkStart w:colFirst="0" w:colLast="0" w:name="_heading=h.47c37469cpwa" w:id="16"/>
+      <w:bookmarkEnd w:id="16"/>
       <w:r>
         <w:rPr>
           <w:b w:val="1"/>
@@ -2718,15 +2932,29 @@
           <w:ilvl w:val="0"/>
           <w:numId w:val="1"/>
         </w:numPr>
-        <w:spacing w:after="0" w:afterAutospacing="0" w:before="240" w:lineRule="auto"/>
+        <w:spacing w:after="0" w:before="240" w:lineRule="auto"/>
         <w:ind w:left="720" w:hanging="360"/>
-      </w:pPr>
-      <w:r>
-        <w:rPr>
-          <w:rFonts w:ascii="Arial Unicode MS" w:cs="Arial Unicode MS" w:eastAsia="Arial Unicode MS" w:hAnsi="Arial Unicode MS"/>
-          <w:rtl w:val="0"/>
-        </w:rPr>
-        <w:t xml:space="preserve">✅ Password storage</w:t>
+        <w:rPr/>
+      </w:pPr>
+      <w:sdt>
+        <w:sdtPr>
+          <w:id w:val="880469152"/>
+          <w:tag w:val="goog_rdk_9"/>
+        </w:sdtPr>
+        <w:sdtContent>
+          <w:r>
+            <w:rPr>
+              <w:rFonts w:ascii="Arial Unicode MS" w:cs="Arial Unicode MS" w:eastAsia="Arial Unicode MS" w:hAnsi="Arial Unicode MS"/>
+              <w:rtl w:val="0"/>
+            </w:rPr>
+            <w:t xml:space="preserve">✅ Password storage</w:t>
+          </w:r>
+        </w:sdtContent>
+      </w:sdt>
+      <w:r>
+        <w:rPr>
+          <w:rtl w:val="0"/>
+        </w:rPr>
       </w:r>
     </w:p>
     <w:p>
@@ -2735,15 +2963,29 @@
           <w:ilvl w:val="0"/>
           <w:numId w:val="1"/>
         </w:numPr>
-        <w:spacing w:after="0" w:afterAutospacing="0" w:before="0" w:beforeAutospacing="0" w:lineRule="auto"/>
+        <w:spacing w:after="0" w:before="0" w:lineRule="auto"/>
         <w:ind w:left="720" w:hanging="360"/>
-      </w:pPr>
-      <w:r>
-        <w:rPr>
-          <w:rFonts w:ascii="Arial Unicode MS" w:cs="Arial Unicode MS" w:eastAsia="Arial Unicode MS" w:hAnsi="Arial Unicode MS"/>
-          <w:rtl w:val="0"/>
-        </w:rPr>
-        <w:t xml:space="preserve">✅ File integrity checks (checksums)</w:t>
+        <w:rPr/>
+      </w:pPr>
+      <w:sdt>
+        <w:sdtPr>
+          <w:id w:val="87697432"/>
+          <w:tag w:val="goog_rdk_10"/>
+        </w:sdtPr>
+        <w:sdtContent>
+          <w:r>
+            <w:rPr>
+              <w:rFonts w:ascii="Arial Unicode MS" w:cs="Arial Unicode MS" w:eastAsia="Arial Unicode MS" w:hAnsi="Arial Unicode MS"/>
+              <w:rtl w:val="0"/>
+            </w:rPr>
+            <w:t xml:space="preserve">✅ File integrity checks (checksums)</w:t>
+          </w:r>
+        </w:sdtContent>
+      </w:sdt>
+      <w:r>
+        <w:rPr>
+          <w:rtl w:val="0"/>
+        </w:rPr>
       </w:r>
     </w:p>
     <w:p>
@@ -2752,15 +2994,29 @@
           <w:ilvl w:val="0"/>
           <w:numId w:val="1"/>
         </w:numPr>
-        <w:spacing w:after="0" w:afterAutospacing="0" w:before="0" w:beforeAutospacing="0" w:lineRule="auto"/>
+        <w:spacing w:after="0" w:before="0" w:lineRule="auto"/>
         <w:ind w:left="720" w:hanging="360"/>
-      </w:pPr>
-      <w:r>
-        <w:rPr>
-          <w:rFonts w:ascii="Arial Unicode MS" w:cs="Arial Unicode MS" w:eastAsia="Arial Unicode MS" w:hAnsi="Arial Unicode MS"/>
-          <w:rtl w:val="0"/>
-        </w:rPr>
-        <w:t xml:space="preserve">✅ Digital signatures</w:t>
+        <w:rPr/>
+      </w:pPr>
+      <w:sdt>
+        <w:sdtPr>
+          <w:id w:val="-1673060017"/>
+          <w:tag w:val="goog_rdk_11"/>
+        </w:sdtPr>
+        <w:sdtContent>
+          <w:r>
+            <w:rPr>
+              <w:rFonts w:ascii="Arial Unicode MS" w:cs="Arial Unicode MS" w:eastAsia="Arial Unicode MS" w:hAnsi="Arial Unicode MS"/>
+              <w:rtl w:val="0"/>
+            </w:rPr>
+            <w:t xml:space="preserve">✅ Digital signatures</w:t>
+          </w:r>
+        </w:sdtContent>
+      </w:sdt>
+      <w:r>
+        <w:rPr>
+          <w:rtl w:val="0"/>
+        </w:rPr>
       </w:r>
     </w:p>
     <w:p>
@@ -2769,15 +3025,29 @@
           <w:ilvl w:val="0"/>
           <w:numId w:val="1"/>
         </w:numPr>
-        <w:spacing w:after="0" w:afterAutospacing="0" w:before="0" w:beforeAutospacing="0" w:lineRule="auto"/>
+        <w:spacing w:after="0" w:before="0" w:lineRule="auto"/>
         <w:ind w:left="720" w:hanging="360"/>
-      </w:pPr>
-      <w:r>
-        <w:rPr>
-          <w:rFonts w:ascii="Arial Unicode MS" w:cs="Arial Unicode MS" w:eastAsia="Arial Unicode MS" w:hAnsi="Arial Unicode MS"/>
-          <w:rtl w:val="0"/>
-        </w:rPr>
-        <w:t xml:space="preserve">✅ Detecting data tampering</w:t>
+        <w:rPr/>
+      </w:pPr>
+      <w:sdt>
+        <w:sdtPr>
+          <w:id w:val="-253539328"/>
+          <w:tag w:val="goog_rdk_12"/>
+        </w:sdtPr>
+        <w:sdtContent>
+          <w:r>
+            <w:rPr>
+              <w:rFonts w:ascii="Arial Unicode MS" w:cs="Arial Unicode MS" w:eastAsia="Arial Unicode MS" w:hAnsi="Arial Unicode MS"/>
+              <w:rtl w:val="0"/>
+            </w:rPr>
+            <w:t xml:space="preserve">✅ Detecting data tampering</w:t>
+          </w:r>
+        </w:sdtContent>
+      </w:sdt>
+      <w:r>
+        <w:rPr>
+          <w:rtl w:val="0"/>
+        </w:rPr>
       </w:r>
     </w:p>
     <w:p>
@@ -2786,15 +3056,29 @@
           <w:ilvl w:val="0"/>
           <w:numId w:val="1"/>
         </w:numPr>
-        <w:spacing w:after="240" w:before="0" w:beforeAutospacing="0" w:lineRule="auto"/>
+        <w:spacing w:after="240" w:before="0" w:lineRule="auto"/>
         <w:ind w:left="720" w:hanging="360"/>
-      </w:pPr>
-      <w:r>
-        <w:rPr>
-          <w:rFonts w:ascii="Arial Unicode MS" w:cs="Arial Unicode MS" w:eastAsia="Arial Unicode MS" w:hAnsi="Arial Unicode MS"/>
-          <w:rtl w:val="0"/>
-        </w:rPr>
-        <w:t xml:space="preserve">❌ When you need to decrypt data</w:t>
+        <w:rPr/>
+      </w:pPr>
+      <w:sdt>
+        <w:sdtPr>
+          <w:id w:val="1826199433"/>
+          <w:tag w:val="goog_rdk_13"/>
+        </w:sdtPr>
+        <w:sdtContent>
+          <w:r>
+            <w:rPr>
+              <w:rFonts w:ascii="Arial Unicode MS" w:cs="Arial Unicode MS" w:eastAsia="Arial Unicode MS" w:hAnsi="Arial Unicode MS"/>
+              <w:rtl w:val="0"/>
+            </w:rPr>
+            <w:t xml:space="preserve">❌ When you need to decrypt data</w:t>
+          </w:r>
+        </w:sdtContent>
+      </w:sdt>
+      <w:r>
+        <w:rPr>
+          <w:rtl w:val="0"/>
+        </w:rPr>
       </w:r>
     </w:p>
     <w:p>
@@ -2825,8 +3109,8 @@
           <w:szCs w:val="34"/>
         </w:rPr>
       </w:pPr>
-      <w:bookmarkStart w:colFirst="0" w:colLast="0" w:name="_j1z1oc8m0374" w:id="14"/>
-      <w:bookmarkEnd w:id="14"/>
+      <w:bookmarkStart w:colFirst="0" w:colLast="0" w:name="_heading=h.td9c53hrk9po" w:id="17"/>
+      <w:bookmarkEnd w:id="17"/>
       <w:r>
         <w:rPr>
           <w:b w:val="1"/>
@@ -2852,8 +3136,8 @@
           <w:szCs w:val="26"/>
         </w:rPr>
       </w:pPr>
-      <w:bookmarkStart w:colFirst="0" w:colLast="0" w:name="_lgjp6o73ezi9" w:id="15"/>
-      <w:bookmarkEnd w:id="15"/>
+      <w:bookmarkStart w:colFirst="0" w:colLast="0" w:name="_heading=h.1v72kaijbn46" w:id="18"/>
+      <w:bookmarkEnd w:id="18"/>
       <w:r>
         <w:rPr>
           <w:b w:val="1"/>
@@ -2870,10 +3154,11 @@
       <w:pPr>
         <w:numPr>
           <w:ilvl w:val="0"/>
-          <w:numId w:val="11"/>
+          <w:numId w:val="3"/>
         </w:numPr>
-        <w:spacing w:after="0" w:afterAutospacing="0" w:before="240" w:lineRule="auto"/>
+        <w:spacing w:after="0" w:before="240" w:lineRule="auto"/>
         <w:ind w:left="720" w:hanging="360"/>
+        <w:rPr/>
       </w:pPr>
       <w:r>
         <w:rPr>
@@ -2894,10 +3179,11 @@
       <w:pPr>
         <w:numPr>
           <w:ilvl w:val="0"/>
-          <w:numId w:val="11"/>
+          <w:numId w:val="3"/>
         </w:numPr>
-        <w:spacing w:after="0" w:afterAutospacing="0" w:before="0" w:beforeAutospacing="0" w:lineRule="auto"/>
+        <w:spacing w:after="0" w:before="0" w:lineRule="auto"/>
         <w:ind w:left="720" w:hanging="360"/>
+        <w:rPr/>
       </w:pPr>
       <w:r>
         <w:rPr>
@@ -2918,10 +3204,11 @@
       <w:pPr>
         <w:numPr>
           <w:ilvl w:val="0"/>
-          <w:numId w:val="11"/>
+          <w:numId w:val="3"/>
         </w:numPr>
-        <w:spacing w:after="0" w:afterAutospacing="0" w:before="0" w:beforeAutospacing="0" w:lineRule="auto"/>
+        <w:spacing w:after="0" w:before="0" w:lineRule="auto"/>
         <w:ind w:left="720" w:hanging="360"/>
+        <w:rPr/>
       </w:pPr>
       <w:r>
         <w:rPr>
@@ -2942,10 +3229,11 @@
       <w:pPr>
         <w:numPr>
           <w:ilvl w:val="0"/>
-          <w:numId w:val="11"/>
+          <w:numId w:val="3"/>
         </w:numPr>
-        <w:spacing w:after="240" w:before="0" w:beforeAutospacing="0" w:lineRule="auto"/>
+        <w:spacing w:after="240" w:before="0" w:lineRule="auto"/>
         <w:ind w:left="720" w:hanging="360"/>
+        <w:rPr/>
       </w:pPr>
       <w:r>
         <w:rPr>
@@ -2976,8 +3264,8 @@
           <w:szCs w:val="26"/>
         </w:rPr>
       </w:pPr>
-      <w:bookmarkStart w:colFirst="0" w:colLast="0" w:name="_1kl3tcrz8s3d" w:id="16"/>
-      <w:bookmarkEnd w:id="16"/>
+      <w:bookmarkStart w:colFirst="0" w:colLast="0" w:name="_heading=h.jsyyqqg8m144" w:id="19"/>
+      <w:bookmarkEnd w:id="19"/>
       <w:r>
         <w:rPr>
           <w:b w:val="1"/>
@@ -3023,10 +3311,11 @@
       <w:pPr>
         <w:numPr>
           <w:ilvl w:val="0"/>
-          <w:numId w:val="4"/>
+          <w:numId w:val="18"/>
         </w:numPr>
-        <w:spacing w:after="0" w:afterAutospacing="0" w:before="240" w:lineRule="auto"/>
+        <w:spacing w:after="0" w:before="240" w:lineRule="auto"/>
         <w:ind w:left="720" w:hanging="360"/>
+        <w:rPr/>
       </w:pPr>
       <w:r>
         <w:rPr>
@@ -3047,10 +3336,11 @@
       <w:pPr>
         <w:numPr>
           <w:ilvl w:val="0"/>
-          <w:numId w:val="4"/>
+          <w:numId w:val="18"/>
         </w:numPr>
-        <w:spacing w:after="0" w:afterAutospacing="0" w:before="0" w:beforeAutospacing="0" w:lineRule="auto"/>
+        <w:spacing w:after="0" w:before="0" w:lineRule="auto"/>
         <w:ind w:left="720" w:hanging="360"/>
+        <w:rPr/>
       </w:pPr>
       <w:r>
         <w:rPr>
@@ -3071,10 +3361,11 @@
       <w:pPr>
         <w:numPr>
           <w:ilvl w:val="0"/>
-          <w:numId w:val="4"/>
+          <w:numId w:val="18"/>
         </w:numPr>
-        <w:spacing w:after="0" w:afterAutospacing="0" w:before="0" w:beforeAutospacing="0" w:lineRule="auto"/>
+        <w:spacing w:after="0" w:before="0" w:lineRule="auto"/>
         <w:ind w:left="720" w:hanging="360"/>
+        <w:rPr/>
       </w:pPr>
       <w:r>
         <w:rPr>
@@ -3095,10 +3386,11 @@
       <w:pPr>
         <w:numPr>
           <w:ilvl w:val="0"/>
-          <w:numId w:val="4"/>
+          <w:numId w:val="18"/>
         </w:numPr>
-        <w:spacing w:after="240" w:before="0" w:beforeAutospacing="0" w:lineRule="auto"/>
+        <w:spacing w:after="240" w:before="0" w:lineRule="auto"/>
         <w:ind w:left="720" w:hanging="360"/>
+        <w:rPr/>
       </w:pPr>
       <w:r>
         <w:rPr>
@@ -3129,8 +3421,8 @@
           <w:szCs w:val="26"/>
         </w:rPr>
       </w:pPr>
-      <w:bookmarkStart w:colFirst="0" w:colLast="0" w:name="_v3w2ttdvun8" w:id="17"/>
-      <w:bookmarkEnd w:id="17"/>
+      <w:bookmarkStart w:colFirst="0" w:colLast="0" w:name="_heading=h.tp1xeyyucebb" w:id="20"/>
+      <w:bookmarkEnd w:id="20"/>
       <w:r>
         <w:rPr>
           <w:b w:val="1"/>
@@ -3746,8 +4038,8 @@
           <w:szCs w:val="26"/>
         </w:rPr>
       </w:pPr>
-      <w:bookmarkStart w:colFirst="0" w:colLast="0" w:name="_c44pnc42kexc" w:id="18"/>
-      <w:bookmarkEnd w:id="18"/>
+      <w:bookmarkStart w:colFirst="0" w:colLast="0" w:name="_heading=h.zdv4do22hl2l" w:id="21"/>
+      <w:bookmarkEnd w:id="21"/>
       <w:r>
         <w:rPr>
           <w:b w:val="1"/>
@@ -4191,8 +4483,8 @@
           <w:szCs w:val="26"/>
         </w:rPr>
       </w:pPr>
-      <w:bookmarkStart w:colFirst="0" w:colLast="0" w:name="_dehvt3sgvy3b" w:id="19"/>
-      <w:bookmarkEnd w:id="19"/>
+      <w:bookmarkStart w:colFirst="0" w:colLast="0" w:name="_heading=h.qdluaf57i2pc" w:id="22"/>
+      <w:bookmarkEnd w:id="22"/>
       <w:r>
         <w:rPr>
           <w:b w:val="1"/>
@@ -4209,85 +4501,155 @@
       <w:pPr>
         <w:numPr>
           <w:ilvl w:val="0"/>
-          <w:numId w:val="19"/>
+          <w:numId w:val="11"/>
         </w:numPr>
-        <w:spacing w:after="0" w:afterAutospacing="0" w:before="240" w:lineRule="auto"/>
+        <w:spacing w:after="0" w:before="240" w:lineRule="auto"/>
         <w:ind w:left="720" w:hanging="360"/>
-      </w:pPr>
-      <w:r>
-        <w:rPr>
-          <w:rFonts w:ascii="Arial Unicode MS" w:cs="Arial Unicode MS" w:eastAsia="Arial Unicode MS" w:hAnsi="Arial Unicode MS"/>
-          <w:rtl w:val="0"/>
-        </w:rPr>
-        <w:t xml:space="preserve">✅ Encrypting large files</w:t>
+        <w:rPr/>
+      </w:pPr>
+      <w:sdt>
+        <w:sdtPr>
+          <w:id w:val="-227874840"/>
+          <w:tag w:val="goog_rdk_14"/>
+        </w:sdtPr>
+        <w:sdtContent>
+          <w:r>
+            <w:rPr>
+              <w:rFonts w:ascii="Arial Unicode MS" w:cs="Arial Unicode MS" w:eastAsia="Arial Unicode MS" w:hAnsi="Arial Unicode MS"/>
+              <w:rtl w:val="0"/>
+            </w:rPr>
+            <w:t xml:space="preserve">✅ Encrypting large files</w:t>
+          </w:r>
+        </w:sdtContent>
+      </w:sdt>
+      <w:r>
+        <w:rPr>
+          <w:rtl w:val="0"/>
+        </w:rPr>
       </w:r>
     </w:p>
     <w:p>
       <w:pPr>
         <w:numPr>
           <w:ilvl w:val="0"/>
-          <w:numId w:val="19"/>
+          <w:numId w:val="11"/>
         </w:numPr>
-        <w:spacing w:after="0" w:afterAutospacing="0" w:before="0" w:beforeAutospacing="0" w:lineRule="auto"/>
+        <w:spacing w:after="0" w:before="0" w:lineRule="auto"/>
         <w:ind w:left="720" w:hanging="360"/>
-      </w:pPr>
-      <w:r>
-        <w:rPr>
-          <w:rFonts w:ascii="Arial Unicode MS" w:cs="Arial Unicode MS" w:eastAsia="Arial Unicode MS" w:hAnsi="Arial Unicode MS"/>
-          <w:rtl w:val="0"/>
-        </w:rPr>
-        <w:t xml:space="preserve">✅ Database encryption</w:t>
+        <w:rPr/>
+      </w:pPr>
+      <w:sdt>
+        <w:sdtPr>
+          <w:id w:val="-1239161685"/>
+          <w:tag w:val="goog_rdk_15"/>
+        </w:sdtPr>
+        <w:sdtContent>
+          <w:r>
+            <w:rPr>
+              <w:rFonts w:ascii="Arial Unicode MS" w:cs="Arial Unicode MS" w:eastAsia="Arial Unicode MS" w:hAnsi="Arial Unicode MS"/>
+              <w:rtl w:val="0"/>
+            </w:rPr>
+            <w:t xml:space="preserve">✅ Database encryption</w:t>
+          </w:r>
+        </w:sdtContent>
+      </w:sdt>
+      <w:r>
+        <w:rPr>
+          <w:rtl w:val="0"/>
+        </w:rPr>
       </w:r>
     </w:p>
     <w:p>
       <w:pPr>
         <w:numPr>
           <w:ilvl w:val="0"/>
-          <w:numId w:val="19"/>
+          <w:numId w:val="11"/>
         </w:numPr>
-        <w:spacing w:after="0" w:afterAutospacing="0" w:before="0" w:beforeAutospacing="0" w:lineRule="auto"/>
+        <w:spacing w:after="0" w:before="0" w:lineRule="auto"/>
         <w:ind w:left="720" w:hanging="360"/>
-      </w:pPr>
-      <w:r>
-        <w:rPr>
-          <w:rFonts w:ascii="Arial Unicode MS" w:cs="Arial Unicode MS" w:eastAsia="Arial Unicode MS" w:hAnsi="Arial Unicode MS"/>
-          <w:rtl w:val="0"/>
-        </w:rPr>
-        <w:t xml:space="preserve">✅ Disk/folder encryption</w:t>
+        <w:rPr/>
+      </w:pPr>
+      <w:sdt>
+        <w:sdtPr>
+          <w:id w:val="-1040977999"/>
+          <w:tag w:val="goog_rdk_16"/>
+        </w:sdtPr>
+        <w:sdtContent>
+          <w:r>
+            <w:rPr>
+              <w:rFonts w:ascii="Arial Unicode MS" w:cs="Arial Unicode MS" w:eastAsia="Arial Unicode MS" w:hAnsi="Arial Unicode MS"/>
+              <w:rtl w:val="0"/>
+            </w:rPr>
+            <w:t xml:space="preserve">✅ Disk/folder encryption</w:t>
+          </w:r>
+        </w:sdtContent>
+      </w:sdt>
+      <w:r>
+        <w:rPr>
+          <w:rtl w:val="0"/>
+        </w:rPr>
       </w:r>
     </w:p>
     <w:p>
       <w:pPr>
         <w:numPr>
           <w:ilvl w:val="0"/>
-          <w:numId w:val="19"/>
+          <w:numId w:val="11"/>
         </w:numPr>
-        <w:spacing w:after="0" w:afterAutospacing="0" w:before="0" w:beforeAutospacing="0" w:lineRule="auto"/>
+        <w:spacing w:after="0" w:before="0" w:lineRule="auto"/>
         <w:ind w:left="720" w:hanging="360"/>
-      </w:pPr>
-      <w:r>
-        <w:rPr>
-          <w:rFonts w:ascii="Arial Unicode MS" w:cs="Arial Unicode MS" w:eastAsia="Arial Unicode MS" w:hAnsi="Arial Unicode MS"/>
-          <w:rtl w:val="0"/>
-        </w:rPr>
-        <w:t xml:space="preserve">✅ When both parties can securely share a key</w:t>
+        <w:rPr/>
+      </w:pPr>
+      <w:sdt>
+        <w:sdtPr>
+          <w:id w:val="1607101137"/>
+          <w:tag w:val="goog_rdk_17"/>
+        </w:sdtPr>
+        <w:sdtContent>
+          <w:r>
+            <w:rPr>
+              <w:rFonts w:ascii="Arial Unicode MS" w:cs="Arial Unicode MS" w:eastAsia="Arial Unicode MS" w:hAnsi="Arial Unicode MS"/>
+              <w:rtl w:val="0"/>
+            </w:rPr>
+            <w:t xml:space="preserve">✅ When both parties can securely share a key</w:t>
+          </w:r>
+        </w:sdtContent>
+      </w:sdt>
+      <w:r>
+        <w:rPr>
+          <w:rtl w:val="0"/>
+        </w:rPr>
       </w:r>
     </w:p>
     <w:p>
       <w:pPr>
         <w:numPr>
           <w:ilvl w:val="0"/>
-          <w:numId w:val="19"/>
+          <w:numId w:val="11"/>
         </w:numPr>
-        <w:spacing w:after="240" w:before="0" w:beforeAutospacing="0" w:lineRule="auto"/>
+        <w:spacing w:after="240" w:before="0" w:lineRule="auto"/>
         <w:ind w:left="720" w:hanging="360"/>
-      </w:pPr>
-      <w:r>
-        <w:rPr>
-          <w:rFonts w:ascii="Arial Unicode MS" w:cs="Arial Unicode MS" w:eastAsia="Arial Unicode MS" w:hAnsi="Arial Unicode MS"/>
-          <w:rtl w:val="0"/>
-        </w:rPr>
-        <w:t xml:space="preserve">❌ When you need to share data with untrusted parties</w:t>
+        <w:rPr/>
+      </w:pPr>
+      <w:sdt>
+        <w:sdtPr>
+          <w:id w:val="281750111"/>
+          <w:tag w:val="goog_rdk_18"/>
+        </w:sdtPr>
+        <w:sdtContent>
+          <w:r>
+            <w:rPr>
+              <w:rFonts w:ascii="Arial Unicode MS" w:cs="Arial Unicode MS" w:eastAsia="Arial Unicode MS" w:hAnsi="Arial Unicode MS"/>
+              <w:rtl w:val="0"/>
+            </w:rPr>
+            <w:t xml:space="preserve">❌ When you need to share data with untrusted parties</w:t>
+          </w:r>
+        </w:sdtContent>
+      </w:sdt>
+      <w:r>
+        <w:rPr>
+          <w:rtl w:val="0"/>
+        </w:rPr>
       </w:r>
     </w:p>
     <w:p>
@@ -4318,8 +4680,8 @@
           <w:szCs w:val="34"/>
         </w:rPr>
       </w:pPr>
-      <w:bookmarkStart w:colFirst="0" w:colLast="0" w:name="_plt0757fhvsi" w:id="20"/>
-      <w:bookmarkEnd w:id="20"/>
+      <w:bookmarkStart w:colFirst="0" w:colLast="0" w:name="_heading=h.5kh7zmy79xpq" w:id="23"/>
+      <w:bookmarkEnd w:id="23"/>
       <w:r>
         <w:rPr>
           <w:b w:val="1"/>
@@ -4345,8 +4707,8 @@
           <w:szCs w:val="26"/>
         </w:rPr>
       </w:pPr>
-      <w:bookmarkStart w:colFirst="0" w:colLast="0" w:name="_ykfbbtxaasaz" w:id="21"/>
-      <w:bookmarkEnd w:id="21"/>
+      <w:bookmarkStart w:colFirst="0" w:colLast="0" w:name="_heading=h.x3ur1ok9ac48" w:id="24"/>
+      <w:bookmarkEnd w:id="24"/>
       <w:r>
         <w:rPr>
           <w:b w:val="1"/>
@@ -4363,10 +4725,11 @@
       <w:pPr>
         <w:numPr>
           <w:ilvl w:val="0"/>
-          <w:numId w:val="3"/>
+          <w:numId w:val="17"/>
         </w:numPr>
-        <w:spacing w:after="0" w:afterAutospacing="0" w:before="240" w:lineRule="auto"/>
+        <w:spacing w:after="0" w:before="240" w:lineRule="auto"/>
         <w:ind w:left="720" w:hanging="360"/>
+        <w:rPr/>
       </w:pPr>
       <w:r>
         <w:rPr>
@@ -4387,10 +4750,11 @@
       <w:pPr>
         <w:numPr>
           <w:ilvl w:val="0"/>
-          <w:numId w:val="3"/>
+          <w:numId w:val="17"/>
         </w:numPr>
-        <w:spacing w:after="0" w:afterAutospacing="0" w:before="0" w:beforeAutospacing="0" w:lineRule="auto"/>
+        <w:spacing w:after="0" w:before="0" w:lineRule="auto"/>
         <w:ind w:left="720" w:hanging="360"/>
+        <w:rPr/>
       </w:pPr>
       <w:r>
         <w:rPr>
@@ -4411,10 +4775,11 @@
       <w:pPr>
         <w:numPr>
           <w:ilvl w:val="0"/>
-          <w:numId w:val="3"/>
+          <w:numId w:val="17"/>
         </w:numPr>
-        <w:spacing w:after="0" w:afterAutospacing="0" w:before="0" w:beforeAutospacing="0" w:lineRule="auto"/>
+        <w:spacing w:after="0" w:before="0" w:lineRule="auto"/>
         <w:ind w:left="720" w:hanging="360"/>
+        <w:rPr/>
       </w:pPr>
       <w:r>
         <w:rPr>
@@ -4435,10 +4800,11 @@
       <w:pPr>
         <w:numPr>
           <w:ilvl w:val="0"/>
-          <w:numId w:val="3"/>
+          <w:numId w:val="17"/>
         </w:numPr>
-        <w:spacing w:after="0" w:afterAutospacing="0" w:before="0" w:beforeAutospacing="0" w:lineRule="auto"/>
+        <w:spacing w:after="0" w:before="0" w:lineRule="auto"/>
         <w:ind w:left="720" w:hanging="360"/>
+        <w:rPr/>
       </w:pPr>
       <w:r>
         <w:rPr>
@@ -4459,10 +4825,11 @@
       <w:pPr>
         <w:numPr>
           <w:ilvl w:val="0"/>
-          <w:numId w:val="3"/>
+          <w:numId w:val="17"/>
         </w:numPr>
-        <w:spacing w:after="240" w:before="0" w:beforeAutospacing="0" w:lineRule="auto"/>
+        <w:spacing w:after="240" w:before="0" w:lineRule="auto"/>
         <w:ind w:left="720" w:hanging="360"/>
+        <w:rPr/>
       </w:pPr>
       <w:r>
         <w:rPr>
@@ -4493,8 +4860,8 @@
           <w:szCs w:val="26"/>
         </w:rPr>
       </w:pPr>
-      <w:bookmarkStart w:colFirst="0" w:colLast="0" w:name="_shhxw4awph9y" w:id="22"/>
-      <w:bookmarkEnd w:id="22"/>
+      <w:bookmarkStart w:colFirst="0" w:colLast="0" w:name="_heading=h.whuy47z6bm22" w:id="25"/>
+      <w:bookmarkEnd w:id="25"/>
       <w:r>
         <w:rPr>
           <w:b w:val="1"/>
@@ -4533,8 +4900,8 @@
           <w:szCs w:val="26"/>
         </w:rPr>
       </w:pPr>
-      <w:bookmarkStart w:colFirst="0" w:colLast="0" w:name="_hhtvo0q1d10h" w:id="23"/>
-      <w:bookmarkEnd w:id="23"/>
+      <w:bookmarkStart w:colFirst="0" w:colLast="0" w:name="_heading=h.co1jtvr8jdaw" w:id="26"/>
+      <w:bookmarkEnd w:id="26"/>
       <w:r>
         <w:rPr>
           <w:b w:val="1"/>
@@ -4898,8 +5265,8 @@
           <w:szCs w:val="26"/>
         </w:rPr>
       </w:pPr>
-      <w:bookmarkStart w:colFirst="0" w:colLast="0" w:name="_94ga21hemkbx" w:id="24"/>
-      <w:bookmarkEnd w:id="24"/>
+      <w:bookmarkStart w:colFirst="0" w:colLast="0" w:name="_heading=h.11rp6wavp4tu" w:id="27"/>
+      <w:bookmarkEnd w:id="27"/>
       <w:r>
         <w:rPr>
           <w:b w:val="1"/>
@@ -5166,8 +5533,8 @@
           <w:szCs w:val="26"/>
         </w:rPr>
       </w:pPr>
-      <w:bookmarkStart w:colFirst="0" w:colLast="0" w:name="_44aqmkm0l72s" w:id="25"/>
-      <w:bookmarkEnd w:id="25"/>
+      <w:bookmarkStart w:colFirst="0" w:colLast="0" w:name="_heading=h.26yw61maqrlx" w:id="28"/>
+      <w:bookmarkEnd w:id="28"/>
       <w:r>
         <w:rPr>
           <w:b w:val="1"/>
@@ -5468,12 +5835,25 @@
             <w:pPr>
               <w:rPr/>
             </w:pPr>
+            <w:sdt>
+              <w:sdtPr>
+                <w:id w:val="-1397911607"/>
+                <w:tag w:val="goog_rdk_19"/>
+              </w:sdtPr>
+              <w:sdtContent>
+                <w:r>
+                  <w:rPr>
+                    <w:rFonts w:ascii="Arial Unicode MS" w:cs="Arial Unicode MS" w:eastAsia="Arial Unicode MS" w:hAnsi="Arial Unicode MS"/>
+                    <w:rtl w:val="0"/>
+                  </w:rPr>
+                  <w:t xml:space="preserve">✅ Standard</w:t>
+                </w:r>
+              </w:sdtContent>
+            </w:sdt>
             <w:r>
               <w:rPr>
-                <w:rFonts w:ascii="Arial Unicode MS" w:cs="Arial Unicode MS" w:eastAsia="Arial Unicode MS" w:hAnsi="Arial Unicode MS"/>
                 <w:rtl w:val="0"/>
               </w:rPr>
-              <w:t xml:space="preserve">✅ Standard</w:t>
             </w:r>
           </w:p>
         </w:tc>
@@ -5560,12 +5940,25 @@
             <w:pPr>
               <w:rPr/>
             </w:pPr>
+            <w:sdt>
+              <w:sdtPr>
+                <w:id w:val="310795555"/>
+                <w:tag w:val="goog_rdk_20"/>
+              </w:sdtPr>
+              <w:sdtContent>
+                <w:r>
+                  <w:rPr>
+                    <w:rFonts w:ascii="Arial Unicode MS" w:cs="Arial Unicode MS" w:eastAsia="Arial Unicode MS" w:hAnsi="Arial Unicode MS"/>
+                    <w:rtl w:val="0"/>
+                  </w:rPr>
+                  <w:t xml:space="preserve">✅ Strong</w:t>
+                </w:r>
+              </w:sdtContent>
+            </w:sdt>
             <w:r>
               <w:rPr>
-                <w:rFonts w:ascii="Arial Unicode MS" w:cs="Arial Unicode MS" w:eastAsia="Arial Unicode MS" w:hAnsi="Arial Unicode MS"/>
                 <w:rtl w:val="0"/>
               </w:rPr>
-              <w:t xml:space="preserve">✅ Strong</w:t>
             </w:r>
           </w:p>
         </w:tc>
@@ -5652,12 +6045,25 @@
             <w:pPr>
               <w:rPr/>
             </w:pPr>
+            <w:sdt>
+              <w:sdtPr>
+                <w:id w:val="1172598410"/>
+                <w:tag w:val="goog_rdk_21"/>
+              </w:sdtPr>
+              <w:sdtContent>
+                <w:r>
+                  <w:rPr>
+                    <w:rFonts w:ascii="Arial Unicode MS" w:cs="Arial Unicode MS" w:eastAsia="Arial Unicode MS" w:hAnsi="Arial Unicode MS"/>
+                    <w:rtl w:val="0"/>
+                  </w:rPr>
+                  <w:t xml:space="preserve">✅ Very Strong</w:t>
+                </w:r>
+              </w:sdtContent>
+            </w:sdt>
             <w:r>
               <w:rPr>
-                <w:rFonts w:ascii="Arial Unicode MS" w:cs="Arial Unicode MS" w:eastAsia="Arial Unicode MS" w:hAnsi="Arial Unicode MS"/>
                 <w:rtl w:val="0"/>
               </w:rPr>
-              <w:t xml:space="preserve">✅ Very Strong</w:t>
             </w:r>
           </w:p>
         </w:tc>
@@ -5705,8 +6111,8 @@
           <w:szCs w:val="26"/>
         </w:rPr>
       </w:pPr>
-      <w:bookmarkStart w:colFirst="0" w:colLast="0" w:name="_p17bkqz0kiex" w:id="26"/>
-      <w:bookmarkEnd w:id="26"/>
+      <w:bookmarkStart w:colFirst="0" w:colLast="0" w:name="_heading=h.4e9hw3dgrh2" w:id="29"/>
+      <w:bookmarkEnd w:id="29"/>
       <w:r>
         <w:rPr>
           <w:b w:val="1"/>
@@ -5723,85 +6129,155 @@
       <w:pPr>
         <w:numPr>
           <w:ilvl w:val="0"/>
-          <w:numId w:val="12"/>
+          <w:numId w:val="4"/>
         </w:numPr>
-        <w:spacing w:after="0" w:afterAutospacing="0" w:before="240" w:lineRule="auto"/>
+        <w:spacing w:after="0" w:before="240" w:lineRule="auto"/>
         <w:ind w:left="720" w:hanging="360"/>
-      </w:pPr>
-      <w:r>
-        <w:rPr>
-          <w:rFonts w:ascii="Arial Unicode MS" w:cs="Arial Unicode MS" w:eastAsia="Arial Unicode MS" w:hAnsi="Arial Unicode MS"/>
-          <w:rtl w:val="0"/>
-        </w:rPr>
-        <w:t xml:space="preserve">✅ Secure communication with untrusted parties</w:t>
+        <w:rPr/>
+      </w:pPr>
+      <w:sdt>
+        <w:sdtPr>
+          <w:id w:val="442517764"/>
+          <w:tag w:val="goog_rdk_22"/>
+        </w:sdtPr>
+        <w:sdtContent>
+          <w:r>
+            <w:rPr>
+              <w:rFonts w:ascii="Arial Unicode MS" w:cs="Arial Unicode MS" w:eastAsia="Arial Unicode MS" w:hAnsi="Arial Unicode MS"/>
+              <w:rtl w:val="0"/>
+            </w:rPr>
+            <w:t xml:space="preserve">✅ Secure communication with untrusted parties</w:t>
+          </w:r>
+        </w:sdtContent>
+      </w:sdt>
+      <w:r>
+        <w:rPr>
+          <w:rtl w:val="0"/>
+        </w:rPr>
       </w:r>
     </w:p>
     <w:p>
       <w:pPr>
         <w:numPr>
           <w:ilvl w:val="0"/>
-          <w:numId w:val="12"/>
+          <w:numId w:val="4"/>
         </w:numPr>
-        <w:spacing w:after="0" w:afterAutospacing="0" w:before="0" w:beforeAutospacing="0" w:lineRule="auto"/>
+        <w:spacing w:after="0" w:before="0" w:lineRule="auto"/>
         <w:ind w:left="720" w:hanging="360"/>
-      </w:pPr>
-      <w:r>
-        <w:rPr>
-          <w:rFonts w:ascii="Arial Unicode MS" w:cs="Arial Unicode MS" w:eastAsia="Arial Unicode MS" w:hAnsi="Arial Unicode MS"/>
-          <w:rtl w:val="0"/>
-        </w:rPr>
-        <w:t xml:space="preserve">✅ Digital signatures</w:t>
+        <w:rPr/>
+      </w:pPr>
+      <w:sdt>
+        <w:sdtPr>
+          <w:id w:val="-891270976"/>
+          <w:tag w:val="goog_rdk_23"/>
+        </w:sdtPr>
+        <w:sdtContent>
+          <w:r>
+            <w:rPr>
+              <w:rFonts w:ascii="Arial Unicode MS" w:cs="Arial Unicode MS" w:eastAsia="Arial Unicode MS" w:hAnsi="Arial Unicode MS"/>
+              <w:rtl w:val="0"/>
+            </w:rPr>
+            <w:t xml:space="preserve">✅ Digital signatures</w:t>
+          </w:r>
+        </w:sdtContent>
+      </w:sdt>
+      <w:r>
+        <w:rPr>
+          <w:rtl w:val="0"/>
+        </w:rPr>
       </w:r>
     </w:p>
     <w:p>
       <w:pPr>
         <w:numPr>
           <w:ilvl w:val="0"/>
-          <w:numId w:val="12"/>
+          <w:numId w:val="4"/>
         </w:numPr>
-        <w:spacing w:after="0" w:afterAutospacing="0" w:before="0" w:beforeAutospacing="0" w:lineRule="auto"/>
+        <w:spacing w:after="0" w:before="0" w:lineRule="auto"/>
         <w:ind w:left="720" w:hanging="360"/>
-      </w:pPr>
-      <w:r>
-        <w:rPr>
-          <w:rFonts w:ascii="Arial Unicode MS" w:cs="Arial Unicode MS" w:eastAsia="Arial Unicode MS" w:hAnsi="Arial Unicode MS"/>
-          <w:rtl w:val="0"/>
-        </w:rPr>
-        <w:t xml:space="preserve">✅ Key exchange</w:t>
+        <w:rPr/>
+      </w:pPr>
+      <w:sdt>
+        <w:sdtPr>
+          <w:id w:val="94658245"/>
+          <w:tag w:val="goog_rdk_24"/>
+        </w:sdtPr>
+        <w:sdtContent>
+          <w:r>
+            <w:rPr>
+              <w:rFonts w:ascii="Arial Unicode MS" w:cs="Arial Unicode MS" w:eastAsia="Arial Unicode MS" w:hAnsi="Arial Unicode MS"/>
+              <w:rtl w:val="0"/>
+            </w:rPr>
+            <w:t xml:space="preserve">✅ Key exchange</w:t>
+          </w:r>
+        </w:sdtContent>
+      </w:sdt>
+      <w:r>
+        <w:rPr>
+          <w:rtl w:val="0"/>
+        </w:rPr>
       </w:r>
     </w:p>
     <w:p>
       <w:pPr>
         <w:numPr>
           <w:ilvl w:val="0"/>
-          <w:numId w:val="12"/>
+          <w:numId w:val="4"/>
         </w:numPr>
-        <w:spacing w:after="0" w:afterAutospacing="0" w:before="0" w:beforeAutospacing="0" w:lineRule="auto"/>
+        <w:spacing w:after="0" w:before="0" w:lineRule="auto"/>
         <w:ind w:left="720" w:hanging="360"/>
-      </w:pPr>
-      <w:r>
-        <w:rPr>
-          <w:rFonts w:ascii="Arial Unicode MS" w:cs="Arial Unicode MS" w:eastAsia="Arial Unicode MS" w:hAnsi="Arial Unicode MS"/>
-          <w:rtl w:val="0"/>
-        </w:rPr>
-        <w:t xml:space="preserve">✅ Certificate-based authentication</w:t>
+        <w:rPr/>
+      </w:pPr>
+      <w:sdt>
+        <w:sdtPr>
+          <w:id w:val="1914713583"/>
+          <w:tag w:val="goog_rdk_25"/>
+        </w:sdtPr>
+        <w:sdtContent>
+          <w:r>
+            <w:rPr>
+              <w:rFonts w:ascii="Arial Unicode MS" w:cs="Arial Unicode MS" w:eastAsia="Arial Unicode MS" w:hAnsi="Arial Unicode MS"/>
+              <w:rtl w:val="0"/>
+            </w:rPr>
+            <w:t xml:space="preserve">✅ Certificate-based authentication</w:t>
+          </w:r>
+        </w:sdtContent>
+      </w:sdt>
+      <w:r>
+        <w:rPr>
+          <w:rtl w:val="0"/>
+        </w:rPr>
       </w:r>
     </w:p>
     <w:p>
       <w:pPr>
         <w:numPr>
           <w:ilvl w:val="0"/>
-          <w:numId w:val="12"/>
+          <w:numId w:val="4"/>
         </w:numPr>
-        <w:spacing w:after="240" w:before="0" w:beforeAutospacing="0" w:lineRule="auto"/>
+        <w:spacing w:after="240" w:before="0" w:lineRule="auto"/>
         <w:ind w:left="720" w:hanging="360"/>
-      </w:pPr>
-      <w:r>
-        <w:rPr>
-          <w:rFonts w:ascii="Arial Unicode MS" w:cs="Arial Unicode MS" w:eastAsia="Arial Unicode MS" w:hAnsi="Arial Unicode MS"/>
-          <w:rtl w:val="0"/>
-        </w:rPr>
-        <w:t xml:space="preserve">❌ Encrypting large files (use hybrid instead)</w:t>
+        <w:rPr/>
+      </w:pPr>
+      <w:sdt>
+        <w:sdtPr>
+          <w:id w:val="734481744"/>
+          <w:tag w:val="goog_rdk_26"/>
+        </w:sdtPr>
+        <w:sdtContent>
+          <w:r>
+            <w:rPr>
+              <w:rFonts w:ascii="Arial Unicode MS" w:cs="Arial Unicode MS" w:eastAsia="Arial Unicode MS" w:hAnsi="Arial Unicode MS"/>
+              <w:rtl w:val="0"/>
+            </w:rPr>
+            <w:t xml:space="preserve">❌ Encrypting large files (use hybrid instead)</w:t>
+          </w:r>
+        </w:sdtContent>
+      </w:sdt>
+      <w:r>
+        <w:rPr>
+          <w:rtl w:val="0"/>
+        </w:rPr>
       </w:r>
     </w:p>
     <w:p>
@@ -5832,8 +6308,8 @@
           <w:szCs w:val="34"/>
         </w:rPr>
       </w:pPr>
-      <w:bookmarkStart w:colFirst="0" w:colLast="0" w:name="_3duk3m2kdugp" w:id="27"/>
-      <w:bookmarkEnd w:id="27"/>
+      <w:bookmarkStart w:colFirst="0" w:colLast="0" w:name="_heading=h.nq8dg55wkuvq" w:id="30"/>
+      <w:bookmarkEnd w:id="30"/>
       <w:r>
         <w:rPr>
           <w:b w:val="1"/>
@@ -5859,8 +6335,8 @@
           <w:szCs w:val="26"/>
         </w:rPr>
       </w:pPr>
-      <w:bookmarkStart w:colFirst="0" w:colLast="0" w:name="_pfxntck3b004" w:id="28"/>
-      <w:bookmarkEnd w:id="28"/>
+      <w:bookmarkStart w:colFirst="0" w:colLast="0" w:name="_heading=h.u3vtybmzn6c8" w:id="31"/>
+      <w:bookmarkEnd w:id="31"/>
       <w:r>
         <w:rPr>
           <w:b w:val="1"/>
@@ -6087,6 +6563,26 @@
           <w:rtl w:val="0"/>
         </w:rPr>
         <w:t xml:space="preserve">└──────────────────────────────────────────────────┘</w:t>
+      </w:r>
+    </w:p>
+    <w:p>
+      <w:pPr>
+        <w:rPr/>
+      </w:pPr>
+      <w:r>
+        <w:rPr>
+          <w:rtl w:val="0"/>
+        </w:rPr>
+      </w:r>
+    </w:p>
+    <w:p>
+      <w:pPr>
+        <w:rPr/>
+      </w:pPr>
+      <w:r>
+        <w:rPr>
+          <w:rtl w:val="0"/>
+        </w:rPr>
       </w:r>
     </w:p>
     <w:p>
@@ -6113,8 +6609,8 @@
           <w:szCs w:val="26"/>
         </w:rPr>
       </w:pPr>
-      <w:bookmarkStart w:colFirst="0" w:colLast="0" w:name="_46n5g44be1yb" w:id="29"/>
-      <w:bookmarkEnd w:id="29"/>
+      <w:bookmarkStart w:colFirst="0" w:colLast="0" w:name="_heading=h.5olqy1ordbjq" w:id="32"/>
+      <w:bookmarkEnd w:id="32"/>
       <w:r>
         <w:rPr>
           <w:b w:val="1"/>
@@ -6574,15 +7070,37 @@
           <w:szCs w:val="26"/>
         </w:rPr>
       </w:pPr>
-      <w:bookmarkStart w:colFirst="0" w:colLast="0" w:name="_3kvhbp1vx3i1" w:id="30"/>
-      <w:bookmarkEnd w:id="30"/>
-      <w:r>
+      <w:bookmarkStart w:colFirst="0" w:colLast="0" w:name="_heading=h.c8ur0jl93e4q" w:id="33"/>
+      <w:bookmarkEnd w:id="33"/>
+      <w:r>
+        <w:rPr>
+          <w:rtl w:val="0"/>
+        </w:rPr>
+      </w:r>
+    </w:p>
+    <w:p>
+      <w:pPr>
+        <w:pStyle w:val="Heading3"/>
+        <w:keepNext w:val="0"/>
+        <w:keepLines w:val="0"/>
+        <w:spacing w:before="280" w:lineRule="auto"/>
         <w:rPr>
           <w:b w:val="1"/>
           <w:bCs w:val="1"/>
           <w:color w:val="000000"/>
           <w:sz w:val="26"/>
           <w:szCs w:val="26"/>
+        </w:rPr>
+      </w:pPr>
+      <w:bookmarkStart w:colFirst="0" w:colLast="0" w:name="_heading=h.ciy9f2fmr4tg" w:id="34"/>
+      <w:bookmarkEnd w:id="34"/>
+      <w:r>
+        <w:rPr>
+          <w:b w:val="1"/>
+          <w:bCs w:val="1"/>
+          <w:color w:val="000000"/>
+          <w:sz w:val="26"/>
+          <w:szCs w:val="26"/>
           <w:rtl w:val="0"/>
         </w:rPr>
         <w:t xml:space="preserve">Real-World Usage</w:t>
@@ -6592,10 +7110,11 @@
       <w:pPr>
         <w:numPr>
           <w:ilvl w:val="0"/>
-          <w:numId w:val="17"/>
+          <w:numId w:val="9"/>
         </w:numPr>
-        <w:spacing w:after="0" w:afterAutospacing="0" w:before="240" w:lineRule="auto"/>
+        <w:spacing w:after="0" w:before="240" w:lineRule="auto"/>
         <w:ind w:left="720" w:hanging="360"/>
+        <w:rPr/>
       </w:pPr>
       <w:r>
         <w:rPr>
@@ -6616,10 +7135,11 @@
       <w:pPr>
         <w:numPr>
           <w:ilvl w:val="0"/>
-          <w:numId w:val="17"/>
+          <w:numId w:val="9"/>
         </w:numPr>
-        <w:spacing w:after="0" w:afterAutospacing="0" w:before="0" w:beforeAutospacing="0" w:lineRule="auto"/>
+        <w:spacing w:after="0" w:before="0" w:lineRule="auto"/>
         <w:ind w:left="720" w:hanging="360"/>
+        <w:rPr/>
       </w:pPr>
       <w:r>
         <w:rPr>
@@ -6640,10 +7160,11 @@
       <w:pPr>
         <w:numPr>
           <w:ilvl w:val="0"/>
-          <w:numId w:val="17"/>
+          <w:numId w:val="9"/>
         </w:numPr>
-        <w:spacing w:after="0" w:afterAutospacing="0" w:before="0" w:beforeAutospacing="0" w:lineRule="auto"/>
+        <w:spacing w:after="0" w:before="0" w:lineRule="auto"/>
         <w:ind w:left="720" w:hanging="360"/>
+        <w:rPr/>
       </w:pPr>
       <w:r>
         <w:rPr>
@@ -6664,10 +7185,11 @@
       <w:pPr>
         <w:numPr>
           <w:ilvl w:val="0"/>
-          <w:numId w:val="17"/>
+          <w:numId w:val="9"/>
         </w:numPr>
-        <w:spacing w:after="0" w:afterAutospacing="0" w:before="0" w:beforeAutospacing="0" w:lineRule="auto"/>
+        <w:spacing w:after="0" w:before="0" w:lineRule="auto"/>
         <w:ind w:left="720" w:hanging="360"/>
+        <w:rPr/>
       </w:pPr>
       <w:r>
         <w:rPr>
@@ -6688,10 +7210,11 @@
       <w:pPr>
         <w:numPr>
           <w:ilvl w:val="0"/>
-          <w:numId w:val="17"/>
+          <w:numId w:val="9"/>
         </w:numPr>
-        <w:spacing w:after="240" w:before="0" w:beforeAutospacing="0" w:lineRule="auto"/>
+        <w:spacing w:after="240" w:before="0" w:lineRule="auto"/>
         <w:ind w:left="720" w:hanging="360"/>
+        <w:rPr/>
       </w:pPr>
       <w:r>
         <w:rPr>
@@ -6736,8 +7259,8 @@
           <w:szCs w:val="34"/>
         </w:rPr>
       </w:pPr>
-      <w:bookmarkStart w:colFirst="0" w:colLast="0" w:name="_lsju9e9yvcgf" w:id="31"/>
-      <w:bookmarkEnd w:id="31"/>
+      <w:bookmarkStart w:colFirst="0" w:colLast="0" w:name="_heading=h.3oh1k8m86445" w:id="35"/>
+      <w:bookmarkEnd w:id="35"/>
       <w:r>
         <w:rPr>
           <w:b w:val="1"/>
@@ -7029,12 +7552,25 @@
             <w:pPr>
               <w:rPr/>
             </w:pPr>
+            <w:sdt>
+              <w:sdtPr>
+                <w:id w:val="374397563"/>
+                <w:tag w:val="goog_rdk_27"/>
+              </w:sdtPr>
+              <w:sdtContent>
+                <w:r>
+                  <w:rPr>
+                    <w:rFonts w:ascii="Arial Unicode MS" w:cs="Arial Unicode MS" w:eastAsia="Arial Unicode MS" w:hAnsi="Arial Unicode MS"/>
+                    <w:rtl w:val="0"/>
+                  </w:rPr>
+                  <w:t xml:space="preserve">❌ No</w:t>
+                </w:r>
+              </w:sdtContent>
+            </w:sdt>
             <w:r>
               <w:rPr>
-                <w:rFonts w:ascii="Arial Unicode MS" w:cs="Arial Unicode MS" w:eastAsia="Arial Unicode MS" w:hAnsi="Arial Unicode MS"/>
                 <w:rtl w:val="0"/>
               </w:rPr>
-              <w:t xml:space="preserve">❌ No</w:t>
             </w:r>
           </w:p>
         </w:tc>
@@ -7058,12 +7594,25 @@
             <w:pPr>
               <w:rPr/>
             </w:pPr>
+            <w:sdt>
+              <w:sdtPr>
+                <w:id w:val="-1762144828"/>
+                <w:tag w:val="goog_rdk_28"/>
+              </w:sdtPr>
+              <w:sdtContent>
+                <w:r>
+                  <w:rPr>
+                    <w:rFonts w:ascii="Arial Unicode MS" w:cs="Arial Unicode MS" w:eastAsia="Arial Unicode MS" w:hAnsi="Arial Unicode MS"/>
+                    <w:rtl w:val="0"/>
+                  </w:rPr>
+                  <w:t xml:space="preserve">✅ Yes</w:t>
+                </w:r>
+              </w:sdtContent>
+            </w:sdt>
             <w:r>
               <w:rPr>
-                <w:rFonts w:ascii="Arial Unicode MS" w:cs="Arial Unicode MS" w:eastAsia="Arial Unicode MS" w:hAnsi="Arial Unicode MS"/>
                 <w:rtl w:val="0"/>
               </w:rPr>
-              <w:t xml:space="preserve">✅ Yes</w:t>
             </w:r>
           </w:p>
         </w:tc>
@@ -7087,12 +7636,25 @@
             <w:pPr>
               <w:rPr/>
             </w:pPr>
+            <w:sdt>
+              <w:sdtPr>
+                <w:id w:val="120332863"/>
+                <w:tag w:val="goog_rdk_29"/>
+              </w:sdtPr>
+              <w:sdtContent>
+                <w:r>
+                  <w:rPr>
+                    <w:rFonts w:ascii="Arial Unicode MS" w:cs="Arial Unicode MS" w:eastAsia="Arial Unicode MS" w:hAnsi="Arial Unicode MS"/>
+                    <w:rtl w:val="0"/>
+                  </w:rPr>
+                  <w:t xml:space="preserve">✅ Yes</w:t>
+                </w:r>
+              </w:sdtContent>
+            </w:sdt>
             <w:r>
               <w:rPr>
-                <w:rFonts w:ascii="Arial Unicode MS" w:cs="Arial Unicode MS" w:eastAsia="Arial Unicode MS" w:hAnsi="Arial Unicode MS"/>
                 <w:rtl w:val="0"/>
               </w:rPr>
-              <w:t xml:space="preserve">✅ Yes</w:t>
             </w:r>
           </w:p>
         </w:tc>
@@ -7116,12 +7678,25 @@
             <w:pPr>
               <w:rPr/>
             </w:pPr>
+            <w:sdt>
+              <w:sdtPr>
+                <w:id w:val="516248006"/>
+                <w:tag w:val="goog_rdk_30"/>
+              </w:sdtPr>
+              <w:sdtContent>
+                <w:r>
+                  <w:rPr>
+                    <w:rFonts w:ascii="Arial Unicode MS" w:cs="Arial Unicode MS" w:eastAsia="Arial Unicode MS" w:hAnsi="Arial Unicode MS"/>
+                    <w:rtl w:val="0"/>
+                  </w:rPr>
+                  <w:t xml:space="preserve">✅ Yes</w:t>
+                </w:r>
+              </w:sdtContent>
+            </w:sdt>
             <w:r>
               <w:rPr>
-                <w:rFonts w:ascii="Arial Unicode MS" w:cs="Arial Unicode MS" w:eastAsia="Arial Unicode MS" w:hAnsi="Arial Unicode MS"/>
                 <w:rtl w:val="0"/>
               </w:rPr>
-              <w:t xml:space="preserve">✅ Yes</w:t>
             </w:r>
           </w:p>
         </w:tc>
@@ -7705,12 +8280,25 @@
             <w:pPr>
               <w:rPr/>
             </w:pPr>
+            <w:sdt>
+              <w:sdtPr>
+                <w:id w:val="1210666095"/>
+                <w:tag w:val="goog_rdk_31"/>
+              </w:sdtPr>
+              <w:sdtContent>
+                <w:r>
+                  <w:rPr>
+                    <w:rFonts w:ascii="Arial Unicode MS" w:cs="Arial Unicode MS" w:eastAsia="Arial Unicode MS" w:hAnsi="Arial Unicode MS"/>
+                    <w:rtl w:val="0"/>
+                  </w:rPr>
+                  <w:t xml:space="preserve">✅ Easy</w:t>
+                </w:r>
+              </w:sdtContent>
+            </w:sdt>
             <w:r>
               <w:rPr>
-                <w:rFonts w:ascii="Arial Unicode MS" w:cs="Arial Unicode MS" w:eastAsia="Arial Unicode MS" w:hAnsi="Arial Unicode MS"/>
                 <w:rtl w:val="0"/>
               </w:rPr>
-              <w:t xml:space="preserve">✅ Easy</w:t>
             </w:r>
           </w:p>
         </w:tc>
@@ -7734,12 +8322,25 @@
             <w:pPr>
               <w:rPr/>
             </w:pPr>
+            <w:sdt>
+              <w:sdtPr>
+                <w:id w:val="1211136376"/>
+                <w:tag w:val="goog_rdk_32"/>
+              </w:sdtPr>
+              <w:sdtContent>
+                <w:r>
+                  <w:rPr>
+                    <w:rFonts w:ascii="Arial Unicode MS" w:cs="Arial Unicode MS" w:eastAsia="Arial Unicode MS" w:hAnsi="Arial Unicode MS"/>
+                    <w:rtl w:val="0"/>
+                  </w:rPr>
+                  <w:t xml:space="preserve">✅ Easy</w:t>
+                </w:r>
+              </w:sdtContent>
+            </w:sdt>
             <w:r>
               <w:rPr>
-                <w:rFonts w:ascii="Arial Unicode MS" w:cs="Arial Unicode MS" w:eastAsia="Arial Unicode MS" w:hAnsi="Arial Unicode MS"/>
                 <w:rtl w:val="0"/>
               </w:rPr>
-              <w:t xml:space="preserve">✅ Easy</w:t>
             </w:r>
           </w:p>
         </w:tc>
@@ -8235,8 +8836,8 @@
           <w:szCs w:val="34"/>
         </w:rPr>
       </w:pPr>
-      <w:bookmarkStart w:colFirst="0" w:colLast="0" w:name="_6o2x6vlsfsvi" w:id="32"/>
-      <w:bookmarkEnd w:id="32"/>
+      <w:bookmarkStart w:colFirst="0" w:colLast="0" w:name="_heading=h.63b4c9hukuu6" w:id="36"/>
+      <w:bookmarkEnd w:id="36"/>
       <w:r>
         <w:rPr>
           <w:b w:val="1"/>
@@ -8262,8 +8863,8 @@
           <w:szCs w:val="26"/>
         </w:rPr>
       </w:pPr>
-      <w:bookmarkStart w:colFirst="0" w:colLast="0" w:name="_nxf9f06xupzb" w:id="33"/>
-      <w:bookmarkEnd w:id="33"/>
+      <w:bookmarkStart w:colFirst="0" w:colLast="0" w:name="_heading=h.2jimzfx19ytj" w:id="37"/>
+      <w:bookmarkEnd w:id="37"/>
       <w:r>
         <w:rPr>
           <w:b w:val="1"/>
@@ -8284,13 +8885,21 @@
           <w:bCs w:val="1"/>
         </w:rPr>
       </w:pPr>
-      <w:r>
-        <w:rPr>
-          <w:rFonts w:ascii="Arial Unicode MS" w:cs="Arial Unicode MS" w:eastAsia="Arial Unicode MS" w:hAnsi="Arial Unicode MS"/>
-          <w:rtl w:val="0"/>
-        </w:rPr>
-        <w:t xml:space="preserve">✅ </w:t>
-      </w:r>
+      <w:sdt>
+        <w:sdtPr>
+          <w:id w:val="1095614862"/>
+          <w:tag w:val="goog_rdk_33"/>
+        </w:sdtPr>
+        <w:sdtContent>
+          <w:r>
+            <w:rPr>
+              <w:rFonts w:ascii="Arial Unicode MS" w:cs="Arial Unicode MS" w:eastAsia="Arial Unicode MS" w:hAnsi="Arial Unicode MS"/>
+              <w:rtl w:val="0"/>
+            </w:rPr>
+            <w:t xml:space="preserve">✅ </w:t>
+          </w:r>
+        </w:sdtContent>
+      </w:sdt>
       <w:r>
         <w:rPr>
           <w:b w:val="1"/>
@@ -8304,10 +8913,11 @@
       <w:pPr>
         <w:numPr>
           <w:ilvl w:val="0"/>
-          <w:numId w:val="14"/>
+          <w:numId w:val="6"/>
         </w:numPr>
-        <w:spacing w:after="0" w:afterAutospacing="0" w:before="240" w:lineRule="auto"/>
+        <w:spacing w:after="0" w:before="240" w:lineRule="auto"/>
         <w:ind w:left="720" w:hanging="360"/>
+        <w:rPr/>
       </w:pPr>
       <w:r>
         <w:rPr>
@@ -8320,10 +8930,11 @@
       <w:pPr>
         <w:numPr>
           <w:ilvl w:val="0"/>
-          <w:numId w:val="14"/>
+          <w:numId w:val="6"/>
         </w:numPr>
-        <w:spacing w:after="0" w:afterAutospacing="0" w:before="0" w:beforeAutospacing="0" w:lineRule="auto"/>
+        <w:spacing w:after="0" w:before="0" w:lineRule="auto"/>
         <w:ind w:left="720" w:hanging="360"/>
+        <w:rPr/>
       </w:pPr>
       <w:r>
         <w:rPr>
@@ -8336,10 +8947,11 @@
       <w:pPr>
         <w:numPr>
           <w:ilvl w:val="0"/>
-          <w:numId w:val="14"/>
+          <w:numId w:val="6"/>
         </w:numPr>
-        <w:spacing w:after="0" w:afterAutospacing="0" w:before="0" w:beforeAutospacing="0" w:lineRule="auto"/>
+        <w:spacing w:after="0" w:before="0" w:lineRule="auto"/>
         <w:ind w:left="720" w:hanging="360"/>
+        <w:rPr/>
       </w:pPr>
       <w:r>
         <w:rPr>
@@ -8352,10 +8964,11 @@
       <w:pPr>
         <w:numPr>
           <w:ilvl w:val="0"/>
-          <w:numId w:val="14"/>
+          <w:numId w:val="6"/>
         </w:numPr>
-        <w:spacing w:after="0" w:afterAutospacing="0" w:before="0" w:beforeAutospacing="0" w:lineRule="auto"/>
+        <w:spacing w:after="0" w:before="0" w:lineRule="auto"/>
         <w:ind w:left="720" w:hanging="360"/>
+        <w:rPr/>
       </w:pPr>
       <w:r>
         <w:rPr>
@@ -8368,10 +8981,11 @@
       <w:pPr>
         <w:numPr>
           <w:ilvl w:val="0"/>
-          <w:numId w:val="14"/>
+          <w:numId w:val="6"/>
         </w:numPr>
-        <w:spacing w:after="0" w:afterAutospacing="0" w:before="0" w:beforeAutospacing="0" w:lineRule="auto"/>
+        <w:spacing w:after="0" w:before="0" w:lineRule="auto"/>
         <w:ind w:left="720" w:hanging="360"/>
+        <w:rPr/>
       </w:pPr>
       <w:r>
         <w:rPr>
@@ -8384,10 +8998,11 @@
       <w:pPr>
         <w:numPr>
           <w:ilvl w:val="0"/>
-          <w:numId w:val="14"/>
+          <w:numId w:val="6"/>
         </w:numPr>
-        <w:spacing w:after="0" w:afterAutospacing="0" w:before="0" w:beforeAutospacing="0" w:lineRule="auto"/>
+        <w:spacing w:after="0" w:before="0" w:lineRule="auto"/>
         <w:ind w:left="720" w:hanging="360"/>
+        <w:rPr/>
       </w:pPr>
       <w:r>
         <w:rPr>
@@ -8400,10 +9015,11 @@
       <w:pPr>
         <w:numPr>
           <w:ilvl w:val="0"/>
-          <w:numId w:val="14"/>
+          <w:numId w:val="6"/>
         </w:numPr>
-        <w:spacing w:after="240" w:before="0" w:beforeAutospacing="0" w:lineRule="auto"/>
+        <w:spacing w:after="240" w:before="0" w:lineRule="auto"/>
         <w:ind w:left="720" w:hanging="360"/>
+        <w:rPr/>
       </w:pPr>
       <w:r>
         <w:rPr>
@@ -8420,13 +9036,21 @@
           <w:bCs w:val="1"/>
         </w:rPr>
       </w:pPr>
-      <w:r>
-        <w:rPr>
-          <w:rFonts w:ascii="Arial Unicode MS" w:cs="Arial Unicode MS" w:eastAsia="Arial Unicode MS" w:hAnsi="Arial Unicode MS"/>
-          <w:rtl w:val="0"/>
-        </w:rPr>
-        <w:t xml:space="preserve">❌ </w:t>
-      </w:r>
+      <w:sdt>
+        <w:sdtPr>
+          <w:id w:val="1431531876"/>
+          <w:tag w:val="goog_rdk_34"/>
+        </w:sdtPr>
+        <w:sdtContent>
+          <w:r>
+            <w:rPr>
+              <w:rFonts w:ascii="Arial Unicode MS" w:cs="Arial Unicode MS" w:eastAsia="Arial Unicode MS" w:hAnsi="Arial Unicode MS"/>
+              <w:rtl w:val="0"/>
+            </w:rPr>
+            <w:t xml:space="preserve">❌ </w:t>
+          </w:r>
+        </w:sdtContent>
+      </w:sdt>
       <w:r>
         <w:rPr>
           <w:b w:val="1"/>
@@ -8440,10 +9064,11 @@
       <w:pPr>
         <w:numPr>
           <w:ilvl w:val="0"/>
-          <w:numId w:val="15"/>
+          <w:numId w:val="7"/>
         </w:numPr>
-        <w:spacing w:after="0" w:afterAutospacing="0" w:before="240" w:lineRule="auto"/>
+        <w:spacing w:after="0" w:before="240" w:lineRule="auto"/>
         <w:ind w:left="720" w:hanging="360"/>
+        <w:rPr/>
       </w:pPr>
       <w:r>
         <w:rPr>
@@ -8456,10 +9081,11 @@
       <w:pPr>
         <w:numPr>
           <w:ilvl w:val="0"/>
-          <w:numId w:val="15"/>
+          <w:numId w:val="7"/>
         </w:numPr>
-        <w:spacing w:after="0" w:afterAutospacing="0" w:before="0" w:beforeAutospacing="0" w:lineRule="auto"/>
+        <w:spacing w:after="0" w:before="0" w:lineRule="auto"/>
         <w:ind w:left="720" w:hanging="360"/>
+        <w:rPr/>
       </w:pPr>
       <w:r>
         <w:rPr>
@@ -8472,10 +9098,11 @@
       <w:pPr>
         <w:numPr>
           <w:ilvl w:val="0"/>
-          <w:numId w:val="15"/>
+          <w:numId w:val="7"/>
         </w:numPr>
-        <w:spacing w:after="0" w:afterAutospacing="0" w:before="0" w:beforeAutospacing="0" w:lineRule="auto"/>
+        <w:spacing w:after="0" w:before="0" w:lineRule="auto"/>
         <w:ind w:left="720" w:hanging="360"/>
+        <w:rPr/>
       </w:pPr>
       <w:r>
         <w:rPr>
@@ -8488,10 +9115,11 @@
       <w:pPr>
         <w:numPr>
           <w:ilvl w:val="0"/>
-          <w:numId w:val="15"/>
+          <w:numId w:val="7"/>
         </w:numPr>
-        <w:spacing w:after="0" w:afterAutospacing="0" w:before="0" w:beforeAutospacing="0" w:lineRule="auto"/>
+        <w:spacing w:after="0" w:before="0" w:lineRule="auto"/>
         <w:ind w:left="720" w:hanging="360"/>
+        <w:rPr/>
       </w:pPr>
       <w:r>
         <w:rPr>
@@ -8504,10 +9132,11 @@
       <w:pPr>
         <w:numPr>
           <w:ilvl w:val="0"/>
-          <w:numId w:val="15"/>
+          <w:numId w:val="7"/>
         </w:numPr>
-        <w:spacing w:after="0" w:afterAutospacing="0" w:before="0" w:beforeAutospacing="0" w:lineRule="auto"/>
+        <w:spacing w:after="0" w:before="0" w:lineRule="auto"/>
         <w:ind w:left="720" w:hanging="360"/>
+        <w:rPr/>
       </w:pPr>
       <w:r>
         <w:rPr>
@@ -8520,10 +9149,11 @@
       <w:pPr>
         <w:numPr>
           <w:ilvl w:val="0"/>
-          <w:numId w:val="15"/>
+          <w:numId w:val="7"/>
         </w:numPr>
-        <w:spacing w:after="240" w:before="0" w:beforeAutospacing="0" w:lineRule="auto"/>
+        <w:spacing w:after="240" w:before="0" w:lineRule="auto"/>
         <w:ind w:left="720" w:hanging="360"/>
+        <w:rPr/>
       </w:pPr>
       <w:r>
         <w:rPr>
@@ -8546,8 +9176,8 @@
           <w:szCs w:val="26"/>
         </w:rPr>
       </w:pPr>
-      <w:bookmarkStart w:colFirst="0" w:colLast="0" w:name="_wf4jn9at3ecf" w:id="34"/>
-      <w:bookmarkEnd w:id="34"/>
+      <w:bookmarkStart w:colFirst="0" w:colLast="0" w:name="_heading=h.v797ax6v079d" w:id="38"/>
+      <w:bookmarkEnd w:id="38"/>
       <w:r>
         <w:rPr>
           <w:b w:val="1"/>
@@ -8564,12 +9194,25 @@
       <w:pPr>
         <w:rPr/>
       </w:pPr>
-      <w:r>
-        <w:rPr>
-          <w:rFonts w:ascii="Arial Unicode MS" w:cs="Arial Unicode MS" w:eastAsia="Arial Unicode MS" w:hAnsi="Arial Unicode MS"/>
-          <w:rtl w:val="0"/>
-        </w:rPr>
-        <w:t xml:space="preserve">// ✅ CORRECT: Use specialized password hashing</w:t>
+      <w:sdt>
+        <w:sdtPr>
+          <w:id w:val="-1133279934"/>
+          <w:tag w:val="goog_rdk_35"/>
+        </w:sdtPr>
+        <w:sdtContent>
+          <w:r>
+            <w:rPr>
+              <w:rFonts w:ascii="Arial Unicode MS" w:cs="Arial Unicode MS" w:eastAsia="Arial Unicode MS" w:hAnsi="Arial Unicode MS"/>
+              <w:rtl w:val="0"/>
+            </w:rPr>
+            <w:t xml:space="preserve">// ✅ CORRECT: Use specialized password hashing</w:t>
+          </w:r>
+        </w:sdtContent>
+      </w:sdt>
+      <w:r>
+        <w:rPr>
+          <w:rtl w:val="0"/>
+        </w:rPr>
       </w:r>
     </w:p>
     <w:p>
@@ -8684,12 +9327,25 @@
       <w:pPr>
         <w:rPr/>
       </w:pPr>
-      <w:r>
-        <w:rPr>
-          <w:rFonts w:ascii="Arial Unicode MS" w:cs="Arial Unicode MS" w:eastAsia="Arial Unicode MS" w:hAnsi="Arial Unicode MS"/>
-          <w:rtl w:val="0"/>
-        </w:rPr>
-        <w:t xml:space="preserve">// ❌ WRONG: Plain SHA256 (too fast, vulnerable to rainbow tables)</w:t>
+      <w:sdt>
+        <w:sdtPr>
+          <w:id w:val="-519134973"/>
+          <w:tag w:val="goog_rdk_36"/>
+        </w:sdtPr>
+        <w:sdtContent>
+          <w:r>
+            <w:rPr>
+              <w:rFonts w:ascii="Arial Unicode MS" w:cs="Arial Unicode MS" w:eastAsia="Arial Unicode MS" w:hAnsi="Arial Unicode MS"/>
+              <w:rtl w:val="0"/>
+            </w:rPr>
+            <w:t xml:space="preserve">// ❌ WRONG: Plain SHA256 (too fast, vulnerable to rainbow tables)</w:t>
+          </w:r>
+        </w:sdtContent>
+      </w:sdt>
+      <w:r>
+        <w:rPr>
+          <w:rtl w:val="0"/>
+        </w:rPr>
       </w:r>
     </w:p>
     <w:p>
@@ -8727,8 +9383,8 @@
           <w:szCs w:val="26"/>
         </w:rPr>
       </w:pPr>
-      <w:bookmarkStart w:colFirst="0" w:colLast="0" w:name="_scpybp31prbn" w:id="35"/>
-      <w:bookmarkEnd w:id="35"/>
+      <w:bookmarkStart w:colFirst="0" w:colLast="0" w:name="_heading=h.cssg7kvnj0st" w:id="39"/>
+      <w:bookmarkEnd w:id="39"/>
       <w:r>
         <w:rPr>
           <w:b w:val="1"/>
@@ -8745,12 +9401,25 @@
       <w:pPr>
         <w:rPr/>
       </w:pPr>
-      <w:r>
-        <w:rPr>
-          <w:rFonts w:ascii="Arial Unicode MS" w:cs="Arial Unicode MS" w:eastAsia="Arial Unicode MS" w:hAnsi="Arial Unicode MS"/>
-          <w:rtl w:val="0"/>
-        </w:rPr>
-        <w:t xml:space="preserve">// ✅ CORRECT: Use secure key storage</w:t>
+      <w:sdt>
+        <w:sdtPr>
+          <w:id w:val="-748537596"/>
+          <w:tag w:val="goog_rdk_37"/>
+        </w:sdtPr>
+        <w:sdtContent>
+          <w:r>
+            <w:rPr>
+              <w:rFonts w:ascii="Arial Unicode MS" w:cs="Arial Unicode MS" w:eastAsia="Arial Unicode MS" w:hAnsi="Arial Unicode MS"/>
+              <w:rtl w:val="0"/>
+            </w:rPr>
+            <w:t xml:space="preserve">// ✅ CORRECT: Use secure key storage</w:t>
+          </w:r>
+        </w:sdtContent>
+      </w:sdt>
+      <w:r>
+        <w:rPr>
+          <w:rtl w:val="0"/>
+        </w:rPr>
       </w:r>
     </w:p>
     <w:p>
@@ -8843,12 +9512,25 @@
       <w:pPr>
         <w:rPr/>
       </w:pPr>
-      <w:r>
-        <w:rPr>
-          <w:rFonts w:ascii="Arial Unicode MS" w:cs="Arial Unicode MS" w:eastAsia="Arial Unicode MS" w:hAnsi="Arial Unicode MS"/>
-          <w:rtl w:val="0"/>
-        </w:rPr>
-        <w:t xml:space="preserve">// ❌ WRONG: Hardcoded in source</w:t>
+      <w:sdt>
+        <w:sdtPr>
+          <w:id w:val="-1828173471"/>
+          <w:tag w:val="goog_rdk_38"/>
+        </w:sdtPr>
+        <w:sdtContent>
+          <w:r>
+            <w:rPr>
+              <w:rFonts w:ascii="Arial Unicode MS" w:cs="Arial Unicode MS" w:eastAsia="Arial Unicode MS" w:hAnsi="Arial Unicode MS"/>
+              <w:rtl w:val="0"/>
+            </w:rPr>
+            <w:t xml:space="preserve">// ❌ WRONG: Hardcoded in source</w:t>
+          </w:r>
+        </w:sdtContent>
+      </w:sdt>
+      <w:r>
+        <w:rPr>
+          <w:rtl w:val="0"/>
+        </w:rPr>
       </w:r>
     </w:p>
     <w:p>
@@ -8886,8 +9568,8 @@
           <w:szCs w:val="26"/>
         </w:rPr>
       </w:pPr>
-      <w:bookmarkStart w:colFirst="0" w:colLast="0" w:name="_otd4w6rvqve0" w:id="36"/>
-      <w:bookmarkEnd w:id="36"/>
+      <w:bookmarkStart w:colFirst="0" w:colLast="0" w:name="_heading=h.69bcbq6dbv0k" w:id="40"/>
+      <w:bookmarkEnd w:id="40"/>
       <w:r>
         <w:rPr>
           <w:b w:val="1"/>
@@ -8904,12 +9586,25 @@
       <w:pPr>
         <w:rPr/>
       </w:pPr>
-      <w:r>
-        <w:rPr>
-          <w:rFonts w:ascii="Arial Unicode MS" w:cs="Arial Unicode MS" w:eastAsia="Arial Unicode MS" w:hAnsi="Arial Unicode MS"/>
-          <w:rtl w:val="0"/>
-        </w:rPr>
-        <w:t xml:space="preserve">// ✅ CORRECT: Encrypt file with AES, stream processing for large files</w:t>
+      <w:sdt>
+        <w:sdtPr>
+          <w:id w:val="-312213438"/>
+          <w:tag w:val="goog_rdk_39"/>
+        </w:sdtPr>
+        <w:sdtContent>
+          <w:r>
+            <w:rPr>
+              <w:rFonts w:ascii="Arial Unicode MS" w:cs="Arial Unicode MS" w:eastAsia="Arial Unicode MS" w:hAnsi="Arial Unicode MS"/>
+              <w:rtl w:val="0"/>
+            </w:rPr>
+            <w:t xml:space="preserve">// ✅ CORRECT: Encrypt file with AES, stream processing for large files</w:t>
+          </w:r>
+        </w:sdtContent>
+      </w:sdt>
+      <w:r>
+        <w:rPr>
+          <w:rtl w:val="0"/>
+        </w:rPr>
       </w:r>
     </w:p>
     <w:p>
@@ -9027,8 +9722,8 @@
           <w:szCs w:val="34"/>
         </w:rPr>
       </w:pPr>
-      <w:bookmarkStart w:colFirst="0" w:colLast="0" w:name="_jrtkm1vfp7dv" w:id="37"/>
-      <w:bookmarkEnd w:id="37"/>
+      <w:bookmarkStart w:colFirst="0" w:colLast="0" w:name="_heading=h.1ud68nzghbtv" w:id="41"/>
+      <w:bookmarkEnd w:id="41"/>
       <w:r>
         <w:rPr>
           <w:b w:val="1"/>
@@ -9054,8 +9749,8 @@
           <w:szCs w:val="26"/>
         </w:rPr>
       </w:pPr>
-      <w:bookmarkStart w:colFirst="0" w:colLast="0" w:name="_tntcd0ll7wdn" w:id="38"/>
-      <w:bookmarkEnd w:id="38"/>
+      <w:bookmarkStart w:colFirst="0" w:colLast="0" w:name="_heading=h.l4bdumnv9ief" w:id="42"/>
+      <w:bookmarkEnd w:id="42"/>
       <w:r>
         <w:rPr>
           <w:b w:val="1"/>
@@ -9125,8 +9820,8 @@
           <w:szCs w:val="26"/>
         </w:rPr>
       </w:pPr>
-      <w:bookmarkStart w:colFirst="0" w:colLast="0" w:name="_pryeu2bbubnf" w:id="39"/>
-      <w:bookmarkEnd w:id="39"/>
+      <w:bookmarkStart w:colFirst="0" w:colLast="0" w:name="_heading=h.3b9u9l3k14kk" w:id="43"/>
+      <w:bookmarkEnd w:id="43"/>
       <w:r>
         <w:rPr>
           <w:b w:val="1"/>
@@ -9218,8 +9913,8 @@
           <w:szCs w:val="26"/>
         </w:rPr>
       </w:pPr>
-      <w:bookmarkStart w:colFirst="0" w:colLast="0" w:name="_waf5dp7hhwx" w:id="40"/>
-      <w:bookmarkEnd w:id="40"/>
+      <w:bookmarkStart w:colFirst="0" w:colLast="0" w:name="_heading=h.chrchbb4stl0" w:id="44"/>
+      <w:bookmarkEnd w:id="44"/>
       <w:r>
         <w:rPr>
           <w:b w:val="1"/>
@@ -9236,12 +9931,25 @@
       <w:pPr>
         <w:rPr/>
       </w:pPr>
-      <w:r>
-        <w:rPr>
-          <w:rFonts w:ascii="Arial Unicode MS" w:cs="Arial Unicode MS" w:eastAsia="Arial Unicode MS" w:hAnsi="Arial Unicode MS"/>
-          <w:rtl w:val="0"/>
-        </w:rPr>
-        <w:t xml:space="preserve">// String → Bytes</w:t>
+      <w:sdt>
+        <w:sdtPr>
+          <w:id w:val="-1676411975"/>
+          <w:tag w:val="goog_rdk_40"/>
+        </w:sdtPr>
+        <w:sdtContent>
+          <w:r>
+            <w:rPr>
+              <w:rFonts w:ascii="Arial Unicode MS" w:cs="Arial Unicode MS" w:eastAsia="Arial Unicode MS" w:hAnsi="Arial Unicode MS"/>
+              <w:rtl w:val="0"/>
+            </w:rPr>
+            <w:t xml:space="preserve">// String → Bytes</w:t>
+          </w:r>
+        </w:sdtContent>
+      </w:sdt>
+      <w:r>
+        <w:rPr>
+          <w:rtl w:val="0"/>
+        </w:rPr>
       </w:r>
     </w:p>
     <w:p>
@@ -9269,12 +9977,25 @@
       <w:pPr>
         <w:rPr/>
       </w:pPr>
-      <w:r>
-        <w:rPr>
-          <w:rFonts w:ascii="Arial Unicode MS" w:cs="Arial Unicode MS" w:eastAsia="Arial Unicode MS" w:hAnsi="Arial Unicode MS"/>
-          <w:rtl w:val="0"/>
-        </w:rPr>
-        <w:t xml:space="preserve">// Bytes → String</w:t>
+      <w:sdt>
+        <w:sdtPr>
+          <w:id w:val="1439679125"/>
+          <w:tag w:val="goog_rdk_41"/>
+        </w:sdtPr>
+        <w:sdtContent>
+          <w:r>
+            <w:rPr>
+              <w:rFonts w:ascii="Arial Unicode MS" w:cs="Arial Unicode MS" w:eastAsia="Arial Unicode MS" w:hAnsi="Arial Unicode MS"/>
+              <w:rtl w:val="0"/>
+            </w:rPr>
+            <w:t xml:space="preserve">// Bytes → String</w:t>
+          </w:r>
+        </w:sdtContent>
+      </w:sdt>
+      <w:r>
+        <w:rPr>
+          <w:rtl w:val="0"/>
+        </w:rPr>
       </w:r>
     </w:p>
     <w:p>
@@ -9302,12 +10023,25 @@
       <w:pPr>
         <w:rPr/>
       </w:pPr>
-      <w:r>
-        <w:rPr>
-          <w:rFonts w:ascii="Arial Unicode MS" w:cs="Arial Unicode MS" w:eastAsia="Arial Unicode MS" w:hAnsi="Arial Unicode MS"/>
-          <w:rtl w:val="0"/>
-        </w:rPr>
-        <w:t xml:space="preserve">// Bytes → Base64</w:t>
+      <w:sdt>
+        <w:sdtPr>
+          <w:id w:val="-1660876597"/>
+          <w:tag w:val="goog_rdk_42"/>
+        </w:sdtPr>
+        <w:sdtContent>
+          <w:r>
+            <w:rPr>
+              <w:rFonts w:ascii="Arial Unicode MS" w:cs="Arial Unicode MS" w:eastAsia="Arial Unicode MS" w:hAnsi="Arial Unicode MS"/>
+              <w:rtl w:val="0"/>
+            </w:rPr>
+            <w:t xml:space="preserve">// Bytes → Base64</w:t>
+          </w:r>
+        </w:sdtContent>
+      </w:sdt>
+      <w:r>
+        <w:rPr>
+          <w:rtl w:val="0"/>
+        </w:rPr>
       </w:r>
     </w:p>
     <w:p>
@@ -9335,12 +10069,25 @@
       <w:pPr>
         <w:rPr/>
       </w:pPr>
-      <w:r>
-        <w:rPr>
-          <w:rFonts w:ascii="Arial Unicode MS" w:cs="Arial Unicode MS" w:eastAsia="Arial Unicode MS" w:hAnsi="Arial Unicode MS"/>
-          <w:rtl w:val="0"/>
-        </w:rPr>
-        <w:t xml:space="preserve">// Base64 → Bytes</w:t>
+      <w:sdt>
+        <w:sdtPr>
+          <w:id w:val="1419153820"/>
+          <w:tag w:val="goog_rdk_43"/>
+        </w:sdtPr>
+        <w:sdtContent>
+          <w:r>
+            <w:rPr>
+              <w:rFonts w:ascii="Arial Unicode MS" w:cs="Arial Unicode MS" w:eastAsia="Arial Unicode MS" w:hAnsi="Arial Unicode MS"/>
+              <w:rtl w:val="0"/>
+            </w:rPr>
+            <w:t xml:space="preserve">// Base64 → Bytes</w:t>
+          </w:r>
+        </w:sdtContent>
+      </w:sdt>
+      <w:r>
+        <w:rPr>
+          <w:rtl w:val="0"/>
+        </w:rPr>
       </w:r>
     </w:p>
     <w:p>
@@ -9392,8 +10139,8 @@
           <w:szCs w:val="34"/>
         </w:rPr>
       </w:pPr>
-      <w:bookmarkStart w:colFirst="0" w:colLast="0" w:name="_hghcir77h983" w:id="41"/>
-      <w:bookmarkEnd w:id="41"/>
+      <w:bookmarkStart w:colFirst="0" w:colLast="0" w:name="_heading=h.cclwqn6syogl" w:id="45"/>
+      <w:bookmarkEnd w:id="45"/>
       <w:r>
         <w:rPr>
           <w:b w:val="1"/>
@@ -10201,8 +10948,8 @@
           <w:szCs w:val="42"/>
         </w:rPr>
       </w:pPr>
-      <w:bookmarkStart w:colFirst="0" w:colLast="0" w:name="_7ppwv517pqee" w:id="42"/>
-      <w:bookmarkEnd w:id="42"/>
+      <w:bookmarkStart w:colFirst="0" w:colLast="0" w:name="_heading=h.imof5bko0hgv" w:id="46"/>
+      <w:bookmarkEnd w:id="46"/>
       <w:r>
         <w:rPr>
           <w:rFonts w:ascii="Nunito" w:cs="Nunito" w:eastAsia="Nunito" w:hAnsi="Nunito"/>
@@ -10245,15 +10992,15 @@
       <w:pPr>
         <w:numPr>
           <w:ilvl w:val="0"/>
-          <w:numId w:val="21"/>
+          <w:numId w:val="14"/>
         </w:numPr>
         <w:pBdr>
-          <w:top w:color="auto" w:space="0" w:sz="0" w:val="none"/>
-          <w:bottom w:color="auto" w:space="0" w:sz="0" w:val="none"/>
-          <w:right w:color="auto" w:space="0" w:sz="0" w:val="none"/>
-          <w:between w:color="auto" w:space="0" w:sz="0" w:val="none"/>
+          <w:top w:color="000000" w:space="0" w:sz="0" w:val="none"/>
+          <w:bottom w:color="000000" w:space="0" w:sz="0" w:val="none"/>
+          <w:right w:color="000000" w:space="0" w:sz="0" w:val="none"/>
+          <w:between w:color="000000" w:space="0" w:sz="0" w:val="none"/>
         </w:pBdr>
-        <w:spacing w:after="0" w:afterAutospacing="0" w:before="100" w:lineRule="auto"/>
+        <w:spacing w:after="0" w:before="100" w:lineRule="auto"/>
         <w:ind w:left="800" w:right="220" w:hanging="360"/>
         <w:rPr>
           <w:rFonts w:ascii="Nunito" w:cs="Nunito" w:eastAsia="Nunito" w:hAnsi="Nunito"/>
@@ -10271,15 +11018,15 @@
       <w:pPr>
         <w:numPr>
           <w:ilvl w:val="0"/>
-          <w:numId w:val="21"/>
+          <w:numId w:val="14"/>
         </w:numPr>
         <w:pBdr>
-          <w:top w:color="auto" w:space="0" w:sz="0" w:val="none"/>
-          <w:bottom w:color="auto" w:space="0" w:sz="0" w:val="none"/>
-          <w:right w:color="auto" w:space="0" w:sz="0" w:val="none"/>
-          <w:between w:color="auto" w:space="0" w:sz="0" w:val="none"/>
+          <w:top w:color="000000" w:space="0" w:sz="0" w:val="none"/>
+          <w:bottom w:color="000000" w:space="0" w:sz="0" w:val="none"/>
+          <w:right w:color="000000" w:space="0" w:sz="0" w:val="none"/>
+          <w:between w:color="000000" w:space="0" w:sz="0" w:val="none"/>
         </w:pBdr>
-        <w:spacing w:after="0" w:afterAutospacing="0" w:before="0" w:beforeAutospacing="0" w:lineRule="auto"/>
+        <w:spacing w:after="0" w:before="0" w:lineRule="auto"/>
         <w:ind w:left="800" w:right="220" w:hanging="360"/>
         <w:rPr>
           <w:rFonts w:ascii="Nunito" w:cs="Nunito" w:eastAsia="Nunito" w:hAnsi="Nunito"/>
@@ -10297,15 +11044,15 @@
       <w:pPr>
         <w:numPr>
           <w:ilvl w:val="0"/>
-          <w:numId w:val="21"/>
+          <w:numId w:val="14"/>
         </w:numPr>
         <w:pBdr>
-          <w:top w:color="auto" w:space="0" w:sz="0" w:val="none"/>
-          <w:bottom w:color="auto" w:space="0" w:sz="0" w:val="none"/>
-          <w:right w:color="auto" w:space="0" w:sz="0" w:val="none"/>
-          <w:between w:color="auto" w:space="0" w:sz="0" w:val="none"/>
+          <w:top w:color="000000" w:space="0" w:sz="0" w:val="none"/>
+          <w:bottom w:color="000000" w:space="0" w:sz="0" w:val="none"/>
+          <w:right w:color="000000" w:space="0" w:sz="0" w:val="none"/>
+          <w:between w:color="000000" w:space="0" w:sz="0" w:val="none"/>
         </w:pBdr>
-        <w:spacing w:after="220" w:before="0" w:beforeAutospacing="0" w:lineRule="auto"/>
+        <w:spacing w:after="220" w:before="0" w:lineRule="auto"/>
         <w:ind w:left="800" w:right="220" w:hanging="360"/>
         <w:rPr>
           <w:rFonts w:ascii="Nunito" w:cs="Nunito" w:eastAsia="Nunito" w:hAnsi="Nunito"/>
@@ -10322,11 +11069,11 @@
     <w:p>
       <w:pPr>
         <w:pBdr>
-          <w:top w:color="auto" w:space="0" w:sz="0" w:val="none"/>
-          <w:left w:color="auto" w:space="0" w:sz="0" w:val="none"/>
-          <w:bottom w:color="auto" w:space="0" w:sz="0" w:val="none"/>
-          <w:right w:color="auto" w:space="0" w:sz="0" w:val="none"/>
-          <w:between w:color="auto" w:space="0" w:sz="0" w:val="none"/>
+          <w:top w:color="000000" w:space="0" w:sz="0" w:val="none"/>
+          <w:left w:color="000000" w:space="0" w:sz="0" w:val="none"/>
+          <w:bottom w:color="000000" w:space="0" w:sz="0" w:val="none"/>
+          <w:right w:color="000000" w:space="0" w:sz="0" w:val="none"/>
+          <w:between w:color="000000" w:space="0" w:sz="0" w:val="none"/>
         </w:pBdr>
         <w:shd w:fill="ffffff" w:val="clear"/>
         <w:spacing w:after="160" w:before="320" w:line="288" w:lineRule="auto"/>
@@ -10356,11 +11103,11 @@
     <w:p>
       <w:pPr>
         <w:pBdr>
-          <w:top w:color="auto" w:space="0" w:sz="0" w:val="none"/>
-          <w:left w:color="auto" w:space="0" w:sz="0" w:val="none"/>
-          <w:bottom w:color="auto" w:space="0" w:sz="0" w:val="none"/>
-          <w:right w:color="auto" w:space="0" w:sz="0" w:val="none"/>
-          <w:between w:color="auto" w:space="0" w:sz="0" w:val="none"/>
+          <w:top w:color="000000" w:space="0" w:sz="0" w:val="none"/>
+          <w:left w:color="000000" w:space="0" w:sz="0" w:val="none"/>
+          <w:bottom w:color="000000" w:space="0" w:sz="0" w:val="none"/>
+          <w:right w:color="000000" w:space="0" w:sz="0" w:val="none"/>
+          <w:between w:color="000000" w:space="0" w:sz="0" w:val="none"/>
         </w:pBdr>
         <w:shd w:fill="ffffff" w:val="clear"/>
         <w:spacing w:after="160" w:before="320" w:line="288" w:lineRule="auto"/>
@@ -10389,11 +11136,11 @@
     <w:p>
       <w:pPr>
         <w:pBdr>
-          <w:top w:color="auto" w:space="0" w:sz="0" w:val="none"/>
-          <w:left w:color="auto" w:space="0" w:sz="0" w:val="none"/>
-          <w:bottom w:color="auto" w:space="0" w:sz="0" w:val="none"/>
-          <w:right w:color="auto" w:space="0" w:sz="0" w:val="none"/>
-          <w:between w:color="auto" w:space="0" w:sz="0" w:val="none"/>
+          <w:top w:color="000000" w:space="0" w:sz="0" w:val="none"/>
+          <w:left w:color="000000" w:space="0" w:sz="0" w:val="none"/>
+          <w:bottom w:color="000000" w:space="0" w:sz="0" w:val="none"/>
+          <w:right w:color="000000" w:space="0" w:sz="0" w:val="none"/>
+          <w:between w:color="000000" w:space="0" w:sz="0" w:val="none"/>
         </w:pBdr>
         <w:shd w:fill="ffffff" w:val="clear"/>
         <w:spacing w:after="160" w:before="320" w:line="288" w:lineRule="auto"/>
@@ -10423,15 +11170,15 @@
       <w:pPr>
         <w:numPr>
           <w:ilvl w:val="0"/>
-          <w:numId w:val="9"/>
+          <w:numId w:val="23"/>
         </w:numPr>
         <w:pBdr>
-          <w:top w:color="auto" w:space="0" w:sz="0" w:val="none"/>
-          <w:bottom w:color="auto" w:space="0" w:sz="0" w:val="none"/>
-          <w:right w:color="auto" w:space="0" w:sz="0" w:val="none"/>
-          <w:between w:color="auto" w:space="0" w:sz="0" w:val="none"/>
+          <w:top w:color="000000" w:space="0" w:sz="0" w:val="none"/>
+          <w:bottom w:color="000000" w:space="0" w:sz="0" w:val="none"/>
+          <w:right w:color="000000" w:space="0" w:sz="0" w:val="none"/>
+          <w:between w:color="000000" w:space="0" w:sz="0" w:val="none"/>
         </w:pBdr>
-        <w:spacing w:after="0" w:afterAutospacing="0" w:before="320" w:line="379.20000000000005" w:lineRule="auto"/>
+        <w:spacing w:after="0" w:before="320" w:line="379.20000000000005" w:lineRule="auto"/>
         <w:ind w:left="1080" w:hanging="360"/>
         <w:rPr>
           <w:rFonts w:ascii="Nunito" w:cs="Nunito" w:eastAsia="Nunito" w:hAnsi="Nunito"/>
@@ -10452,20 +11199,25 @@
         </w:rPr>
         <w:t xml:space="preserve">Person A encrypts the message using Person B's Public Key.</w:t>
       </w:r>
+      <w:r>
+        <w:rPr>
+          <w:rtl w:val="0"/>
+        </w:rPr>
+      </w:r>
     </w:p>
     <w:p>
       <w:pPr>
         <w:numPr>
           <w:ilvl w:val="0"/>
-          <w:numId w:val="9"/>
+          <w:numId w:val="23"/>
         </w:numPr>
         <w:pBdr>
-          <w:top w:color="auto" w:space="0" w:sz="0" w:val="none"/>
-          <w:bottom w:color="auto" w:space="0" w:sz="0" w:val="none"/>
-          <w:right w:color="auto" w:space="0" w:sz="0" w:val="none"/>
-          <w:between w:color="auto" w:space="0" w:sz="0" w:val="none"/>
+          <w:top w:color="000000" w:space="0" w:sz="0" w:val="none"/>
+          <w:bottom w:color="000000" w:space="0" w:sz="0" w:val="none"/>
+          <w:right w:color="000000" w:space="0" w:sz="0" w:val="none"/>
+          <w:between w:color="000000" w:space="0" w:sz="0" w:val="none"/>
         </w:pBdr>
-        <w:spacing w:after="360" w:before="0" w:beforeAutospacing="0" w:line="379.20000000000005" w:lineRule="auto"/>
+        <w:spacing w:after="360" w:before="0" w:line="379.20000000000005" w:lineRule="auto"/>
         <w:ind w:left="1080" w:hanging="360"/>
         <w:rPr>
           <w:rFonts w:ascii="Nunito" w:cs="Nunito" w:eastAsia="Nunito" w:hAnsi="Nunito"/>
@@ -10485,6 +11237,11 @@
           <w:rtl w:val="0"/>
         </w:rPr>
         <w:t xml:space="preserve">Person B decrypts the message using their Private Key.</w:t>
+      </w:r>
+      <w:r>
+        <w:rPr>
+          <w:rtl w:val="0"/>
+        </w:rPr>
       </w:r>
     </w:p>
     <w:p>
@@ -10493,11 +11250,11 @@
         <w:keepNext w:val="0"/>
         <w:keepLines w:val="0"/>
         <w:pBdr>
-          <w:top w:color="auto" w:space="0" w:sz="0" w:val="none"/>
-          <w:left w:color="auto" w:space="0" w:sz="0" w:val="none"/>
-          <w:bottom w:color="auto" w:space="0" w:sz="0" w:val="none"/>
-          <w:right w:color="auto" w:space="0" w:sz="0" w:val="none"/>
-          <w:between w:color="auto" w:space="0" w:sz="0" w:val="none"/>
+          <w:top w:color="000000" w:space="0" w:sz="0" w:val="none"/>
+          <w:left w:color="000000" w:space="0" w:sz="0" w:val="none"/>
+          <w:bottom w:color="000000" w:space="0" w:sz="0" w:val="none"/>
+          <w:right w:color="000000" w:space="0" w:sz="0" w:val="none"/>
+          <w:between w:color="000000" w:space="0" w:sz="0" w:val="none"/>
         </w:pBdr>
         <w:shd w:fill="ffffff" w:val="clear"/>
         <w:spacing w:after="360" w:before="680" w:line="335.99999999999994" w:lineRule="auto"/>
@@ -10510,8 +11267,8 @@
           <w:szCs w:val="30"/>
         </w:rPr>
       </w:pPr>
-      <w:bookmarkStart w:colFirst="0" w:colLast="0" w:name="_x4zu5s6s2cdj" w:id="43"/>
-      <w:bookmarkEnd w:id="43"/>
+      <w:bookmarkStart w:colFirst="0" w:colLast="0" w:name="_heading=h.hur1s6shrsc0" w:id="47"/>
+      <w:bookmarkEnd w:id="47"/>
       <w:r>
         <w:rPr>
           <w:rFonts w:ascii="Nunito" w:cs="Nunito" w:eastAsia="Nunito" w:hAnsi="Nunito"/>
@@ -10528,11 +11285,11 @@
     <w:p>
       <w:pPr>
         <w:pBdr>
-          <w:top w:color="auto" w:space="0" w:sz="0" w:val="none"/>
-          <w:left w:color="auto" w:space="0" w:sz="0" w:val="none"/>
-          <w:bottom w:color="auto" w:space="0" w:sz="0" w:val="none"/>
-          <w:right w:color="auto" w:space="0" w:sz="0" w:val="none"/>
-          <w:between w:color="auto" w:space="0" w:sz="0" w:val="none"/>
+          <w:top w:color="000000" w:space="0" w:sz="0" w:val="none"/>
+          <w:left w:color="000000" w:space="0" w:sz="0" w:val="none"/>
+          <w:bottom w:color="000000" w:space="0" w:sz="0" w:val="none"/>
+          <w:right w:color="000000" w:space="0" w:sz="0" w:val="none"/>
+          <w:between w:color="000000" w:space="0" w:sz="0" w:val="none"/>
         </w:pBdr>
         <w:shd w:fill="ffffff" w:val="clear"/>
         <w:spacing w:after="520" w:before="480" w:line="288" w:lineRule="auto"/>
@@ -10566,15 +11323,15 @@
       <w:pPr>
         <w:numPr>
           <w:ilvl w:val="0"/>
-          <w:numId w:val="10"/>
+          <w:numId w:val="2"/>
         </w:numPr>
         <w:pBdr>
-          <w:top w:color="auto" w:space="0" w:sz="0" w:val="none"/>
-          <w:bottom w:color="auto" w:space="0" w:sz="0" w:val="none"/>
-          <w:right w:color="auto" w:space="0" w:sz="0" w:val="none"/>
-          <w:between w:color="auto" w:space="0" w:sz="0" w:val="none"/>
+          <w:top w:color="000000" w:space="0" w:sz="0" w:val="none"/>
+          <w:bottom w:color="000000" w:space="0" w:sz="0" w:val="none"/>
+          <w:right w:color="000000" w:space="0" w:sz="0" w:val="none"/>
+          <w:between w:color="000000" w:space="0" w:sz="0" w:val="none"/>
         </w:pBdr>
-        <w:spacing w:after="0" w:afterAutospacing="0" w:before="480" w:line="379.20000000000005" w:lineRule="auto"/>
+        <w:spacing w:after="0" w:before="480" w:line="379.20000000000005" w:lineRule="auto"/>
         <w:ind w:left="1080" w:hanging="360"/>
         <w:rPr>
           <w:rFonts w:ascii="Nunito" w:cs="Nunito" w:eastAsia="Nunito" w:hAnsi="Nunito"/>
@@ -10597,20 +11354,25 @@
         </w:rPr>
         <w:t xml:space="preserve">Key Generation: Creating Public and Private Keys</w:t>
       </w:r>
+      <w:r>
+        <w:rPr>
+          <w:rtl w:val="0"/>
+        </w:rPr>
+      </w:r>
     </w:p>
     <w:p>
       <w:pPr>
         <w:numPr>
           <w:ilvl w:val="0"/>
-          <w:numId w:val="10"/>
+          <w:numId w:val="2"/>
         </w:numPr>
         <w:pBdr>
-          <w:top w:color="auto" w:space="0" w:sz="0" w:val="none"/>
-          <w:bottom w:color="auto" w:space="0" w:sz="0" w:val="none"/>
-          <w:right w:color="auto" w:space="0" w:sz="0" w:val="none"/>
-          <w:between w:color="auto" w:space="0" w:sz="0" w:val="none"/>
+          <w:top w:color="000000" w:space="0" w:sz="0" w:val="none"/>
+          <w:bottom w:color="000000" w:space="0" w:sz="0" w:val="none"/>
+          <w:right w:color="000000" w:space="0" w:sz="0" w:val="none"/>
+          <w:between w:color="000000" w:space="0" w:sz="0" w:val="none"/>
         </w:pBdr>
-        <w:spacing w:after="0" w:afterAutospacing="0" w:before="0" w:beforeAutospacing="0" w:line="379.20000000000005" w:lineRule="auto"/>
+        <w:spacing w:after="0" w:before="0" w:line="379.20000000000005" w:lineRule="auto"/>
         <w:ind w:left="1080" w:hanging="360"/>
         <w:rPr>
           <w:rFonts w:ascii="Nunito" w:cs="Nunito" w:eastAsia="Nunito" w:hAnsi="Nunito"/>
@@ -10633,20 +11395,25 @@
         </w:rPr>
         <w:t xml:space="preserve">Encryption: Sender encrypts the data using Public Key to get cipher text.</w:t>
       </w:r>
+      <w:r>
+        <w:rPr>
+          <w:rtl w:val="0"/>
+        </w:rPr>
+      </w:r>
     </w:p>
     <w:p>
       <w:pPr>
         <w:numPr>
           <w:ilvl w:val="0"/>
-          <w:numId w:val="10"/>
+          <w:numId w:val="2"/>
         </w:numPr>
         <w:pBdr>
-          <w:top w:color="auto" w:space="0" w:sz="0" w:val="none"/>
-          <w:bottom w:color="auto" w:space="0" w:sz="0" w:val="none"/>
-          <w:right w:color="auto" w:space="0" w:sz="0" w:val="none"/>
-          <w:between w:color="auto" w:space="0" w:sz="0" w:val="none"/>
+          <w:top w:color="000000" w:space="0" w:sz="0" w:val="none"/>
+          <w:bottom w:color="000000" w:space="0" w:sz="0" w:val="none"/>
+          <w:right w:color="000000" w:space="0" w:sz="0" w:val="none"/>
+          <w:between w:color="000000" w:space="0" w:sz="0" w:val="none"/>
         </w:pBdr>
-        <w:spacing w:after="720" w:before="0" w:beforeAutospacing="0" w:line="379.20000000000005" w:lineRule="auto"/>
+        <w:spacing w:after="720" w:before="0" w:line="379.20000000000005" w:lineRule="auto"/>
         <w:ind w:left="1080" w:hanging="360"/>
         <w:rPr>
           <w:rFonts w:ascii="Nunito" w:cs="Nunito" w:eastAsia="Nunito" w:hAnsi="Nunito"/>
@@ -10669,15 +11436,20 @@
         </w:rPr>
         <w:t xml:space="preserve">Decryption: Decrypting the cipher text using Private Key to get the original data.</w:t>
       </w:r>
+      <w:r>
+        <w:rPr>
+          <w:rtl w:val="0"/>
+        </w:rPr>
+      </w:r>
     </w:p>
     <w:p>
       <w:pPr>
         <w:pBdr>
-          <w:top w:color="auto" w:space="0" w:sz="0" w:val="none"/>
-          <w:left w:color="auto" w:space="0" w:sz="0" w:val="none"/>
-          <w:bottom w:color="auto" w:space="0" w:sz="0" w:val="none"/>
-          <w:right w:color="auto" w:space="0" w:sz="0" w:val="none"/>
-          <w:between w:color="auto" w:space="0" w:sz="0" w:val="none"/>
+          <w:top w:color="000000" w:space="0" w:sz="0" w:val="none"/>
+          <w:left w:color="000000" w:space="0" w:sz="0" w:val="none"/>
+          <w:bottom w:color="000000" w:space="0" w:sz="0" w:val="none"/>
+          <w:right w:color="000000" w:space="0" w:sz="0" w:val="none"/>
+          <w:between w:color="000000" w:space="0" w:sz="0" w:val="none"/>
         </w:pBdr>
         <w:shd w:fill="ffffff" w:val="clear"/>
         <w:spacing w:after="160" w:before="320" w:line="288" w:lineRule="auto"/>
@@ -10707,15 +11479,15 @@
       <w:pPr>
         <w:numPr>
           <w:ilvl w:val="0"/>
-          <w:numId w:val="22"/>
+          <w:numId w:val="15"/>
         </w:numPr>
         <w:pBdr>
-          <w:top w:color="auto" w:space="0" w:sz="0" w:val="none"/>
-          <w:bottom w:color="auto" w:space="0" w:sz="0" w:val="none"/>
-          <w:right w:color="auto" w:space="0" w:sz="0" w:val="none"/>
-          <w:between w:color="auto" w:space="0" w:sz="0" w:val="none"/>
+          <w:top w:color="000000" w:space="0" w:sz="0" w:val="none"/>
+          <w:bottom w:color="000000" w:space="0" w:sz="0" w:val="none"/>
+          <w:right w:color="000000" w:space="0" w:sz="0" w:val="none"/>
+          <w:between w:color="000000" w:space="0" w:sz="0" w:val="none"/>
         </w:pBdr>
-        <w:spacing w:after="0" w:afterAutospacing="0" w:before="320" w:line="379.20000000000005" w:lineRule="auto"/>
+        <w:spacing w:after="0" w:before="320" w:line="379.20000000000005" w:lineRule="auto"/>
         <w:ind w:left="1080" w:hanging="360"/>
         <w:rPr>
           <w:rFonts w:ascii="Nunito" w:cs="Nunito" w:eastAsia="Nunito" w:hAnsi="Nunito"/>
@@ -10736,20 +11508,25 @@
         </w:rPr>
         <w:t xml:space="preserve">Choose two large prime numbers, say p and q. These prime numbers should be kept secret.</w:t>
       </w:r>
+      <w:r>
+        <w:rPr>
+          <w:rtl w:val="0"/>
+        </w:rPr>
+      </w:r>
     </w:p>
     <w:p>
       <w:pPr>
         <w:numPr>
           <w:ilvl w:val="0"/>
-          <w:numId w:val="22"/>
+          <w:numId w:val="15"/>
         </w:numPr>
         <w:pBdr>
-          <w:top w:color="auto" w:space="0" w:sz="0" w:val="none"/>
-          <w:bottom w:color="auto" w:space="0" w:sz="0" w:val="none"/>
-          <w:right w:color="auto" w:space="0" w:sz="0" w:val="none"/>
-          <w:between w:color="auto" w:space="0" w:sz="0" w:val="none"/>
+          <w:top w:color="000000" w:space="0" w:sz="0" w:val="none"/>
+          <w:bottom w:color="000000" w:space="0" w:sz="0" w:val="none"/>
+          <w:right w:color="000000" w:space="0" w:sz="0" w:val="none"/>
+          <w:between w:color="000000" w:space="0" w:sz="0" w:val="none"/>
         </w:pBdr>
-        <w:spacing w:after="0" w:afterAutospacing="0" w:before="0" w:beforeAutospacing="0" w:line="379.20000000000005" w:lineRule="auto"/>
+        <w:spacing w:after="0" w:before="0" w:line="379.20000000000005" w:lineRule="auto"/>
         <w:ind w:left="1080" w:hanging="360"/>
         <w:rPr>
           <w:rFonts w:ascii="Nunito" w:cs="Nunito" w:eastAsia="Nunito" w:hAnsi="Nunito"/>
@@ -10770,20 +11547,25 @@
         </w:rPr>
         <w:t xml:space="preserve">Calculate the product of primes, n = p * q. This product is part of the public as well as the private key.</w:t>
       </w:r>
+      <w:r>
+        <w:rPr>
+          <w:rtl w:val="0"/>
+        </w:rPr>
+      </w:r>
     </w:p>
     <w:p>
       <w:pPr>
         <w:numPr>
           <w:ilvl w:val="0"/>
-          <w:numId w:val="22"/>
+          <w:numId w:val="15"/>
         </w:numPr>
         <w:pBdr>
-          <w:top w:color="auto" w:space="0" w:sz="0" w:val="none"/>
-          <w:bottom w:color="auto" w:space="0" w:sz="0" w:val="none"/>
-          <w:right w:color="auto" w:space="0" w:sz="0" w:val="none"/>
-          <w:between w:color="auto" w:space="0" w:sz="0" w:val="none"/>
+          <w:top w:color="000000" w:space="0" w:sz="0" w:val="none"/>
+          <w:bottom w:color="000000" w:space="0" w:sz="0" w:val="none"/>
+          <w:right w:color="000000" w:space="0" w:sz="0" w:val="none"/>
+          <w:between w:color="000000" w:space="0" w:sz="0" w:val="none"/>
         </w:pBdr>
-        <w:spacing w:after="0" w:afterAutospacing="0" w:before="0" w:beforeAutospacing="0" w:line="288" w:lineRule="auto"/>
+        <w:spacing w:after="0" w:before="0" w:line="288" w:lineRule="auto"/>
         <w:ind w:left="1080" w:hanging="360"/>
         <w:rPr>
           <w:rFonts w:ascii="Nunito" w:cs="Nunito" w:eastAsia="Nunito" w:hAnsi="Nunito"/>
@@ -10804,7 +11586,7 @@
         </w:rPr>
         <w:t xml:space="preserve">Calculate </w:t>
       </w:r>
-      <w:hyperlink r:id="rId7">
+      <w:hyperlink r:id="rId8">
         <w:r>
           <w:rPr>
             <w:rFonts w:ascii="Nunito" w:cs="Nunito" w:eastAsia="Nunito" w:hAnsi="Nunito"/>
@@ -10831,20 +11613,25 @@
         </w:rPr>
         <w:t xml:space="preserve">Φ(n) as Φ(n) = Φ(p * q) = Φ(p) * Φ(q) = (p - 1) * (q - 1).</w:t>
       </w:r>
+      <w:r>
+        <w:rPr>
+          <w:rtl w:val="0"/>
+        </w:rPr>
+      </w:r>
     </w:p>
     <w:p>
       <w:pPr>
         <w:numPr>
           <w:ilvl w:val="0"/>
-          <w:numId w:val="22"/>
+          <w:numId w:val="15"/>
         </w:numPr>
         <w:pBdr>
-          <w:top w:color="auto" w:space="0" w:sz="0" w:val="none"/>
-          <w:bottom w:color="auto" w:space="0" w:sz="0" w:val="none"/>
-          <w:right w:color="auto" w:space="0" w:sz="0" w:val="none"/>
-          <w:between w:color="auto" w:space="0" w:sz="0" w:val="none"/>
+          <w:top w:color="000000" w:space="0" w:sz="0" w:val="none"/>
+          <w:bottom w:color="000000" w:space="0" w:sz="0" w:val="none"/>
+          <w:right w:color="000000" w:space="0" w:sz="0" w:val="none"/>
+          <w:between w:color="000000" w:space="0" w:sz="0" w:val="none"/>
         </w:pBdr>
-        <w:spacing w:after="0" w:afterAutospacing="0" w:before="0" w:beforeAutospacing="0" w:line="379.20000000000005" w:lineRule="auto"/>
+        <w:spacing w:after="0" w:before="0" w:line="379.20000000000005" w:lineRule="auto"/>
         <w:ind w:left="1080" w:hanging="360"/>
         <w:rPr>
           <w:rFonts w:ascii="Nunito" w:cs="Nunito" w:eastAsia="Nunito" w:hAnsi="Nunito"/>
@@ -10865,20 +11652,25 @@
         </w:rPr>
         <w:t xml:space="preserve">Choose encryption exponent e, such that</w:t>
       </w:r>
+      <w:r>
+        <w:rPr>
+          <w:rtl w:val="0"/>
+        </w:rPr>
+      </w:r>
     </w:p>
     <w:p>
       <w:pPr>
         <w:numPr>
           <w:ilvl w:val="1"/>
-          <w:numId w:val="22"/>
+          <w:numId w:val="15"/>
         </w:numPr>
         <w:pBdr>
-          <w:top w:color="auto" w:space="0" w:sz="0" w:val="none"/>
-          <w:bottom w:color="auto" w:space="0" w:sz="0" w:val="none"/>
-          <w:right w:color="auto" w:space="0" w:sz="0" w:val="none"/>
-          <w:between w:color="auto" w:space="0" w:sz="0" w:val="none"/>
+          <w:top w:color="000000" w:space="0" w:sz="0" w:val="none"/>
+          <w:bottom w:color="000000" w:space="0" w:sz="0" w:val="none"/>
+          <w:right w:color="000000" w:space="0" w:sz="0" w:val="none"/>
+          <w:between w:color="000000" w:space="0" w:sz="0" w:val="none"/>
         </w:pBdr>
-        <w:spacing w:after="0" w:afterAutospacing="0" w:before="0" w:beforeAutospacing="0" w:line="379.20000000000005" w:lineRule="auto"/>
+        <w:spacing w:after="0" w:before="0" w:line="379.20000000000005" w:lineRule="auto"/>
         <w:ind w:left="2920" w:hanging="360"/>
         <w:rPr>
           <w:rFonts w:ascii="Nunito" w:cs="Nunito" w:eastAsia="Nunito" w:hAnsi="Nunito"/>
@@ -10899,20 +11691,25 @@
         </w:rPr>
         <w:t xml:space="preserve">1 &lt; e &lt; Φ(n), and</w:t>
       </w:r>
+      <w:r>
+        <w:rPr>
+          <w:rtl w:val="0"/>
+        </w:rPr>
+      </w:r>
     </w:p>
     <w:p>
       <w:pPr>
         <w:numPr>
           <w:ilvl w:val="1"/>
-          <w:numId w:val="22"/>
+          <w:numId w:val="15"/>
         </w:numPr>
         <w:pBdr>
-          <w:top w:color="auto" w:space="0" w:sz="0" w:val="none"/>
-          <w:bottom w:color="auto" w:space="0" w:sz="0" w:val="none"/>
-          <w:right w:color="auto" w:space="0" w:sz="0" w:val="none"/>
-          <w:between w:color="auto" w:space="0" w:sz="0" w:val="none"/>
+          <w:top w:color="000000" w:space="0" w:sz="0" w:val="none"/>
+          <w:bottom w:color="000000" w:space="0" w:sz="0" w:val="none"/>
+          <w:right w:color="000000" w:space="0" w:sz="0" w:val="none"/>
+          <w:between w:color="000000" w:space="0" w:sz="0" w:val="none"/>
         </w:pBdr>
-        <w:spacing w:after="0" w:afterAutospacing="0" w:before="0" w:beforeAutospacing="0" w:line="379.20000000000005" w:lineRule="auto"/>
+        <w:spacing w:after="0" w:before="0" w:line="379.20000000000005" w:lineRule="auto"/>
         <w:ind w:left="2920" w:hanging="360"/>
         <w:rPr>
           <w:rFonts w:ascii="Nunito" w:cs="Nunito" w:eastAsia="Nunito" w:hAnsi="Nunito"/>
@@ -10933,20 +11730,25 @@
         </w:rPr>
         <w:t xml:space="preserve">gcd(e, Φ(n)) = 1, that is e should be co-prime with Φ(n).</w:t>
       </w:r>
+      <w:r>
+        <w:rPr>
+          <w:rtl w:val="0"/>
+        </w:rPr>
+      </w:r>
     </w:p>
     <w:p>
       <w:pPr>
         <w:numPr>
           <w:ilvl w:val="0"/>
-          <w:numId w:val="22"/>
+          <w:numId w:val="15"/>
         </w:numPr>
         <w:pBdr>
-          <w:top w:color="auto" w:space="0" w:sz="0" w:val="none"/>
-          <w:bottom w:color="auto" w:space="0" w:sz="0" w:val="none"/>
-          <w:right w:color="auto" w:space="0" w:sz="0" w:val="none"/>
-          <w:between w:color="auto" w:space="0" w:sz="0" w:val="none"/>
+          <w:top w:color="000000" w:space="0" w:sz="0" w:val="none"/>
+          <w:bottom w:color="000000" w:space="0" w:sz="0" w:val="none"/>
+          <w:right w:color="000000" w:space="0" w:sz="0" w:val="none"/>
+          <w:between w:color="000000" w:space="0" w:sz="0" w:val="none"/>
         </w:pBdr>
-        <w:spacing w:after="0" w:afterAutospacing="0" w:before="0" w:beforeAutospacing="0" w:line="379.20000000000005" w:lineRule="auto"/>
+        <w:spacing w:after="0" w:before="0" w:line="379.20000000000005" w:lineRule="auto"/>
         <w:ind w:left="1080" w:hanging="360"/>
         <w:rPr>
           <w:rFonts w:ascii="Nunito" w:cs="Nunito" w:eastAsia="Nunito" w:hAnsi="Nunito"/>
@@ -10967,20 +11769,25 @@
         </w:rPr>
         <w:t xml:space="preserve">Calculate decryption exponent d, such that</w:t>
       </w:r>
+      <w:r>
+        <w:rPr>
+          <w:rtl w:val="0"/>
+        </w:rPr>
+      </w:r>
     </w:p>
     <w:p>
       <w:pPr>
         <w:numPr>
           <w:ilvl w:val="1"/>
-          <w:numId w:val="22"/>
+          <w:numId w:val="15"/>
         </w:numPr>
         <w:pBdr>
-          <w:top w:color="auto" w:space="0" w:sz="0" w:val="none"/>
-          <w:bottom w:color="auto" w:space="0" w:sz="0" w:val="none"/>
-          <w:right w:color="auto" w:space="0" w:sz="0" w:val="none"/>
-          <w:between w:color="auto" w:space="0" w:sz="0" w:val="none"/>
+          <w:top w:color="000000" w:space="0" w:sz="0" w:val="none"/>
+          <w:bottom w:color="000000" w:space="0" w:sz="0" w:val="none"/>
+          <w:right w:color="000000" w:space="0" w:sz="0" w:val="none"/>
+          <w:between w:color="000000" w:space="0" w:sz="0" w:val="none"/>
         </w:pBdr>
-        <w:spacing w:after="0" w:afterAutospacing="0" w:before="0" w:beforeAutospacing="0" w:line="288" w:lineRule="auto"/>
+        <w:spacing w:after="0" w:before="0" w:line="288" w:lineRule="auto"/>
         <w:ind w:left="2920" w:hanging="360"/>
         <w:rPr>
           <w:rFonts w:ascii="Nunito" w:cs="Nunito" w:eastAsia="Nunito" w:hAnsi="Nunito"/>
@@ -11001,7 +11808,7 @@
         </w:rPr>
         <w:t xml:space="preserve">(d * e) ≡ 1 mod Φ(n), that is d is </w:t>
       </w:r>
-      <w:hyperlink r:id="rId8">
+      <w:hyperlink r:id="rId9">
         <w:r>
           <w:rPr>
             <w:rFonts w:ascii="Nunito" w:cs="Nunito" w:eastAsia="Nunito" w:hAnsi="Nunito"/>
@@ -11028,7 +11835,7 @@
         </w:rPr>
         <w:t xml:space="preserve"> of e mod Φ(n). Some common methods to calculate multiplicative inverse are: </w:t>
       </w:r>
-      <w:hyperlink r:id="rId9">
+      <w:hyperlink r:id="rId10">
         <w:r>
           <w:rPr>
             <w:rFonts w:ascii="Nunito" w:cs="Nunito" w:eastAsia="Nunito" w:hAnsi="Nunito"/>
@@ -11055,7 +11862,7 @@
         </w:rPr>
         <w:t xml:space="preserve">, </w:t>
       </w:r>
-      <w:hyperlink r:id="rId10">
+      <w:hyperlink r:id="rId11">
         <w:r>
           <w:rPr>
             <w:rFonts w:ascii="Nunito" w:cs="Nunito" w:eastAsia="Nunito" w:hAnsi="Nunito"/>
@@ -11082,20 +11889,25 @@
         </w:rPr>
         <w:t xml:space="preserve">, etc.</w:t>
       </w:r>
+      <w:r>
+        <w:rPr>
+          <w:rtl w:val="0"/>
+        </w:rPr>
+      </w:r>
     </w:p>
     <w:p>
       <w:pPr>
         <w:numPr>
           <w:ilvl w:val="1"/>
-          <w:numId w:val="22"/>
+          <w:numId w:val="15"/>
         </w:numPr>
         <w:pBdr>
-          <w:top w:color="auto" w:space="0" w:sz="0" w:val="none"/>
-          <w:bottom w:color="auto" w:space="0" w:sz="0" w:val="none"/>
-          <w:right w:color="auto" w:space="0" w:sz="0" w:val="none"/>
-          <w:between w:color="auto" w:space="0" w:sz="0" w:val="none"/>
+          <w:top w:color="000000" w:space="0" w:sz="0" w:val="none"/>
+          <w:bottom w:color="000000" w:space="0" w:sz="0" w:val="none"/>
+          <w:right w:color="000000" w:space="0" w:sz="0" w:val="none"/>
+          <w:between w:color="000000" w:space="0" w:sz="0" w:val="none"/>
         </w:pBdr>
-        <w:spacing w:after="440" w:before="0" w:beforeAutospacing="0" w:line="379.20000000000005" w:lineRule="auto"/>
+        <w:spacing w:after="440" w:before="0" w:line="379.20000000000005" w:lineRule="auto"/>
         <w:ind w:left="2920" w:hanging="360"/>
         <w:rPr>
           <w:rFonts w:ascii="Nunito" w:cs="Nunito" w:eastAsia="Nunito" w:hAnsi="Nunito"/>
@@ -11116,15 +11928,20 @@
         </w:rPr>
         <w:t xml:space="preserve">We can have multiple values of d satisfying (d * e) ≡ 1 mod Φ(n) but it does not matter which value we choose as all of them are valid keys and will result into same message on decryption.</w:t>
       </w:r>
+      <w:r>
+        <w:rPr>
+          <w:rtl w:val="0"/>
+        </w:rPr>
+      </w:r>
     </w:p>
     <w:p>
       <w:pPr>
         <w:pBdr>
-          <w:top w:color="auto" w:space="0" w:sz="0" w:val="none"/>
-          <w:left w:color="auto" w:space="0" w:sz="0" w:val="none"/>
-          <w:bottom w:color="auto" w:space="0" w:sz="0" w:val="none"/>
-          <w:right w:color="auto" w:space="0" w:sz="0" w:val="none"/>
-          <w:between w:color="auto" w:space="0" w:sz="0" w:val="none"/>
+          <w:top w:color="000000" w:space="0" w:sz="0" w:val="none"/>
+          <w:left w:color="000000" w:space="0" w:sz="0" w:val="none"/>
+          <w:bottom w:color="000000" w:space="0" w:sz="0" w:val="none"/>
+          <w:right w:color="000000" w:space="0" w:sz="0" w:val="none"/>
+          <w:between w:color="000000" w:space="0" w:sz="0" w:val="none"/>
         </w:pBdr>
         <w:shd w:fill="ffffff" w:val="clear"/>
         <w:spacing w:after="160" w:before="320" w:line="288" w:lineRule="auto"/>
@@ -11153,11 +11970,11 @@
     <w:p>
       <w:pPr>
         <w:pBdr>
-          <w:top w:color="auto" w:space="0" w:sz="0" w:val="none"/>
-          <w:left w:color="auto" w:space="0" w:sz="0" w:val="none"/>
-          <w:bottom w:color="auto" w:space="0" w:sz="0" w:val="none"/>
-          <w:right w:color="auto" w:space="0" w:sz="0" w:val="none"/>
-          <w:between w:color="auto" w:space="0" w:sz="0" w:val="none"/>
+          <w:top w:color="000000" w:space="0" w:sz="0" w:val="none"/>
+          <w:left w:color="000000" w:space="0" w:sz="0" w:val="none"/>
+          <w:bottom w:color="000000" w:space="0" w:sz="0" w:val="none"/>
+          <w:right w:color="000000" w:space="0" w:sz="0" w:val="none"/>
+          <w:between w:color="000000" w:space="0" w:sz="0" w:val="none"/>
         </w:pBdr>
         <w:shd w:fill="ffffff" w:val="clear"/>
         <w:spacing w:after="160" w:before="320" w:line="288" w:lineRule="auto"/>
@@ -11186,11 +12003,11 @@
     <w:p>
       <w:pPr>
         <w:pBdr>
-          <w:top w:color="auto" w:space="0" w:sz="0" w:val="none"/>
-          <w:left w:color="auto" w:space="0" w:sz="0" w:val="none"/>
-          <w:bottom w:color="auto" w:space="0" w:sz="0" w:val="none"/>
-          <w:right w:color="auto" w:space="0" w:sz="0" w:val="none"/>
-          <w:between w:color="auto" w:space="0" w:sz="0" w:val="none"/>
+          <w:top w:color="000000" w:space="0" w:sz="0" w:val="none"/>
+          <w:left w:color="000000" w:space="0" w:sz="0" w:val="none"/>
+          <w:bottom w:color="000000" w:space="0" w:sz="0" w:val="none"/>
+          <w:right w:color="000000" w:space="0" w:sz="0" w:val="none"/>
+          <w:between w:color="000000" w:space="0" w:sz="0" w:val="none"/>
         </w:pBdr>
         <w:shd w:fill="ffffff" w:val="clear"/>
         <w:spacing w:after="160" w:before="320" w:line="288" w:lineRule="auto"/>
@@ -11219,11 +12036,11 @@
     <w:p>
       <w:pPr>
         <w:pBdr>
-          <w:top w:color="auto" w:space="0" w:sz="0" w:val="none"/>
-          <w:left w:color="auto" w:space="0" w:sz="0" w:val="none"/>
-          <w:bottom w:color="auto" w:space="0" w:sz="0" w:val="none"/>
-          <w:right w:color="auto" w:space="0" w:sz="0" w:val="none"/>
-          <w:between w:color="auto" w:space="0" w:sz="0" w:val="none"/>
+          <w:top w:color="000000" w:space="0" w:sz="0" w:val="none"/>
+          <w:left w:color="000000" w:space="0" w:sz="0" w:val="none"/>
+          <w:bottom w:color="000000" w:space="0" w:sz="0" w:val="none"/>
+          <w:right w:color="000000" w:space="0" w:sz="0" w:val="none"/>
+          <w:between w:color="000000" w:space="0" w:sz="0" w:val="none"/>
         </w:pBdr>
         <w:shd w:fill="ffffff" w:val="clear"/>
         <w:spacing w:after="520" w:before="480" w:line="288" w:lineRule="auto"/>
@@ -11284,11 +12101,11 @@
     <w:p>
       <w:pPr>
         <w:pBdr>
-          <w:top w:color="auto" w:space="0" w:sz="0" w:val="none"/>
-          <w:left w:color="auto" w:space="0" w:sz="0" w:val="none"/>
-          <w:bottom w:color="auto" w:space="0" w:sz="0" w:val="none"/>
-          <w:right w:color="auto" w:space="0" w:sz="0" w:val="none"/>
-          <w:between w:color="auto" w:space="0" w:sz="0" w:val="none"/>
+          <w:top w:color="000000" w:space="0" w:sz="0" w:val="none"/>
+          <w:left w:color="000000" w:space="0" w:sz="0" w:val="none"/>
+          <w:bottom w:color="000000" w:space="0" w:sz="0" w:val="none"/>
+          <w:right w:color="000000" w:space="0" w:sz="0" w:val="none"/>
+          <w:between w:color="000000" w:space="0" w:sz="0" w:val="none"/>
         </w:pBdr>
         <w:shd w:fill="ffffff" w:val="clear"/>
         <w:spacing w:after="160" w:before="320" w:line="288" w:lineRule="auto"/>
@@ -11317,11 +12134,11 @@
     <w:p>
       <w:pPr>
         <w:pBdr>
-          <w:top w:color="auto" w:space="0" w:sz="0" w:val="none"/>
-          <w:left w:color="auto" w:space="0" w:sz="0" w:val="none"/>
-          <w:bottom w:color="auto" w:space="0" w:sz="0" w:val="none"/>
-          <w:right w:color="auto" w:space="0" w:sz="0" w:val="none"/>
-          <w:between w:color="auto" w:space="0" w:sz="0" w:val="none"/>
+          <w:top w:color="000000" w:space="0" w:sz="0" w:val="none"/>
+          <w:left w:color="000000" w:space="0" w:sz="0" w:val="none"/>
+          <w:bottom w:color="000000" w:space="0" w:sz="0" w:val="none"/>
+          <w:right w:color="000000" w:space="0" w:sz="0" w:val="none"/>
+          <w:between w:color="000000" w:space="0" w:sz="0" w:val="none"/>
         </w:pBdr>
         <w:shd w:fill="ffffff" w:val="clear"/>
         <w:spacing w:after="160" w:before="320" w:line="288" w:lineRule="auto"/>
@@ -11350,11 +12167,11 @@
     <w:p>
       <w:pPr>
         <w:pBdr>
-          <w:top w:color="auto" w:space="0" w:sz="0" w:val="none"/>
-          <w:left w:color="auto" w:space="0" w:sz="0" w:val="none"/>
-          <w:bottom w:color="auto" w:space="0" w:sz="0" w:val="none"/>
-          <w:right w:color="auto" w:space="0" w:sz="0" w:val="none"/>
-          <w:between w:color="auto" w:space="0" w:sz="0" w:val="none"/>
+          <w:top w:color="000000" w:space="0" w:sz="0" w:val="none"/>
+          <w:left w:color="000000" w:space="0" w:sz="0" w:val="none"/>
+          <w:bottom w:color="000000" w:space="0" w:sz="0" w:val="none"/>
+          <w:right w:color="000000" w:space="0" w:sz="0" w:val="none"/>
+          <w:between w:color="000000" w:space="0" w:sz="0" w:val="none"/>
         </w:pBdr>
         <w:shd w:fill="ffffff" w:val="clear"/>
         <w:spacing w:after="520" w:before="480" w:line="288" w:lineRule="auto"/>
@@ -11457,17 +12274,18 @@
       <w:pPr>
         <w:numPr>
           <w:ilvl w:val="0"/>
-          <w:numId w:val="23"/>
+          <w:numId w:val="16"/>
         </w:numPr>
         <w:pBdr>
-          <w:top w:color="auto" w:space="0" w:sz="0" w:val="none"/>
-          <w:bottom w:color="auto" w:space="0" w:sz="0" w:val="none"/>
-          <w:right w:color="auto" w:space="0" w:sz="0" w:val="none"/>
-          <w:between w:color="auto" w:space="0" w:sz="0" w:val="none"/>
+          <w:top w:color="000000" w:space="0" w:sz="0" w:val="none"/>
+          <w:bottom w:color="000000" w:space="0" w:sz="0" w:val="none"/>
+          <w:right w:color="000000" w:space="0" w:sz="0" w:val="none"/>
+          <w:between w:color="000000" w:space="0" w:sz="0" w:val="none"/>
         </w:pBdr>
         <w:shd w:fill="ffffff" w:val="clear"/>
-        <w:spacing w:after="0" w:afterAutospacing="0" w:line="379.20000000000005" w:lineRule="auto"/>
+        <w:spacing w:after="0" w:line="379.20000000000005" w:lineRule="auto"/>
         <w:ind w:left="1080" w:hanging="360"/>
+        <w:rPr/>
       </w:pPr>
       <w:r>
         <w:rPr>
@@ -11491,22 +12309,28 @@
         </w:rPr>
         <w:t xml:space="preserve">RSA algorithm is considered to be very secure and is widely used for secure data transmission.</w:t>
       </w:r>
+      <w:r>
+        <w:rPr>
+          <w:rtl w:val="0"/>
+        </w:rPr>
+      </w:r>
     </w:p>
     <w:p>
       <w:pPr>
         <w:numPr>
           <w:ilvl w:val="0"/>
-          <w:numId w:val="23"/>
+          <w:numId w:val="16"/>
         </w:numPr>
         <w:pBdr>
-          <w:top w:color="auto" w:space="0" w:sz="0" w:val="none"/>
-          <w:bottom w:color="auto" w:space="0" w:sz="0" w:val="none"/>
-          <w:right w:color="auto" w:space="0" w:sz="0" w:val="none"/>
-          <w:between w:color="auto" w:space="0" w:sz="0" w:val="none"/>
+          <w:top w:color="000000" w:space="0" w:sz="0" w:val="none"/>
+          <w:bottom w:color="000000" w:space="0" w:sz="0" w:val="none"/>
+          <w:right w:color="000000" w:space="0" w:sz="0" w:val="none"/>
+          <w:between w:color="000000" w:space="0" w:sz="0" w:val="none"/>
         </w:pBdr>
         <w:shd w:fill="ffffff" w:val="clear"/>
-        <w:spacing w:after="0" w:afterAutospacing="0" w:line="379.20000000000005" w:lineRule="auto"/>
+        <w:spacing w:after="0" w:line="379.20000000000005" w:lineRule="auto"/>
         <w:ind w:left="1080" w:hanging="360"/>
+        <w:rPr/>
       </w:pPr>
       <w:r>
         <w:rPr>
@@ -11530,22 +12354,28 @@
         </w:rPr>
         <w:t xml:space="preserve">RSA algorithm is a public-key cryptography algorithm, which means that it uses two different keys for encryption and decryption. The public key is used to encrypt the data, while the private key is used to decrypt the data.</w:t>
       </w:r>
+      <w:r>
+        <w:rPr>
+          <w:rtl w:val="0"/>
+        </w:rPr>
+      </w:r>
     </w:p>
     <w:p>
       <w:pPr>
         <w:numPr>
           <w:ilvl w:val="0"/>
-          <w:numId w:val="23"/>
+          <w:numId w:val="16"/>
         </w:numPr>
         <w:pBdr>
-          <w:top w:color="auto" w:space="0" w:sz="0" w:val="none"/>
-          <w:bottom w:color="auto" w:space="0" w:sz="0" w:val="none"/>
-          <w:right w:color="auto" w:space="0" w:sz="0" w:val="none"/>
-          <w:between w:color="auto" w:space="0" w:sz="0" w:val="none"/>
+          <w:top w:color="000000" w:space="0" w:sz="0" w:val="none"/>
+          <w:bottom w:color="000000" w:space="0" w:sz="0" w:val="none"/>
+          <w:right w:color="000000" w:space="0" w:sz="0" w:val="none"/>
+          <w:between w:color="000000" w:space="0" w:sz="0" w:val="none"/>
         </w:pBdr>
         <w:shd w:fill="ffffff" w:val="clear"/>
-        <w:spacing w:after="0" w:afterAutospacing="0" w:line="379.20000000000005" w:lineRule="auto"/>
+        <w:spacing w:after="0" w:line="379.20000000000005" w:lineRule="auto"/>
         <w:ind w:left="1080" w:hanging="360"/>
+        <w:rPr/>
       </w:pPr>
       <w:r>
         <w:rPr>
@@ -11569,22 +12399,28 @@
         </w:rPr>
         <w:t xml:space="preserve">RSA algorithm can be used for secure key exchange, which means that two parties can exchange a secret key without actually sending the key over the network.</w:t>
       </w:r>
+      <w:r>
+        <w:rPr>
+          <w:rtl w:val="0"/>
+        </w:rPr>
+      </w:r>
     </w:p>
     <w:p>
       <w:pPr>
         <w:numPr>
           <w:ilvl w:val="0"/>
-          <w:numId w:val="23"/>
+          <w:numId w:val="16"/>
         </w:numPr>
         <w:pBdr>
-          <w:top w:color="auto" w:space="0" w:sz="0" w:val="none"/>
-          <w:bottom w:color="auto" w:space="0" w:sz="0" w:val="none"/>
-          <w:right w:color="auto" w:space="0" w:sz="0" w:val="none"/>
-          <w:between w:color="auto" w:space="0" w:sz="0" w:val="none"/>
+          <w:top w:color="000000" w:space="0" w:sz="0" w:val="none"/>
+          <w:bottom w:color="000000" w:space="0" w:sz="0" w:val="none"/>
+          <w:right w:color="000000" w:space="0" w:sz="0" w:val="none"/>
+          <w:between w:color="000000" w:space="0" w:sz="0" w:val="none"/>
         </w:pBdr>
         <w:shd w:fill="ffffff" w:val="clear"/>
-        <w:spacing w:after="0" w:afterAutospacing="0" w:line="379.20000000000005" w:lineRule="auto"/>
+        <w:spacing w:after="0" w:line="379.20000000000005" w:lineRule="auto"/>
         <w:ind w:left="1080" w:hanging="360"/>
+        <w:rPr/>
       </w:pPr>
       <w:r>
         <w:rPr>
@@ -11608,22 +12444,28 @@
         </w:rPr>
         <w:t xml:space="preserve">RSA algorithm can be used for digital signatures, which means that a sender can sign a message using their private key, and the receiver can verify the signature using the sender's public key.</w:t>
       </w:r>
+      <w:r>
+        <w:rPr>
+          <w:rtl w:val="0"/>
+        </w:rPr>
+      </w:r>
     </w:p>
     <w:p>
       <w:pPr>
         <w:numPr>
           <w:ilvl w:val="0"/>
-          <w:numId w:val="23"/>
+          <w:numId w:val="16"/>
         </w:numPr>
         <w:pBdr>
-          <w:top w:color="auto" w:space="0" w:sz="0" w:val="none"/>
-          <w:bottom w:color="auto" w:space="0" w:sz="0" w:val="none"/>
-          <w:right w:color="auto" w:space="0" w:sz="0" w:val="none"/>
-          <w:between w:color="auto" w:space="0" w:sz="0" w:val="none"/>
+          <w:top w:color="000000" w:space="0" w:sz="0" w:val="none"/>
+          <w:bottom w:color="000000" w:space="0" w:sz="0" w:val="none"/>
+          <w:right w:color="000000" w:space="0" w:sz="0" w:val="none"/>
+          <w:between w:color="000000" w:space="0" w:sz="0" w:val="none"/>
         </w:pBdr>
         <w:shd w:fill="ffffff" w:val="clear"/>
         <w:spacing w:after="360" w:line="379.20000000000005" w:lineRule="auto"/>
         <w:ind w:left="1080" w:hanging="360"/>
+        <w:rPr/>
       </w:pPr>
       <w:r>
         <w:rPr>
@@ -11647,6 +12489,11 @@
         </w:rPr>
         <w:t xml:space="preserve"> Online banking, e-commerce, and secure communications are just a few fields and applications where the RSA algorithm is extensively developed.</w:t>
       </w:r>
+      <w:r>
+        <w:rPr>
+          <w:rtl w:val="0"/>
+        </w:rPr>
+      </w:r>
     </w:p>
     <w:p>
       <w:pPr>
@@ -11654,11 +12501,11 @@
         <w:keepNext w:val="0"/>
         <w:keepLines w:val="0"/>
         <w:pBdr>
-          <w:top w:color="auto" w:space="0" w:sz="0" w:val="none"/>
-          <w:left w:color="auto" w:space="0" w:sz="0" w:val="none"/>
-          <w:bottom w:color="auto" w:space="0" w:sz="0" w:val="none"/>
-          <w:right w:color="auto" w:space="0" w:sz="0" w:val="none"/>
-          <w:between w:color="auto" w:space="0" w:sz="0" w:val="none"/>
+          <w:top w:color="000000" w:space="0" w:sz="0" w:val="none"/>
+          <w:left w:color="000000" w:space="0" w:sz="0" w:val="none"/>
+          <w:bottom w:color="000000" w:space="0" w:sz="0" w:val="none"/>
+          <w:right w:color="000000" w:space="0" w:sz="0" w:val="none"/>
+          <w:between w:color="000000" w:space="0" w:sz="0" w:val="none"/>
         </w:pBdr>
         <w:shd w:fill="ffffff" w:val="clear"/>
         <w:spacing w:after="360" w:before="360" w:line="335.99999999999994" w:lineRule="auto"/>
@@ -11671,8 +12518,8 @@
           <w:szCs w:val="30"/>
         </w:rPr>
       </w:pPr>
-      <w:bookmarkStart w:colFirst="0" w:colLast="0" w:name="_kk7hdbvm1djr" w:id="44"/>
-      <w:bookmarkEnd w:id="44"/>
+      <w:bookmarkStart w:colFirst="0" w:colLast="0" w:name="_heading=h.bc1ldrca62z7" w:id="48"/>
+      <w:bookmarkEnd w:id="48"/>
       <w:r>
         <w:rPr>
           <w:rFonts w:ascii="Nunito" w:cs="Nunito" w:eastAsia="Nunito" w:hAnsi="Nunito"/>
@@ -11690,17 +12537,18 @@
       <w:pPr>
         <w:numPr>
           <w:ilvl w:val="0"/>
-          <w:numId w:val="5"/>
+          <w:numId w:val="19"/>
         </w:numPr>
         <w:pBdr>
-          <w:top w:color="auto" w:space="0" w:sz="0" w:val="none"/>
-          <w:bottom w:color="auto" w:space="0" w:sz="0" w:val="none"/>
-          <w:right w:color="auto" w:space="0" w:sz="0" w:val="none"/>
-          <w:between w:color="auto" w:space="0" w:sz="0" w:val="none"/>
+          <w:top w:color="000000" w:space="0" w:sz="0" w:val="none"/>
+          <w:bottom w:color="000000" w:space="0" w:sz="0" w:val="none"/>
+          <w:right w:color="000000" w:space="0" w:sz="0" w:val="none"/>
+          <w:between w:color="000000" w:space="0" w:sz="0" w:val="none"/>
         </w:pBdr>
         <w:shd w:fill="ffffff" w:val="clear"/>
-        <w:spacing w:after="0" w:afterAutospacing="0" w:line="379.20000000000005" w:lineRule="auto"/>
+        <w:spacing w:after="0" w:line="379.20000000000005" w:lineRule="auto"/>
         <w:ind w:left="1080" w:hanging="360"/>
+        <w:rPr/>
       </w:pPr>
       <w:r>
         <w:rPr>
@@ -11724,22 +12572,28 @@
         </w:rPr>
         <w:t xml:space="preserve">RSA algorithm is slower than other encryption algorithms, especially when dealing with large amounts of data.</w:t>
       </w:r>
+      <w:r>
+        <w:rPr>
+          <w:rtl w:val="0"/>
+        </w:rPr>
+      </w:r>
     </w:p>
     <w:p>
       <w:pPr>
         <w:numPr>
           <w:ilvl w:val="0"/>
-          <w:numId w:val="5"/>
+          <w:numId w:val="19"/>
         </w:numPr>
         <w:pBdr>
-          <w:top w:color="auto" w:space="0" w:sz="0" w:val="none"/>
-          <w:bottom w:color="auto" w:space="0" w:sz="0" w:val="none"/>
-          <w:right w:color="auto" w:space="0" w:sz="0" w:val="none"/>
-          <w:between w:color="auto" w:space="0" w:sz="0" w:val="none"/>
+          <w:top w:color="000000" w:space="0" w:sz="0" w:val="none"/>
+          <w:bottom w:color="000000" w:space="0" w:sz="0" w:val="none"/>
+          <w:right w:color="000000" w:space="0" w:sz="0" w:val="none"/>
+          <w:between w:color="000000" w:space="0" w:sz="0" w:val="none"/>
         </w:pBdr>
         <w:shd w:fill="ffffff" w:val="clear"/>
-        <w:spacing w:after="0" w:afterAutospacing="0" w:line="379.20000000000005" w:lineRule="auto"/>
+        <w:spacing w:after="0" w:line="379.20000000000005" w:lineRule="auto"/>
         <w:ind w:left="1080" w:hanging="360"/>
+        <w:rPr/>
       </w:pPr>
       <w:r>
         <w:rPr>
@@ -11763,22 +12617,28 @@
         </w:rPr>
         <w:t xml:space="preserve">RSA algorithm requires large key sizes to be secure, which means that it requires more computational resources and storage space.</w:t>
       </w:r>
+      <w:r>
+        <w:rPr>
+          <w:rtl w:val="0"/>
+        </w:rPr>
+      </w:r>
     </w:p>
     <w:p>
       <w:pPr>
         <w:numPr>
           <w:ilvl w:val="0"/>
-          <w:numId w:val="5"/>
+          <w:numId w:val="19"/>
         </w:numPr>
         <w:pBdr>
-          <w:top w:color="auto" w:space="0" w:sz="0" w:val="none"/>
-          <w:bottom w:color="auto" w:space="0" w:sz="0" w:val="none"/>
-          <w:right w:color="auto" w:space="0" w:sz="0" w:val="none"/>
-          <w:between w:color="auto" w:space="0" w:sz="0" w:val="none"/>
+          <w:top w:color="000000" w:space="0" w:sz="0" w:val="none"/>
+          <w:bottom w:color="000000" w:space="0" w:sz="0" w:val="none"/>
+          <w:right w:color="000000" w:space="0" w:sz="0" w:val="none"/>
+          <w:between w:color="000000" w:space="0" w:sz="0" w:val="none"/>
         </w:pBdr>
         <w:shd w:fill="ffffff" w:val="clear"/>
-        <w:spacing w:after="0" w:afterAutospacing="0" w:line="379.20000000000005" w:lineRule="auto"/>
+        <w:spacing w:after="0" w:line="379.20000000000005" w:lineRule="auto"/>
         <w:ind w:left="1080" w:hanging="360"/>
+        <w:rPr/>
       </w:pPr>
       <w:r>
         <w:rPr>
@@ -11802,22 +12662,28 @@
         </w:rPr>
         <w:t xml:space="preserve"> RSA algorithm is vulnerable to side-channel attacks, which means an attacker can use information leaked through side channels such as power consumption, electromagnetic radiation, and timing analysis to extract the private key.</w:t>
       </w:r>
+      <w:r>
+        <w:rPr>
+          <w:rtl w:val="0"/>
+        </w:rPr>
+      </w:r>
     </w:p>
     <w:p>
       <w:pPr>
         <w:numPr>
           <w:ilvl w:val="0"/>
-          <w:numId w:val="5"/>
+          <w:numId w:val="19"/>
         </w:numPr>
         <w:pBdr>
-          <w:top w:color="auto" w:space="0" w:sz="0" w:val="none"/>
-          <w:bottom w:color="auto" w:space="0" w:sz="0" w:val="none"/>
-          <w:right w:color="auto" w:space="0" w:sz="0" w:val="none"/>
-          <w:between w:color="auto" w:space="0" w:sz="0" w:val="none"/>
+          <w:top w:color="000000" w:space="0" w:sz="0" w:val="none"/>
+          <w:bottom w:color="000000" w:space="0" w:sz="0" w:val="none"/>
+          <w:right w:color="000000" w:space="0" w:sz="0" w:val="none"/>
+          <w:between w:color="000000" w:space="0" w:sz="0" w:val="none"/>
         </w:pBdr>
         <w:shd w:fill="ffffff" w:val="clear"/>
-        <w:spacing w:after="0" w:afterAutospacing="0" w:line="379.20000000000005" w:lineRule="auto"/>
+        <w:spacing w:after="0" w:line="379.20000000000005" w:lineRule="auto"/>
         <w:ind w:left="1080" w:hanging="360"/>
+        <w:rPr/>
       </w:pPr>
       <w:r>
         <w:rPr>
@@ -11841,22 +12707,28 @@
         </w:rPr>
         <w:t xml:space="preserve"> RSA algorithm is not suitable for some applications, such as those that require constant encryption and decryption of large amounts of data, due to its slow processing speed.</w:t>
       </w:r>
+      <w:r>
+        <w:rPr>
+          <w:rtl w:val="0"/>
+        </w:rPr>
+      </w:r>
     </w:p>
     <w:p>
       <w:pPr>
         <w:numPr>
           <w:ilvl w:val="0"/>
-          <w:numId w:val="5"/>
+          <w:numId w:val="19"/>
         </w:numPr>
         <w:pBdr>
-          <w:top w:color="auto" w:space="0" w:sz="0" w:val="none"/>
-          <w:bottom w:color="auto" w:space="0" w:sz="0" w:val="none"/>
-          <w:right w:color="auto" w:space="0" w:sz="0" w:val="none"/>
-          <w:between w:color="auto" w:space="0" w:sz="0" w:val="none"/>
+          <w:top w:color="000000" w:space="0" w:sz="0" w:val="none"/>
+          <w:bottom w:color="000000" w:space="0" w:sz="0" w:val="none"/>
+          <w:right w:color="000000" w:space="0" w:sz="0" w:val="none"/>
+          <w:between w:color="000000" w:space="0" w:sz="0" w:val="none"/>
         </w:pBdr>
         <w:shd w:fill="ffffff" w:val="clear"/>
-        <w:spacing w:after="0" w:afterAutospacing="0" w:line="379.20000000000005" w:lineRule="auto"/>
+        <w:spacing w:after="0" w:line="379.20000000000005" w:lineRule="auto"/>
         <w:ind w:left="1080" w:hanging="360"/>
+        <w:rPr/>
       </w:pPr>
       <w:r>
         <w:rPr>
@@ -11880,22 +12752,28 @@
         </w:rPr>
         <w:t xml:space="preserve"> The RSA algorithm is a sophisticated mathematical technique that some individuals may find challenging to comprehend and use.</w:t>
       </w:r>
+      <w:r>
+        <w:rPr>
+          <w:rtl w:val="0"/>
+        </w:rPr>
+      </w:r>
     </w:p>
     <w:p>
       <w:pPr>
         <w:numPr>
           <w:ilvl w:val="0"/>
-          <w:numId w:val="5"/>
+          <w:numId w:val="19"/>
         </w:numPr>
         <w:pBdr>
-          <w:top w:color="auto" w:space="0" w:sz="0" w:val="none"/>
-          <w:bottom w:color="auto" w:space="0" w:sz="0" w:val="none"/>
-          <w:right w:color="auto" w:space="0" w:sz="0" w:val="none"/>
-          <w:between w:color="auto" w:space="0" w:sz="0" w:val="none"/>
+          <w:top w:color="000000" w:space="0" w:sz="0" w:val="none"/>
+          <w:bottom w:color="000000" w:space="0" w:sz="0" w:val="none"/>
+          <w:right w:color="000000" w:space="0" w:sz="0" w:val="none"/>
+          <w:between w:color="000000" w:space="0" w:sz="0" w:val="none"/>
         </w:pBdr>
         <w:shd w:fill="ffffff" w:val="clear"/>
-        <w:spacing w:after="0" w:afterAutospacing="0" w:line="379.20000000000005" w:lineRule="auto"/>
+        <w:spacing w:after="0" w:line="379.20000000000005" w:lineRule="auto"/>
         <w:ind w:left="1080" w:hanging="360"/>
+        <w:rPr/>
       </w:pPr>
       <w:r>
         <w:rPr>
@@ -11919,22 +12797,28 @@
         </w:rPr>
         <w:t xml:space="preserve"> The secure administration of the private key is necessary for the RSA algorithm, although in some cases this can be difficult.</w:t>
       </w:r>
+      <w:r>
+        <w:rPr>
+          <w:rtl w:val="0"/>
+        </w:rPr>
+      </w:r>
     </w:p>
     <w:p>
       <w:pPr>
         <w:numPr>
           <w:ilvl w:val="0"/>
-          <w:numId w:val="5"/>
+          <w:numId w:val="19"/>
         </w:numPr>
         <w:pBdr>
-          <w:top w:color="auto" w:space="0" w:sz="0" w:val="none"/>
-          <w:bottom w:color="auto" w:space="0" w:sz="0" w:val="none"/>
-          <w:right w:color="auto" w:space="0" w:sz="0" w:val="none"/>
-          <w:between w:color="auto" w:space="0" w:sz="0" w:val="none"/>
+          <w:top w:color="000000" w:space="0" w:sz="0" w:val="none"/>
+          <w:bottom w:color="000000" w:space="0" w:sz="0" w:val="none"/>
+          <w:right w:color="000000" w:space="0" w:sz="0" w:val="none"/>
+          <w:between w:color="000000" w:space="0" w:sz="0" w:val="none"/>
         </w:pBdr>
         <w:shd w:fill="ffffff" w:val="clear"/>
         <w:spacing w:after="360" w:line="379.20000000000005" w:lineRule="auto"/>
         <w:ind w:left="1080" w:hanging="360"/>
+        <w:rPr/>
       </w:pPr>
       <w:r>
         <w:rPr>
@@ -11958,6 +12842,11 @@
         </w:rPr>
         <w:t xml:space="preserve"> Quantum computers have the ability to attack the RSA algorithm, potentially decrypting the data.</w:t>
       </w:r>
+      <w:r>
+        <w:rPr>
+          <w:rtl w:val="0"/>
+        </w:rPr>
+      </w:r>
     </w:p>
     <w:p>
       <w:pPr>
@@ -11965,11 +12854,11 @@
         <w:keepNext w:val="0"/>
         <w:keepLines w:val="0"/>
         <w:pBdr>
-          <w:top w:color="auto" w:space="0" w:sz="0" w:val="none"/>
-          <w:left w:color="auto" w:space="0" w:sz="0" w:val="none"/>
-          <w:bottom w:color="auto" w:space="0" w:sz="0" w:val="none"/>
-          <w:right w:color="auto" w:space="0" w:sz="0" w:val="none"/>
-          <w:between w:color="auto" w:space="0" w:sz="0" w:val="none"/>
+          <w:top w:color="000000" w:space="0" w:sz="0" w:val="none"/>
+          <w:left w:color="000000" w:space="0" w:sz="0" w:val="none"/>
+          <w:bottom w:color="000000" w:space="0" w:sz="0" w:val="none"/>
+          <w:right w:color="000000" w:space="0" w:sz="0" w:val="none"/>
+          <w:between w:color="000000" w:space="0" w:sz="0" w:val="none"/>
         </w:pBdr>
         <w:shd w:fill="ffffff" w:val="clear"/>
         <w:spacing w:after="360" w:before="360" w:line="335.99999999999994" w:lineRule="auto"/>
@@ -11982,8 +12871,8 @@
           <w:szCs w:val="30"/>
         </w:rPr>
       </w:pPr>
-      <w:bookmarkStart w:colFirst="0" w:colLast="0" w:name="_5zfonaj08kdm" w:id="45"/>
-      <w:bookmarkEnd w:id="45"/>
+      <w:bookmarkStart w:colFirst="0" w:colLast="0" w:name="_heading=h.b4npumy1pe8c" w:id="49"/>
+      <w:bookmarkEnd w:id="49"/>
       <w:r>
         <w:rPr>
           <w:rFonts w:ascii="Nunito" w:cs="Nunito" w:eastAsia="Nunito" w:hAnsi="Nunito"/>
@@ -12000,11 +12889,11 @@
     <w:p>
       <w:pPr>
         <w:pBdr>
-          <w:top w:color="auto" w:space="0" w:sz="0" w:val="none"/>
-          <w:left w:color="auto" w:space="0" w:sz="0" w:val="none"/>
-          <w:bottom w:color="auto" w:space="0" w:sz="0" w:val="none"/>
-          <w:right w:color="auto" w:space="0" w:sz="0" w:val="none"/>
-          <w:between w:color="auto" w:space="0" w:sz="0" w:val="none"/>
+          <w:top w:color="000000" w:space="0" w:sz="0" w:val="none"/>
+          <w:left w:color="000000" w:space="0" w:sz="0" w:val="none"/>
+          <w:bottom w:color="000000" w:space="0" w:sz="0" w:val="none"/>
+          <w:right w:color="000000" w:space="0" w:sz="0" w:val="none"/>
+          <w:between w:color="000000" w:space="0" w:sz="0" w:val="none"/>
         </w:pBdr>
         <w:shd w:fill="ffffff" w:val="clear"/>
         <w:spacing w:after="160" w:line="288" w:lineRule="auto"/>
@@ -12044,11 +12933,11 @@
     <w:p>
       <w:pPr>
         <w:pBdr>
-          <w:top w:color="auto" w:space="0" w:sz="0" w:val="none"/>
-          <w:left w:color="auto" w:space="0" w:sz="0" w:val="none"/>
-          <w:bottom w:color="auto" w:space="0" w:sz="0" w:val="none"/>
-          <w:right w:color="auto" w:space="0" w:sz="0" w:val="none"/>
-          <w:between w:color="auto" w:space="0" w:sz="0" w:val="none"/>
+          <w:top w:color="000000" w:space="0" w:sz="0" w:val="none"/>
+          <w:left w:color="000000" w:space="0" w:sz="0" w:val="none"/>
+          <w:bottom w:color="000000" w:space="0" w:sz="0" w:val="none"/>
+          <w:right w:color="000000" w:space="0" w:sz="0" w:val="none"/>
+          <w:between w:color="000000" w:space="0" w:sz="0" w:val="none"/>
         </w:pBdr>
         <w:shd w:fill="ffffff" w:val="clear"/>
         <w:spacing w:after="160" w:line="288" w:lineRule="auto"/>
@@ -12183,11 +13072,11 @@
     <w:p>
       <w:pPr>
         <w:pBdr>
-          <w:top w:color="auto" w:space="0" w:sz="0" w:val="none"/>
-          <w:left w:color="auto" w:space="0" w:sz="0" w:val="none"/>
-          <w:bottom w:color="auto" w:space="0" w:sz="0" w:val="none"/>
-          <w:right w:color="auto" w:space="0" w:sz="0" w:val="none"/>
-          <w:between w:color="auto" w:space="0" w:sz="0" w:val="none"/>
+          <w:top w:color="000000" w:space="0" w:sz="0" w:val="none"/>
+          <w:left w:color="000000" w:space="0" w:sz="0" w:val="none"/>
+          <w:bottom w:color="000000" w:space="0" w:sz="0" w:val="none"/>
+          <w:right w:color="000000" w:space="0" w:sz="0" w:val="none"/>
+          <w:between w:color="000000" w:space="0" w:sz="0" w:val="none"/>
         </w:pBdr>
         <w:shd w:fill="ffffff" w:val="clear"/>
         <w:spacing w:after="160" w:line="288" w:lineRule="auto"/>
@@ -12256,11 +13145,11 @@
     <w:p>
       <w:pPr>
         <w:pBdr>
-          <w:top w:color="auto" w:space="0" w:sz="0" w:val="none"/>
-          <w:left w:color="auto" w:space="0" w:sz="0" w:val="none"/>
-          <w:bottom w:color="auto" w:space="0" w:sz="0" w:val="none"/>
-          <w:right w:color="auto" w:space="0" w:sz="0" w:val="none"/>
-          <w:between w:color="auto" w:space="0" w:sz="0" w:val="none"/>
+          <w:top w:color="000000" w:space="0" w:sz="0" w:val="none"/>
+          <w:left w:color="000000" w:space="0" w:sz="0" w:val="none"/>
+          <w:bottom w:color="000000" w:space="0" w:sz="0" w:val="none"/>
+          <w:right w:color="000000" w:space="0" w:sz="0" w:val="none"/>
+          <w:between w:color="000000" w:space="0" w:sz="0" w:val="none"/>
         </w:pBdr>
         <w:shd w:fill="ffffff" w:val="clear"/>
         <w:spacing w:after="160" w:line="288" w:lineRule="auto"/>
@@ -12364,9 +13253,10 @@
       <w:pPr>
         <w:numPr>
           <w:ilvl w:val="0"/>
-          <w:numId w:val="20"/>
+          <w:numId w:val="13"/>
         </w:numPr>
         <w:ind w:left="720" w:hanging="360"/>
+        <w:rPr/>
       </w:pPr>
       <w:r>
         <w:rPr>
@@ -12468,10 +13358,68 @@
         <w:br w:type="textWrapping"/>
         <w:br w:type="textWrapping"/>
       </w:r>
-      <w:r>
-        <w:rPr>
-          <w:rtl w:val="0"/>
-        </w:rPr>
+      <w:hyperlink r:id="rId12">
+        <w:r>
+          <w:rPr>
+            <w:color w:val="1155cc"/>
+            <w:u w:val="single"/>
+            <w:rtl w:val="0"/>
+          </w:rPr>
+          <w:t xml:space="preserve">https://en.wikipedia.org/wiki/RSA_cryptosystem</w:t>
+        </w:r>
+      </w:hyperlink>
+      <w:r>
+        <w:rPr>
+          <w:rtl w:val="0"/>
+        </w:rPr>
+        <w:t xml:space="preserve"> </w:t>
+      </w:r>
+      <w:r>
+        <w:rPr>
+          <w:rtl w:val="0"/>
+        </w:rPr>
+      </w:r>
+    </w:p>
+    <w:p>
+      <w:pPr>
+        <w:rPr/>
+      </w:pPr>
+      <w:hyperlink r:id="rId13">
+        <w:r>
+          <w:rPr>
+            <w:color w:val="1155cc"/>
+            <w:u w:val="single"/>
+            <w:rtl w:val="0"/>
+          </w:rPr>
+          <w:t xml:space="preserve">https://www.geeksforgeeks.org/computer-networks/rsa-algorithm-cryptography/</w:t>
+        </w:r>
+      </w:hyperlink>
+      <w:r>
+        <w:rPr>
+          <w:rtl w:val="0"/>
+        </w:rPr>
+        <w:t xml:space="preserve"> </w:t>
+      </w:r>
+    </w:p>
+    <w:p>
+      <w:pPr>
+        <w:rPr/>
+      </w:pPr>
+      <w:hyperlink r:id="rId14">
+        <w:r>
+          <w:rPr>
+            <w:color w:val="1155cc"/>
+            <w:u w:val="single"/>
+            <w:rtl w:val="0"/>
+          </w:rPr>
+          <w:t xml:space="preserve">https://learn.microsoft.com/en-us/dotnet/api/system.security.cryptography.rsa?view=net-10.0</w:t>
+        </w:r>
+      </w:hyperlink>
+      <w:r>
+        <w:rPr>
+          <w:rtl w:val="0"/>
+        </w:rPr>
+        <w:t xml:space="preserve">  </w:t>
       </w:r>
     </w:p>
     <w:sectPr>
@@ -12598,20 +13546,24 @@
   <w:abstractNum w:abstractNumId="2">
     <w:lvl w:ilvl="0">
       <w:start w:val="1"/>
-      <w:numFmt w:val="bullet"/>
-      <w:lvlText w:val="●"/>
+      <w:numFmt w:val="decimal"/>
+      <w:lvlText w:val="%1."/>
       <w:lvlJc w:val="left"/>
       <w:pPr>
         <w:ind w:left="720" w:hanging="360"/>
       </w:pPr>
       <w:rPr>
+        <w:i w:val="1"/>
+        <w:iCs w:val="1"/>
+        <w:sz w:val="27"/>
+        <w:szCs w:val="27"/>
         <w:u w:val="none"/>
       </w:rPr>
     </w:lvl>
     <w:lvl w:ilvl="1">
       <w:start w:val="1"/>
-      <w:numFmt w:val="bullet"/>
-      <w:lvlText w:val="○"/>
+      <w:numFmt w:val="lowerLetter"/>
+      <w:lvlText w:val="%2."/>
       <w:lvlJc w:val="left"/>
       <w:pPr>
         <w:ind w:left="1440" w:hanging="360"/>
@@ -12622,8 +13574,8 @@
     </w:lvl>
     <w:lvl w:ilvl="2">
       <w:start w:val="1"/>
-      <w:numFmt w:val="bullet"/>
-      <w:lvlText w:val="■"/>
+      <w:numFmt w:val="lowerRoman"/>
+      <w:lvlText w:val="%3."/>
       <w:lvlJc w:val="left"/>
       <w:pPr>
         <w:ind w:left="2160" w:hanging="360"/>
@@ -12634,8 +13586,8 @@
     </w:lvl>
     <w:lvl w:ilvl="3">
       <w:start w:val="1"/>
-      <w:numFmt w:val="bullet"/>
-      <w:lvlText w:val="●"/>
+      <w:numFmt w:val="decimal"/>
+      <w:lvlText w:val="%4."/>
       <w:lvlJc w:val="left"/>
       <w:pPr>
         <w:ind w:left="2880" w:hanging="360"/>
@@ -12646,8 +13598,8 @@
     </w:lvl>
     <w:lvl w:ilvl="4">
       <w:start w:val="1"/>
-      <w:numFmt w:val="bullet"/>
-      <w:lvlText w:val="○"/>
+      <w:numFmt w:val="lowerLetter"/>
+      <w:lvlText w:val="%5."/>
       <w:lvlJc w:val="left"/>
       <w:pPr>
         <w:ind w:left="3600" w:hanging="360"/>
@@ -12658,8 +13610,8 @@
     </w:lvl>
     <w:lvl w:ilvl="5">
       <w:start w:val="1"/>
-      <w:numFmt w:val="bullet"/>
-      <w:lvlText w:val="■"/>
+      <w:numFmt w:val="lowerRoman"/>
+      <w:lvlText w:val="%6."/>
       <w:lvlJc w:val="left"/>
       <w:pPr>
         <w:ind w:left="4320" w:hanging="360"/>
@@ -12670,8 +13622,8 @@
     </w:lvl>
     <w:lvl w:ilvl="6">
       <w:start w:val="1"/>
-      <w:numFmt w:val="bullet"/>
-      <w:lvlText w:val="●"/>
+      <w:numFmt w:val="decimal"/>
+      <w:lvlText w:val="%7."/>
       <w:lvlJc w:val="left"/>
       <w:pPr>
         <w:ind w:left="5040" w:hanging="360"/>
@@ -12682,8 +13634,8 @@
     </w:lvl>
     <w:lvl w:ilvl="7">
       <w:start w:val="1"/>
-      <w:numFmt w:val="bullet"/>
-      <w:lvlText w:val="○"/>
+      <w:numFmt w:val="lowerLetter"/>
+      <w:lvlText w:val="%8."/>
       <w:lvlJc w:val="left"/>
       <w:pPr>
         <w:ind w:left="5760" w:hanging="360"/>
@@ -12694,8 +13646,8 @@
     </w:lvl>
     <w:lvl w:ilvl="8">
       <w:start w:val="1"/>
-      <w:numFmt w:val="bullet"/>
-      <w:lvlText w:val="■"/>
+      <w:numFmt w:val="lowerRoman"/>
+      <w:lvlText w:val="%9."/>
       <w:lvlJc w:val="left"/>
       <w:pPr>
         <w:ind w:left="6480" w:hanging="360"/>
@@ -12926,6 +13878,1223 @@
     </w:lvl>
   </w:abstractNum>
   <w:abstractNum w:abstractNumId="5">
+    <w:lvl w:ilvl="0">
+      <w:start w:val="1"/>
+      <w:numFmt w:val="decimal"/>
+      <w:lvlText w:val="%1)"/>
+      <w:lvlJc w:val="left"/>
+      <w:pPr>
+        <w:ind w:left="720" w:hanging="360"/>
+      </w:pPr>
+      <w:rPr>
+        <w:u w:val="none"/>
+      </w:rPr>
+    </w:lvl>
+    <w:lvl w:ilvl="1">
+      <w:start w:val="1"/>
+      <w:numFmt w:val="lowerLetter"/>
+      <w:lvlText w:val="%2)"/>
+      <w:lvlJc w:val="left"/>
+      <w:pPr>
+        <w:ind w:left="1440" w:hanging="360"/>
+      </w:pPr>
+      <w:rPr>
+        <w:u w:val="none"/>
+      </w:rPr>
+    </w:lvl>
+    <w:lvl w:ilvl="2">
+      <w:start w:val="1"/>
+      <w:numFmt w:val="lowerRoman"/>
+      <w:lvlText w:val="%3)"/>
+      <w:lvlJc w:val="right"/>
+      <w:pPr>
+        <w:ind w:left="2160" w:hanging="360"/>
+      </w:pPr>
+      <w:rPr>
+        <w:u w:val="none"/>
+      </w:rPr>
+    </w:lvl>
+    <w:lvl w:ilvl="3">
+      <w:start w:val="1"/>
+      <w:numFmt w:val="decimal"/>
+      <w:lvlText w:val="(%4)"/>
+      <w:lvlJc w:val="left"/>
+      <w:pPr>
+        <w:ind w:left="2880" w:hanging="360"/>
+      </w:pPr>
+      <w:rPr>
+        <w:u w:val="none"/>
+      </w:rPr>
+    </w:lvl>
+    <w:lvl w:ilvl="4">
+      <w:start w:val="1"/>
+      <w:numFmt w:val="lowerLetter"/>
+      <w:lvlText w:val="(%5)"/>
+      <w:lvlJc w:val="left"/>
+      <w:pPr>
+        <w:ind w:left="3600" w:hanging="360"/>
+      </w:pPr>
+      <w:rPr>
+        <w:u w:val="none"/>
+      </w:rPr>
+    </w:lvl>
+    <w:lvl w:ilvl="5">
+      <w:start w:val="1"/>
+      <w:numFmt w:val="lowerRoman"/>
+      <w:lvlText w:val="(%6)"/>
+      <w:lvlJc w:val="right"/>
+      <w:pPr>
+        <w:ind w:left="4320" w:hanging="360"/>
+      </w:pPr>
+      <w:rPr>
+        <w:u w:val="none"/>
+      </w:rPr>
+    </w:lvl>
+    <w:lvl w:ilvl="6">
+      <w:start w:val="1"/>
+      <w:numFmt w:val="decimal"/>
+      <w:lvlText w:val="%7."/>
+      <w:lvlJc w:val="left"/>
+      <w:pPr>
+        <w:ind w:left="5040" w:hanging="360"/>
+      </w:pPr>
+      <w:rPr>
+        <w:u w:val="none"/>
+      </w:rPr>
+    </w:lvl>
+    <w:lvl w:ilvl="7">
+      <w:start w:val="1"/>
+      <w:numFmt w:val="lowerLetter"/>
+      <w:lvlText w:val="%8."/>
+      <w:lvlJc w:val="left"/>
+      <w:pPr>
+        <w:ind w:left="5760" w:hanging="360"/>
+      </w:pPr>
+      <w:rPr>
+        <w:u w:val="none"/>
+      </w:rPr>
+    </w:lvl>
+    <w:lvl w:ilvl="8">
+      <w:start w:val="1"/>
+      <w:numFmt w:val="lowerRoman"/>
+      <w:lvlText w:val="%9."/>
+      <w:lvlJc w:val="right"/>
+      <w:pPr>
+        <w:ind w:left="6480" w:hanging="360"/>
+      </w:pPr>
+      <w:rPr>
+        <w:u w:val="none"/>
+      </w:rPr>
+    </w:lvl>
+  </w:abstractNum>
+  <w:abstractNum w:abstractNumId="6">
+    <w:lvl w:ilvl="0">
+      <w:start w:val="1"/>
+      <w:numFmt w:val="bullet"/>
+      <w:lvlText w:val="●"/>
+      <w:lvlJc w:val="left"/>
+      <w:pPr>
+        <w:ind w:left="720" w:hanging="360"/>
+      </w:pPr>
+      <w:rPr>
+        <w:u w:val="none"/>
+      </w:rPr>
+    </w:lvl>
+    <w:lvl w:ilvl="1">
+      <w:start w:val="1"/>
+      <w:numFmt w:val="bullet"/>
+      <w:lvlText w:val="○"/>
+      <w:lvlJc w:val="left"/>
+      <w:pPr>
+        <w:ind w:left="1440" w:hanging="360"/>
+      </w:pPr>
+      <w:rPr>
+        <w:u w:val="none"/>
+      </w:rPr>
+    </w:lvl>
+    <w:lvl w:ilvl="2">
+      <w:start w:val="1"/>
+      <w:numFmt w:val="bullet"/>
+      <w:lvlText w:val="■"/>
+      <w:lvlJc w:val="left"/>
+      <w:pPr>
+        <w:ind w:left="2160" w:hanging="360"/>
+      </w:pPr>
+      <w:rPr>
+        <w:u w:val="none"/>
+      </w:rPr>
+    </w:lvl>
+    <w:lvl w:ilvl="3">
+      <w:start w:val="1"/>
+      <w:numFmt w:val="bullet"/>
+      <w:lvlText w:val="●"/>
+      <w:lvlJc w:val="left"/>
+      <w:pPr>
+        <w:ind w:left="2880" w:hanging="360"/>
+      </w:pPr>
+      <w:rPr>
+        <w:u w:val="none"/>
+      </w:rPr>
+    </w:lvl>
+    <w:lvl w:ilvl="4">
+      <w:start w:val="1"/>
+      <w:numFmt w:val="bullet"/>
+      <w:lvlText w:val="○"/>
+      <w:lvlJc w:val="left"/>
+      <w:pPr>
+        <w:ind w:left="3600" w:hanging="360"/>
+      </w:pPr>
+      <w:rPr>
+        <w:u w:val="none"/>
+      </w:rPr>
+    </w:lvl>
+    <w:lvl w:ilvl="5">
+      <w:start w:val="1"/>
+      <w:numFmt w:val="bullet"/>
+      <w:lvlText w:val="■"/>
+      <w:lvlJc w:val="left"/>
+      <w:pPr>
+        <w:ind w:left="4320" w:hanging="360"/>
+      </w:pPr>
+      <w:rPr>
+        <w:u w:val="none"/>
+      </w:rPr>
+    </w:lvl>
+    <w:lvl w:ilvl="6">
+      <w:start w:val="1"/>
+      <w:numFmt w:val="bullet"/>
+      <w:lvlText w:val="●"/>
+      <w:lvlJc w:val="left"/>
+      <w:pPr>
+        <w:ind w:left="5040" w:hanging="360"/>
+      </w:pPr>
+      <w:rPr>
+        <w:u w:val="none"/>
+      </w:rPr>
+    </w:lvl>
+    <w:lvl w:ilvl="7">
+      <w:start w:val="1"/>
+      <w:numFmt w:val="bullet"/>
+      <w:lvlText w:val="○"/>
+      <w:lvlJc w:val="left"/>
+      <w:pPr>
+        <w:ind w:left="5760" w:hanging="360"/>
+      </w:pPr>
+      <w:rPr>
+        <w:u w:val="none"/>
+      </w:rPr>
+    </w:lvl>
+    <w:lvl w:ilvl="8">
+      <w:start w:val="1"/>
+      <w:numFmt w:val="bullet"/>
+      <w:lvlText w:val="■"/>
+      <w:lvlJc w:val="left"/>
+      <w:pPr>
+        <w:ind w:left="6480" w:hanging="360"/>
+      </w:pPr>
+      <w:rPr>
+        <w:u w:val="none"/>
+      </w:rPr>
+    </w:lvl>
+  </w:abstractNum>
+  <w:abstractNum w:abstractNumId="7">
+    <w:lvl w:ilvl="0">
+      <w:start w:val="1"/>
+      <w:numFmt w:val="bullet"/>
+      <w:lvlText w:val="●"/>
+      <w:lvlJc w:val="left"/>
+      <w:pPr>
+        <w:ind w:left="720" w:hanging="360"/>
+      </w:pPr>
+      <w:rPr>
+        <w:u w:val="none"/>
+      </w:rPr>
+    </w:lvl>
+    <w:lvl w:ilvl="1">
+      <w:start w:val="1"/>
+      <w:numFmt w:val="bullet"/>
+      <w:lvlText w:val="○"/>
+      <w:lvlJc w:val="left"/>
+      <w:pPr>
+        <w:ind w:left="1440" w:hanging="360"/>
+      </w:pPr>
+      <w:rPr>
+        <w:u w:val="none"/>
+      </w:rPr>
+    </w:lvl>
+    <w:lvl w:ilvl="2">
+      <w:start w:val="1"/>
+      <w:numFmt w:val="bullet"/>
+      <w:lvlText w:val="■"/>
+      <w:lvlJc w:val="left"/>
+      <w:pPr>
+        <w:ind w:left="2160" w:hanging="360"/>
+      </w:pPr>
+      <w:rPr>
+        <w:u w:val="none"/>
+      </w:rPr>
+    </w:lvl>
+    <w:lvl w:ilvl="3">
+      <w:start w:val="1"/>
+      <w:numFmt w:val="bullet"/>
+      <w:lvlText w:val="●"/>
+      <w:lvlJc w:val="left"/>
+      <w:pPr>
+        <w:ind w:left="2880" w:hanging="360"/>
+      </w:pPr>
+      <w:rPr>
+        <w:u w:val="none"/>
+      </w:rPr>
+    </w:lvl>
+    <w:lvl w:ilvl="4">
+      <w:start w:val="1"/>
+      <w:numFmt w:val="bullet"/>
+      <w:lvlText w:val="○"/>
+      <w:lvlJc w:val="left"/>
+      <w:pPr>
+        <w:ind w:left="3600" w:hanging="360"/>
+      </w:pPr>
+      <w:rPr>
+        <w:u w:val="none"/>
+      </w:rPr>
+    </w:lvl>
+    <w:lvl w:ilvl="5">
+      <w:start w:val="1"/>
+      <w:numFmt w:val="bullet"/>
+      <w:lvlText w:val="■"/>
+      <w:lvlJc w:val="left"/>
+      <w:pPr>
+        <w:ind w:left="4320" w:hanging="360"/>
+      </w:pPr>
+      <w:rPr>
+        <w:u w:val="none"/>
+      </w:rPr>
+    </w:lvl>
+    <w:lvl w:ilvl="6">
+      <w:start w:val="1"/>
+      <w:numFmt w:val="bullet"/>
+      <w:lvlText w:val="●"/>
+      <w:lvlJc w:val="left"/>
+      <w:pPr>
+        <w:ind w:left="5040" w:hanging="360"/>
+      </w:pPr>
+      <w:rPr>
+        <w:u w:val="none"/>
+      </w:rPr>
+    </w:lvl>
+    <w:lvl w:ilvl="7">
+      <w:start w:val="1"/>
+      <w:numFmt w:val="bullet"/>
+      <w:lvlText w:val="○"/>
+      <w:lvlJc w:val="left"/>
+      <w:pPr>
+        <w:ind w:left="5760" w:hanging="360"/>
+      </w:pPr>
+      <w:rPr>
+        <w:u w:val="none"/>
+      </w:rPr>
+    </w:lvl>
+    <w:lvl w:ilvl="8">
+      <w:start w:val="1"/>
+      <w:numFmt w:val="bullet"/>
+      <w:lvlText w:val="■"/>
+      <w:lvlJc w:val="left"/>
+      <w:pPr>
+        <w:ind w:left="6480" w:hanging="360"/>
+      </w:pPr>
+      <w:rPr>
+        <w:u w:val="none"/>
+      </w:rPr>
+    </w:lvl>
+  </w:abstractNum>
+  <w:abstractNum w:abstractNumId="8">
+    <w:lvl w:ilvl="0">
+      <w:start w:val="1"/>
+      <w:numFmt w:val="bullet"/>
+      <w:lvlText w:val="●"/>
+      <w:lvlJc w:val="left"/>
+      <w:pPr>
+        <w:ind w:left="720" w:hanging="360"/>
+      </w:pPr>
+      <w:rPr>
+        <w:u w:val="none"/>
+      </w:rPr>
+    </w:lvl>
+    <w:lvl w:ilvl="1">
+      <w:start w:val="1"/>
+      <w:numFmt w:val="bullet"/>
+      <w:lvlText w:val="○"/>
+      <w:lvlJc w:val="left"/>
+      <w:pPr>
+        <w:ind w:left="1440" w:hanging="360"/>
+      </w:pPr>
+      <w:rPr>
+        <w:u w:val="none"/>
+      </w:rPr>
+    </w:lvl>
+    <w:lvl w:ilvl="2">
+      <w:start w:val="1"/>
+      <w:numFmt w:val="bullet"/>
+      <w:lvlText w:val="■"/>
+      <w:lvlJc w:val="left"/>
+      <w:pPr>
+        <w:ind w:left="2160" w:hanging="360"/>
+      </w:pPr>
+      <w:rPr>
+        <w:u w:val="none"/>
+      </w:rPr>
+    </w:lvl>
+    <w:lvl w:ilvl="3">
+      <w:start w:val="1"/>
+      <w:numFmt w:val="bullet"/>
+      <w:lvlText w:val="●"/>
+      <w:lvlJc w:val="left"/>
+      <w:pPr>
+        <w:ind w:left="2880" w:hanging="360"/>
+      </w:pPr>
+      <w:rPr>
+        <w:u w:val="none"/>
+      </w:rPr>
+    </w:lvl>
+    <w:lvl w:ilvl="4">
+      <w:start w:val="1"/>
+      <w:numFmt w:val="bullet"/>
+      <w:lvlText w:val="○"/>
+      <w:lvlJc w:val="left"/>
+      <w:pPr>
+        <w:ind w:left="3600" w:hanging="360"/>
+      </w:pPr>
+      <w:rPr>
+        <w:u w:val="none"/>
+      </w:rPr>
+    </w:lvl>
+    <w:lvl w:ilvl="5">
+      <w:start w:val="1"/>
+      <w:numFmt w:val="bullet"/>
+      <w:lvlText w:val="■"/>
+      <w:lvlJc w:val="left"/>
+      <w:pPr>
+        <w:ind w:left="4320" w:hanging="360"/>
+      </w:pPr>
+      <w:rPr>
+        <w:u w:val="none"/>
+      </w:rPr>
+    </w:lvl>
+    <w:lvl w:ilvl="6">
+      <w:start w:val="1"/>
+      <w:numFmt w:val="bullet"/>
+      <w:lvlText w:val="●"/>
+      <w:lvlJc w:val="left"/>
+      <w:pPr>
+        <w:ind w:left="5040" w:hanging="360"/>
+      </w:pPr>
+      <w:rPr>
+        <w:u w:val="none"/>
+      </w:rPr>
+    </w:lvl>
+    <w:lvl w:ilvl="7">
+      <w:start w:val="1"/>
+      <w:numFmt w:val="bullet"/>
+      <w:lvlText w:val="○"/>
+      <w:lvlJc w:val="left"/>
+      <w:pPr>
+        <w:ind w:left="5760" w:hanging="360"/>
+      </w:pPr>
+      <w:rPr>
+        <w:u w:val="none"/>
+      </w:rPr>
+    </w:lvl>
+    <w:lvl w:ilvl="8">
+      <w:start w:val="1"/>
+      <w:numFmt w:val="bullet"/>
+      <w:lvlText w:val="■"/>
+      <w:lvlJc w:val="left"/>
+      <w:pPr>
+        <w:ind w:left="6480" w:hanging="360"/>
+      </w:pPr>
+      <w:rPr>
+        <w:u w:val="none"/>
+      </w:rPr>
+    </w:lvl>
+  </w:abstractNum>
+  <w:abstractNum w:abstractNumId="9">
+    <w:lvl w:ilvl="0">
+      <w:start w:val="1"/>
+      <w:numFmt w:val="bullet"/>
+      <w:lvlText w:val="●"/>
+      <w:lvlJc w:val="left"/>
+      <w:pPr>
+        <w:ind w:left="720" w:hanging="360"/>
+      </w:pPr>
+      <w:rPr>
+        <w:u w:val="none"/>
+      </w:rPr>
+    </w:lvl>
+    <w:lvl w:ilvl="1">
+      <w:start w:val="1"/>
+      <w:numFmt w:val="bullet"/>
+      <w:lvlText w:val="○"/>
+      <w:lvlJc w:val="left"/>
+      <w:pPr>
+        <w:ind w:left="1440" w:hanging="360"/>
+      </w:pPr>
+      <w:rPr>
+        <w:u w:val="none"/>
+      </w:rPr>
+    </w:lvl>
+    <w:lvl w:ilvl="2">
+      <w:start w:val="1"/>
+      <w:numFmt w:val="bullet"/>
+      <w:lvlText w:val="■"/>
+      <w:lvlJc w:val="left"/>
+      <w:pPr>
+        <w:ind w:left="2160" w:hanging="360"/>
+      </w:pPr>
+      <w:rPr>
+        <w:u w:val="none"/>
+      </w:rPr>
+    </w:lvl>
+    <w:lvl w:ilvl="3">
+      <w:start w:val="1"/>
+      <w:numFmt w:val="bullet"/>
+      <w:lvlText w:val="●"/>
+      <w:lvlJc w:val="left"/>
+      <w:pPr>
+        <w:ind w:left="2880" w:hanging="360"/>
+      </w:pPr>
+      <w:rPr>
+        <w:u w:val="none"/>
+      </w:rPr>
+    </w:lvl>
+    <w:lvl w:ilvl="4">
+      <w:start w:val="1"/>
+      <w:numFmt w:val="bullet"/>
+      <w:lvlText w:val="○"/>
+      <w:lvlJc w:val="left"/>
+      <w:pPr>
+        <w:ind w:left="3600" w:hanging="360"/>
+      </w:pPr>
+      <w:rPr>
+        <w:u w:val="none"/>
+      </w:rPr>
+    </w:lvl>
+    <w:lvl w:ilvl="5">
+      <w:start w:val="1"/>
+      <w:numFmt w:val="bullet"/>
+      <w:lvlText w:val="■"/>
+      <w:lvlJc w:val="left"/>
+      <w:pPr>
+        <w:ind w:left="4320" w:hanging="360"/>
+      </w:pPr>
+      <w:rPr>
+        <w:u w:val="none"/>
+      </w:rPr>
+    </w:lvl>
+    <w:lvl w:ilvl="6">
+      <w:start w:val="1"/>
+      <w:numFmt w:val="bullet"/>
+      <w:lvlText w:val="●"/>
+      <w:lvlJc w:val="left"/>
+      <w:pPr>
+        <w:ind w:left="5040" w:hanging="360"/>
+      </w:pPr>
+      <w:rPr>
+        <w:u w:val="none"/>
+      </w:rPr>
+    </w:lvl>
+    <w:lvl w:ilvl="7">
+      <w:start w:val="1"/>
+      <w:numFmt w:val="bullet"/>
+      <w:lvlText w:val="○"/>
+      <w:lvlJc w:val="left"/>
+      <w:pPr>
+        <w:ind w:left="5760" w:hanging="360"/>
+      </w:pPr>
+      <w:rPr>
+        <w:u w:val="none"/>
+      </w:rPr>
+    </w:lvl>
+    <w:lvl w:ilvl="8">
+      <w:start w:val="1"/>
+      <w:numFmt w:val="bullet"/>
+      <w:lvlText w:val="■"/>
+      <w:lvlJc w:val="left"/>
+      <w:pPr>
+        <w:ind w:left="6480" w:hanging="360"/>
+      </w:pPr>
+      <w:rPr>
+        <w:u w:val="none"/>
+      </w:rPr>
+    </w:lvl>
+  </w:abstractNum>
+  <w:abstractNum w:abstractNumId="10">
+    <w:lvl w:ilvl="0">
+      <w:start w:val="1"/>
+      <w:numFmt w:val="bullet"/>
+      <w:lvlText w:val="●"/>
+      <w:lvlJc w:val="left"/>
+      <w:pPr>
+        <w:ind w:left="720" w:hanging="360"/>
+      </w:pPr>
+      <w:rPr>
+        <w:u w:val="none"/>
+      </w:rPr>
+    </w:lvl>
+    <w:lvl w:ilvl="1">
+      <w:start w:val="1"/>
+      <w:numFmt w:val="bullet"/>
+      <w:lvlText w:val="○"/>
+      <w:lvlJc w:val="left"/>
+      <w:pPr>
+        <w:ind w:left="1440" w:hanging="360"/>
+      </w:pPr>
+      <w:rPr>
+        <w:u w:val="none"/>
+      </w:rPr>
+    </w:lvl>
+    <w:lvl w:ilvl="2">
+      <w:start w:val="1"/>
+      <w:numFmt w:val="bullet"/>
+      <w:lvlText w:val="■"/>
+      <w:lvlJc w:val="left"/>
+      <w:pPr>
+        <w:ind w:left="2160" w:hanging="360"/>
+      </w:pPr>
+      <w:rPr>
+        <w:u w:val="none"/>
+      </w:rPr>
+    </w:lvl>
+    <w:lvl w:ilvl="3">
+      <w:start w:val="1"/>
+      <w:numFmt w:val="bullet"/>
+      <w:lvlText w:val="●"/>
+      <w:lvlJc w:val="left"/>
+      <w:pPr>
+        <w:ind w:left="2880" w:hanging="360"/>
+      </w:pPr>
+      <w:rPr>
+        <w:u w:val="none"/>
+      </w:rPr>
+    </w:lvl>
+    <w:lvl w:ilvl="4">
+      <w:start w:val="1"/>
+      <w:numFmt w:val="bullet"/>
+      <w:lvlText w:val="○"/>
+      <w:lvlJc w:val="left"/>
+      <w:pPr>
+        <w:ind w:left="3600" w:hanging="360"/>
+      </w:pPr>
+      <w:rPr>
+        <w:u w:val="none"/>
+      </w:rPr>
+    </w:lvl>
+    <w:lvl w:ilvl="5">
+      <w:start w:val="1"/>
+      <w:numFmt w:val="bullet"/>
+      <w:lvlText w:val="■"/>
+      <w:lvlJc w:val="left"/>
+      <w:pPr>
+        <w:ind w:left="4320" w:hanging="360"/>
+      </w:pPr>
+      <w:rPr>
+        <w:u w:val="none"/>
+      </w:rPr>
+    </w:lvl>
+    <w:lvl w:ilvl="6">
+      <w:start w:val="1"/>
+      <w:numFmt w:val="bullet"/>
+      <w:lvlText w:val="●"/>
+      <w:lvlJc w:val="left"/>
+      <w:pPr>
+        <w:ind w:left="5040" w:hanging="360"/>
+      </w:pPr>
+      <w:rPr>
+        <w:u w:val="none"/>
+      </w:rPr>
+    </w:lvl>
+    <w:lvl w:ilvl="7">
+      <w:start w:val="1"/>
+      <w:numFmt w:val="bullet"/>
+      <w:lvlText w:val="○"/>
+      <w:lvlJc w:val="left"/>
+      <w:pPr>
+        <w:ind w:left="5760" w:hanging="360"/>
+      </w:pPr>
+      <w:rPr>
+        <w:u w:val="none"/>
+      </w:rPr>
+    </w:lvl>
+    <w:lvl w:ilvl="8">
+      <w:start w:val="1"/>
+      <w:numFmt w:val="bullet"/>
+      <w:lvlText w:val="■"/>
+      <w:lvlJc w:val="left"/>
+      <w:pPr>
+        <w:ind w:left="6480" w:hanging="360"/>
+      </w:pPr>
+      <w:rPr>
+        <w:u w:val="none"/>
+      </w:rPr>
+    </w:lvl>
+  </w:abstractNum>
+  <w:abstractNum w:abstractNumId="11">
+    <w:lvl w:ilvl="0">
+      <w:start w:val="1"/>
+      <w:numFmt w:val="bullet"/>
+      <w:lvlText w:val="●"/>
+      <w:lvlJc w:val="left"/>
+      <w:pPr>
+        <w:ind w:left="720" w:hanging="360"/>
+      </w:pPr>
+      <w:rPr>
+        <w:u w:val="none"/>
+      </w:rPr>
+    </w:lvl>
+    <w:lvl w:ilvl="1">
+      <w:start w:val="1"/>
+      <w:numFmt w:val="bullet"/>
+      <w:lvlText w:val="○"/>
+      <w:lvlJc w:val="left"/>
+      <w:pPr>
+        <w:ind w:left="1440" w:hanging="360"/>
+      </w:pPr>
+      <w:rPr>
+        <w:u w:val="none"/>
+      </w:rPr>
+    </w:lvl>
+    <w:lvl w:ilvl="2">
+      <w:start w:val="1"/>
+      <w:numFmt w:val="bullet"/>
+      <w:lvlText w:val="■"/>
+      <w:lvlJc w:val="left"/>
+      <w:pPr>
+        <w:ind w:left="2160" w:hanging="360"/>
+      </w:pPr>
+      <w:rPr>
+        <w:u w:val="none"/>
+      </w:rPr>
+    </w:lvl>
+    <w:lvl w:ilvl="3">
+      <w:start w:val="1"/>
+      <w:numFmt w:val="bullet"/>
+      <w:lvlText w:val="●"/>
+      <w:lvlJc w:val="left"/>
+      <w:pPr>
+        <w:ind w:left="2880" w:hanging="360"/>
+      </w:pPr>
+      <w:rPr>
+        <w:u w:val="none"/>
+      </w:rPr>
+    </w:lvl>
+    <w:lvl w:ilvl="4">
+      <w:start w:val="1"/>
+      <w:numFmt w:val="bullet"/>
+      <w:lvlText w:val="○"/>
+      <w:lvlJc w:val="left"/>
+      <w:pPr>
+        <w:ind w:left="3600" w:hanging="360"/>
+      </w:pPr>
+      <w:rPr>
+        <w:u w:val="none"/>
+      </w:rPr>
+    </w:lvl>
+    <w:lvl w:ilvl="5">
+      <w:start w:val="1"/>
+      <w:numFmt w:val="bullet"/>
+      <w:lvlText w:val="■"/>
+      <w:lvlJc w:val="left"/>
+      <w:pPr>
+        <w:ind w:left="4320" w:hanging="360"/>
+      </w:pPr>
+      <w:rPr>
+        <w:u w:val="none"/>
+      </w:rPr>
+    </w:lvl>
+    <w:lvl w:ilvl="6">
+      <w:start w:val="1"/>
+      <w:numFmt w:val="bullet"/>
+      <w:lvlText w:val="●"/>
+      <w:lvlJc w:val="left"/>
+      <w:pPr>
+        <w:ind w:left="5040" w:hanging="360"/>
+      </w:pPr>
+      <w:rPr>
+        <w:u w:val="none"/>
+      </w:rPr>
+    </w:lvl>
+    <w:lvl w:ilvl="7">
+      <w:start w:val="1"/>
+      <w:numFmt w:val="bullet"/>
+      <w:lvlText w:val="○"/>
+      <w:lvlJc w:val="left"/>
+      <w:pPr>
+        <w:ind w:left="5760" w:hanging="360"/>
+      </w:pPr>
+      <w:rPr>
+        <w:u w:val="none"/>
+      </w:rPr>
+    </w:lvl>
+    <w:lvl w:ilvl="8">
+      <w:start w:val="1"/>
+      <w:numFmt w:val="bullet"/>
+      <w:lvlText w:val="■"/>
+      <w:lvlJc w:val="left"/>
+      <w:pPr>
+        <w:ind w:left="6480" w:hanging="360"/>
+      </w:pPr>
+      <w:rPr>
+        <w:u w:val="none"/>
+      </w:rPr>
+    </w:lvl>
+  </w:abstractNum>
+  <w:abstractNum w:abstractNumId="12">
+    <w:lvl w:ilvl="0">
+      <w:start w:val="1"/>
+      <w:numFmt w:val="bullet"/>
+      <w:lvlText w:val="●"/>
+      <w:lvlJc w:val="left"/>
+      <w:pPr>
+        <w:ind w:left="720" w:hanging="360"/>
+      </w:pPr>
+      <w:rPr>
+        <w:u w:val="none"/>
+      </w:rPr>
+    </w:lvl>
+    <w:lvl w:ilvl="1">
+      <w:start w:val="1"/>
+      <w:numFmt w:val="bullet"/>
+      <w:lvlText w:val="○"/>
+      <w:lvlJc w:val="left"/>
+      <w:pPr>
+        <w:ind w:left="1440" w:hanging="360"/>
+      </w:pPr>
+      <w:rPr>
+        <w:u w:val="none"/>
+      </w:rPr>
+    </w:lvl>
+    <w:lvl w:ilvl="2">
+      <w:start w:val="1"/>
+      <w:numFmt w:val="bullet"/>
+      <w:lvlText w:val="■"/>
+      <w:lvlJc w:val="left"/>
+      <w:pPr>
+        <w:ind w:left="2160" w:hanging="360"/>
+      </w:pPr>
+      <w:rPr>
+        <w:u w:val="none"/>
+      </w:rPr>
+    </w:lvl>
+    <w:lvl w:ilvl="3">
+      <w:start w:val="1"/>
+      <w:numFmt w:val="bullet"/>
+      <w:lvlText w:val="●"/>
+      <w:lvlJc w:val="left"/>
+      <w:pPr>
+        <w:ind w:left="2880" w:hanging="360"/>
+      </w:pPr>
+      <w:rPr>
+        <w:u w:val="none"/>
+      </w:rPr>
+    </w:lvl>
+    <w:lvl w:ilvl="4">
+      <w:start w:val="1"/>
+      <w:numFmt w:val="bullet"/>
+      <w:lvlText w:val="○"/>
+      <w:lvlJc w:val="left"/>
+      <w:pPr>
+        <w:ind w:left="3600" w:hanging="360"/>
+      </w:pPr>
+      <w:rPr>
+        <w:u w:val="none"/>
+      </w:rPr>
+    </w:lvl>
+    <w:lvl w:ilvl="5">
+      <w:start w:val="1"/>
+      <w:numFmt w:val="bullet"/>
+      <w:lvlText w:val="■"/>
+      <w:lvlJc w:val="left"/>
+      <w:pPr>
+        <w:ind w:left="4320" w:hanging="360"/>
+      </w:pPr>
+      <w:rPr>
+        <w:u w:val="none"/>
+      </w:rPr>
+    </w:lvl>
+    <w:lvl w:ilvl="6">
+      <w:start w:val="1"/>
+      <w:numFmt w:val="bullet"/>
+      <w:lvlText w:val="●"/>
+      <w:lvlJc w:val="left"/>
+      <w:pPr>
+        <w:ind w:left="5040" w:hanging="360"/>
+      </w:pPr>
+      <w:rPr>
+        <w:u w:val="none"/>
+      </w:rPr>
+    </w:lvl>
+    <w:lvl w:ilvl="7">
+      <w:start w:val="1"/>
+      <w:numFmt w:val="bullet"/>
+      <w:lvlText w:val="○"/>
+      <w:lvlJc w:val="left"/>
+      <w:pPr>
+        <w:ind w:left="5760" w:hanging="360"/>
+      </w:pPr>
+      <w:rPr>
+        <w:u w:val="none"/>
+      </w:rPr>
+    </w:lvl>
+    <w:lvl w:ilvl="8">
+      <w:start w:val="1"/>
+      <w:numFmt w:val="bullet"/>
+      <w:lvlText w:val="■"/>
+      <w:lvlJc w:val="left"/>
+      <w:pPr>
+        <w:ind w:left="6480" w:hanging="360"/>
+      </w:pPr>
+      <w:rPr>
+        <w:u w:val="none"/>
+      </w:rPr>
+    </w:lvl>
+  </w:abstractNum>
+  <w:abstractNum w:abstractNumId="13">
+    <w:lvl w:ilvl="0">
+      <w:start w:val="1"/>
+      <w:numFmt w:val="decimal"/>
+      <w:lvlText w:val="%1)"/>
+      <w:lvlJc w:val="left"/>
+      <w:pPr>
+        <w:ind w:left="720" w:hanging="360"/>
+      </w:pPr>
+      <w:rPr>
+        <w:u w:val="none"/>
+      </w:rPr>
+    </w:lvl>
+    <w:lvl w:ilvl="1">
+      <w:start w:val="1"/>
+      <w:numFmt w:val="lowerLetter"/>
+      <w:lvlText w:val="%2)"/>
+      <w:lvlJc w:val="left"/>
+      <w:pPr>
+        <w:ind w:left="1440" w:hanging="360"/>
+      </w:pPr>
+      <w:rPr>
+        <w:u w:val="none"/>
+      </w:rPr>
+    </w:lvl>
+    <w:lvl w:ilvl="2">
+      <w:start w:val="1"/>
+      <w:numFmt w:val="lowerRoman"/>
+      <w:lvlText w:val="%3)"/>
+      <w:lvlJc w:val="right"/>
+      <w:pPr>
+        <w:ind w:left="2160" w:hanging="360"/>
+      </w:pPr>
+      <w:rPr>
+        <w:u w:val="none"/>
+      </w:rPr>
+    </w:lvl>
+    <w:lvl w:ilvl="3">
+      <w:start w:val="1"/>
+      <w:numFmt w:val="decimal"/>
+      <w:lvlText w:val="(%4)"/>
+      <w:lvlJc w:val="left"/>
+      <w:pPr>
+        <w:ind w:left="2880" w:hanging="360"/>
+      </w:pPr>
+      <w:rPr>
+        <w:u w:val="none"/>
+      </w:rPr>
+    </w:lvl>
+    <w:lvl w:ilvl="4">
+      <w:start w:val="1"/>
+      <w:numFmt w:val="lowerLetter"/>
+      <w:lvlText w:val="(%5)"/>
+      <w:lvlJc w:val="left"/>
+      <w:pPr>
+        <w:ind w:left="3600" w:hanging="360"/>
+      </w:pPr>
+      <w:rPr>
+        <w:u w:val="none"/>
+      </w:rPr>
+    </w:lvl>
+    <w:lvl w:ilvl="5">
+      <w:start w:val="1"/>
+      <w:numFmt w:val="lowerRoman"/>
+      <w:lvlText w:val="(%6)"/>
+      <w:lvlJc w:val="right"/>
+      <w:pPr>
+        <w:ind w:left="4320" w:hanging="360"/>
+      </w:pPr>
+      <w:rPr>
+        <w:u w:val="none"/>
+      </w:rPr>
+    </w:lvl>
+    <w:lvl w:ilvl="6">
+      <w:start w:val="1"/>
+      <w:numFmt w:val="decimal"/>
+      <w:lvlText w:val="%7."/>
+      <w:lvlJc w:val="left"/>
+      <w:pPr>
+        <w:ind w:left="5040" w:hanging="360"/>
+      </w:pPr>
+      <w:rPr>
+        <w:u w:val="none"/>
+      </w:rPr>
+    </w:lvl>
+    <w:lvl w:ilvl="7">
+      <w:start w:val="1"/>
+      <w:numFmt w:val="lowerLetter"/>
+      <w:lvlText w:val="%8."/>
+      <w:lvlJc w:val="left"/>
+      <w:pPr>
+        <w:ind w:left="5760" w:hanging="360"/>
+      </w:pPr>
+      <w:rPr>
+        <w:u w:val="none"/>
+      </w:rPr>
+    </w:lvl>
+    <w:lvl w:ilvl="8">
+      <w:start w:val="1"/>
+      <w:numFmt w:val="lowerRoman"/>
+      <w:lvlText w:val="%9."/>
+      <w:lvlJc w:val="right"/>
+      <w:pPr>
+        <w:ind w:left="6480" w:hanging="360"/>
+      </w:pPr>
+      <w:rPr>
+        <w:u w:val="none"/>
+      </w:rPr>
+    </w:lvl>
+  </w:abstractNum>
+  <w:abstractNum w:abstractNumId="14">
+    <w:lvl w:ilvl="0">
+      <w:start w:val="1"/>
+      <w:numFmt w:val="bullet"/>
+      <w:lvlText w:val=""/>
+      <w:lvlJc w:val="left"/>
+      <w:pPr>
+        <w:ind w:left="720" w:hanging="360"/>
+      </w:pPr>
+      <w:rPr>
+        <w:color w:val="000000"/>
+        <w:sz w:val="24"/>
+        <w:szCs w:val="24"/>
+        <w:u w:val="none"/>
+      </w:rPr>
+    </w:lvl>
+    <w:lvl w:ilvl="1">
+      <w:start w:val="1"/>
+      <w:numFmt w:val="bullet"/>
+      <w:lvlText w:val="○"/>
+      <w:lvlJc w:val="left"/>
+      <w:pPr>
+        <w:ind w:left="1440" w:hanging="360"/>
+      </w:pPr>
+      <w:rPr>
+        <w:u w:val="none"/>
+      </w:rPr>
+    </w:lvl>
+    <w:lvl w:ilvl="2">
+      <w:start w:val="1"/>
+      <w:numFmt w:val="bullet"/>
+      <w:lvlText w:val="■"/>
+      <w:lvlJc w:val="left"/>
+      <w:pPr>
+        <w:ind w:left="2160" w:hanging="360"/>
+      </w:pPr>
+      <w:rPr>
+        <w:u w:val="none"/>
+      </w:rPr>
+    </w:lvl>
+    <w:lvl w:ilvl="3">
+      <w:start w:val="1"/>
+      <w:numFmt w:val="bullet"/>
+      <w:lvlText w:val="●"/>
+      <w:lvlJc w:val="left"/>
+      <w:pPr>
+        <w:ind w:left="2880" w:hanging="360"/>
+      </w:pPr>
+      <w:rPr>
+        <w:u w:val="none"/>
+      </w:rPr>
+    </w:lvl>
+    <w:lvl w:ilvl="4">
+      <w:start w:val="1"/>
+      <w:numFmt w:val="bullet"/>
+      <w:lvlText w:val="○"/>
+      <w:lvlJc w:val="left"/>
+      <w:pPr>
+        <w:ind w:left="3600" w:hanging="360"/>
+      </w:pPr>
+      <w:rPr>
+        <w:u w:val="none"/>
+      </w:rPr>
+    </w:lvl>
+    <w:lvl w:ilvl="5">
+      <w:start w:val="1"/>
+      <w:numFmt w:val="bullet"/>
+      <w:lvlText w:val="■"/>
+      <w:lvlJc w:val="left"/>
+      <w:pPr>
+        <w:ind w:left="4320" w:hanging="360"/>
+      </w:pPr>
+      <w:rPr>
+        <w:u w:val="none"/>
+      </w:rPr>
+    </w:lvl>
+    <w:lvl w:ilvl="6">
+      <w:start w:val="1"/>
+      <w:numFmt w:val="bullet"/>
+      <w:lvlText w:val="●"/>
+      <w:lvlJc w:val="left"/>
+      <w:pPr>
+        <w:ind w:left="5040" w:hanging="360"/>
+      </w:pPr>
+      <w:rPr>
+        <w:u w:val="none"/>
+      </w:rPr>
+    </w:lvl>
+    <w:lvl w:ilvl="7">
+      <w:start w:val="1"/>
+      <w:numFmt w:val="bullet"/>
+      <w:lvlText w:val="○"/>
+      <w:lvlJc w:val="left"/>
+      <w:pPr>
+        <w:ind w:left="5760" w:hanging="360"/>
+      </w:pPr>
+      <w:rPr>
+        <w:u w:val="none"/>
+      </w:rPr>
+    </w:lvl>
+    <w:lvl w:ilvl="8">
+      <w:start w:val="1"/>
+      <w:numFmt w:val="bullet"/>
+      <w:lvlText w:val="■"/>
+      <w:lvlJc w:val="left"/>
+      <w:pPr>
+        <w:ind w:left="6480" w:hanging="360"/>
+      </w:pPr>
+      <w:rPr>
+        <w:u w:val="none"/>
+      </w:rPr>
+    </w:lvl>
+  </w:abstractNum>
+  <w:abstractNum w:abstractNumId="15">
+    <w:lvl w:ilvl="0">
+      <w:start w:val="1"/>
+      <w:numFmt w:val="bullet"/>
+      <w:lvlText w:val="●"/>
+      <w:lvlJc w:val="left"/>
+      <w:pPr>
+        <w:ind w:left="720" w:hanging="360"/>
+      </w:pPr>
+      <w:rPr>
+        <w:sz w:val="27"/>
+        <w:szCs w:val="27"/>
+        <w:u w:val="none"/>
+      </w:rPr>
+    </w:lvl>
+    <w:lvl w:ilvl="1">
+      <w:start w:val="1"/>
+      <w:numFmt w:val="bullet"/>
+      <w:lvlText w:val="○"/>
+      <w:lvlJc w:val="left"/>
+      <w:pPr>
+        <w:ind w:left="1440" w:hanging="360"/>
+      </w:pPr>
+      <w:rPr>
+        <w:sz w:val="27"/>
+        <w:szCs w:val="27"/>
+        <w:u w:val="none"/>
+      </w:rPr>
+    </w:lvl>
+    <w:lvl w:ilvl="2">
+      <w:start w:val="1"/>
+      <w:numFmt w:val="bullet"/>
+      <w:lvlText w:val="■"/>
+      <w:lvlJc w:val="left"/>
+      <w:pPr>
+        <w:ind w:left="2160" w:hanging="360"/>
+      </w:pPr>
+      <w:rPr>
+        <w:u w:val="none"/>
+      </w:rPr>
+    </w:lvl>
+    <w:lvl w:ilvl="3">
+      <w:start w:val="1"/>
+      <w:numFmt w:val="bullet"/>
+      <w:lvlText w:val="●"/>
+      <w:lvlJc w:val="left"/>
+      <w:pPr>
+        <w:ind w:left="2880" w:hanging="360"/>
+      </w:pPr>
+      <w:rPr>
+        <w:u w:val="none"/>
+      </w:rPr>
+    </w:lvl>
+    <w:lvl w:ilvl="4">
+      <w:start w:val="1"/>
+      <w:numFmt w:val="bullet"/>
+      <w:lvlText w:val="○"/>
+      <w:lvlJc w:val="left"/>
+      <w:pPr>
+        <w:ind w:left="3600" w:hanging="360"/>
+      </w:pPr>
+      <w:rPr>
+        <w:u w:val="none"/>
+      </w:rPr>
+    </w:lvl>
+    <w:lvl w:ilvl="5">
+      <w:start w:val="1"/>
+      <w:numFmt w:val="bullet"/>
+      <w:lvlText w:val="■"/>
+      <w:lvlJc w:val="left"/>
+      <w:pPr>
+        <w:ind w:left="4320" w:hanging="360"/>
+      </w:pPr>
+      <w:rPr>
+        <w:u w:val="none"/>
+      </w:rPr>
+    </w:lvl>
+    <w:lvl w:ilvl="6">
+      <w:start w:val="1"/>
+      <w:numFmt w:val="bullet"/>
+      <w:lvlText w:val="●"/>
+      <w:lvlJc w:val="left"/>
+      <w:pPr>
+        <w:ind w:left="5040" w:hanging="360"/>
+      </w:pPr>
+      <w:rPr>
+        <w:u w:val="none"/>
+      </w:rPr>
+    </w:lvl>
+    <w:lvl w:ilvl="7">
+      <w:start w:val="1"/>
+      <w:numFmt w:val="bullet"/>
+      <w:lvlText w:val="○"/>
+      <w:lvlJc w:val="left"/>
+      <w:pPr>
+        <w:ind w:left="5760" w:hanging="360"/>
+      </w:pPr>
+      <w:rPr>
+        <w:u w:val="none"/>
+      </w:rPr>
+    </w:lvl>
+    <w:lvl w:ilvl="8">
+      <w:start w:val="1"/>
+      <w:numFmt w:val="bullet"/>
+      <w:lvlText w:val="■"/>
+      <w:lvlJc w:val="left"/>
+      <w:pPr>
+        <w:ind w:left="6480" w:hanging="360"/>
+      </w:pPr>
+      <w:rPr>
+        <w:u w:val="none"/>
+      </w:rPr>
+    </w:lvl>
+  </w:abstractNum>
+  <w:abstractNum w:abstractNumId="16">
     <w:lvl w:ilvl="0">
       <w:start w:val="1"/>
       <w:numFmt w:val="bullet"/>
@@ -13039,1222 +15208,6 @@
       </w:rPr>
     </w:lvl>
   </w:abstractNum>
-  <w:abstractNum w:abstractNumId="6">
-    <w:lvl w:ilvl="0">
-      <w:start w:val="1"/>
-      <w:numFmt w:val="bullet"/>
-      <w:lvlText w:val="●"/>
-      <w:lvlJc w:val="left"/>
-      <w:pPr>
-        <w:ind w:left="720" w:hanging="360"/>
-      </w:pPr>
-      <w:rPr>
-        <w:u w:val="none"/>
-      </w:rPr>
-    </w:lvl>
-    <w:lvl w:ilvl="1">
-      <w:start w:val="1"/>
-      <w:numFmt w:val="bullet"/>
-      <w:lvlText w:val="○"/>
-      <w:lvlJc w:val="left"/>
-      <w:pPr>
-        <w:ind w:left="1440" w:hanging="360"/>
-      </w:pPr>
-      <w:rPr>
-        <w:u w:val="none"/>
-      </w:rPr>
-    </w:lvl>
-    <w:lvl w:ilvl="2">
-      <w:start w:val="1"/>
-      <w:numFmt w:val="bullet"/>
-      <w:lvlText w:val="■"/>
-      <w:lvlJc w:val="left"/>
-      <w:pPr>
-        <w:ind w:left="2160" w:hanging="360"/>
-      </w:pPr>
-      <w:rPr>
-        <w:u w:val="none"/>
-      </w:rPr>
-    </w:lvl>
-    <w:lvl w:ilvl="3">
-      <w:start w:val="1"/>
-      <w:numFmt w:val="bullet"/>
-      <w:lvlText w:val="●"/>
-      <w:lvlJc w:val="left"/>
-      <w:pPr>
-        <w:ind w:left="2880" w:hanging="360"/>
-      </w:pPr>
-      <w:rPr>
-        <w:u w:val="none"/>
-      </w:rPr>
-    </w:lvl>
-    <w:lvl w:ilvl="4">
-      <w:start w:val="1"/>
-      <w:numFmt w:val="bullet"/>
-      <w:lvlText w:val="○"/>
-      <w:lvlJc w:val="left"/>
-      <w:pPr>
-        <w:ind w:left="3600" w:hanging="360"/>
-      </w:pPr>
-      <w:rPr>
-        <w:u w:val="none"/>
-      </w:rPr>
-    </w:lvl>
-    <w:lvl w:ilvl="5">
-      <w:start w:val="1"/>
-      <w:numFmt w:val="bullet"/>
-      <w:lvlText w:val="■"/>
-      <w:lvlJc w:val="left"/>
-      <w:pPr>
-        <w:ind w:left="4320" w:hanging="360"/>
-      </w:pPr>
-      <w:rPr>
-        <w:u w:val="none"/>
-      </w:rPr>
-    </w:lvl>
-    <w:lvl w:ilvl="6">
-      <w:start w:val="1"/>
-      <w:numFmt w:val="bullet"/>
-      <w:lvlText w:val="●"/>
-      <w:lvlJc w:val="left"/>
-      <w:pPr>
-        <w:ind w:left="5040" w:hanging="360"/>
-      </w:pPr>
-      <w:rPr>
-        <w:u w:val="none"/>
-      </w:rPr>
-    </w:lvl>
-    <w:lvl w:ilvl="7">
-      <w:start w:val="1"/>
-      <w:numFmt w:val="bullet"/>
-      <w:lvlText w:val="○"/>
-      <w:lvlJc w:val="left"/>
-      <w:pPr>
-        <w:ind w:left="5760" w:hanging="360"/>
-      </w:pPr>
-      <w:rPr>
-        <w:u w:val="none"/>
-      </w:rPr>
-    </w:lvl>
-    <w:lvl w:ilvl="8">
-      <w:start w:val="1"/>
-      <w:numFmt w:val="bullet"/>
-      <w:lvlText w:val="■"/>
-      <w:lvlJc w:val="left"/>
-      <w:pPr>
-        <w:ind w:left="6480" w:hanging="360"/>
-      </w:pPr>
-      <w:rPr>
-        <w:u w:val="none"/>
-      </w:rPr>
-    </w:lvl>
-  </w:abstractNum>
-  <w:abstractNum w:abstractNumId="7">
-    <w:lvl w:ilvl="0">
-      <w:start w:val="1"/>
-      <w:numFmt w:val="decimal"/>
-      <w:lvlText w:val="%1."/>
-      <w:lvlJc w:val="left"/>
-      <w:pPr>
-        <w:ind w:left="720" w:hanging="360"/>
-      </w:pPr>
-      <w:rPr>
-        <w:u w:val="none"/>
-      </w:rPr>
-    </w:lvl>
-    <w:lvl w:ilvl="1">
-      <w:start w:val="1"/>
-      <w:numFmt w:val="lowerLetter"/>
-      <w:lvlText w:val="%2."/>
-      <w:lvlJc w:val="left"/>
-      <w:pPr>
-        <w:ind w:left="1440" w:hanging="360"/>
-      </w:pPr>
-      <w:rPr>
-        <w:u w:val="none"/>
-      </w:rPr>
-    </w:lvl>
-    <w:lvl w:ilvl="2">
-      <w:start w:val="1"/>
-      <w:numFmt w:val="lowerRoman"/>
-      <w:lvlText w:val="%3."/>
-      <w:lvlJc w:val="left"/>
-      <w:pPr>
-        <w:ind w:left="2160" w:hanging="360"/>
-      </w:pPr>
-      <w:rPr>
-        <w:u w:val="none"/>
-      </w:rPr>
-    </w:lvl>
-    <w:lvl w:ilvl="3">
-      <w:start w:val="1"/>
-      <w:numFmt w:val="decimal"/>
-      <w:lvlText w:val="%4."/>
-      <w:lvlJc w:val="left"/>
-      <w:pPr>
-        <w:ind w:left="2880" w:hanging="360"/>
-      </w:pPr>
-      <w:rPr>
-        <w:u w:val="none"/>
-      </w:rPr>
-    </w:lvl>
-    <w:lvl w:ilvl="4">
-      <w:start w:val="1"/>
-      <w:numFmt w:val="lowerLetter"/>
-      <w:lvlText w:val="%5."/>
-      <w:lvlJc w:val="left"/>
-      <w:pPr>
-        <w:ind w:left="3600" w:hanging="360"/>
-      </w:pPr>
-      <w:rPr>
-        <w:u w:val="none"/>
-      </w:rPr>
-    </w:lvl>
-    <w:lvl w:ilvl="5">
-      <w:start w:val="1"/>
-      <w:numFmt w:val="lowerRoman"/>
-      <w:lvlText w:val="%6."/>
-      <w:lvlJc w:val="left"/>
-      <w:pPr>
-        <w:ind w:left="4320" w:hanging="360"/>
-      </w:pPr>
-      <w:rPr>
-        <w:u w:val="none"/>
-      </w:rPr>
-    </w:lvl>
-    <w:lvl w:ilvl="6">
-      <w:start w:val="1"/>
-      <w:numFmt w:val="decimal"/>
-      <w:lvlText w:val="%7."/>
-      <w:lvlJc w:val="left"/>
-      <w:pPr>
-        <w:ind w:left="5040" w:hanging="360"/>
-      </w:pPr>
-      <w:rPr>
-        <w:u w:val="none"/>
-      </w:rPr>
-    </w:lvl>
-    <w:lvl w:ilvl="7">
-      <w:start w:val="1"/>
-      <w:numFmt w:val="lowerLetter"/>
-      <w:lvlText w:val="%8."/>
-      <w:lvlJc w:val="left"/>
-      <w:pPr>
-        <w:ind w:left="5760" w:hanging="360"/>
-      </w:pPr>
-      <w:rPr>
-        <w:u w:val="none"/>
-      </w:rPr>
-    </w:lvl>
-    <w:lvl w:ilvl="8">
-      <w:start w:val="1"/>
-      <w:numFmt w:val="lowerRoman"/>
-      <w:lvlText w:val="%9."/>
-      <w:lvlJc w:val="left"/>
-      <w:pPr>
-        <w:ind w:left="6480" w:hanging="360"/>
-      </w:pPr>
-      <w:rPr>
-        <w:u w:val="none"/>
-      </w:rPr>
-    </w:lvl>
-  </w:abstractNum>
-  <w:abstractNum w:abstractNumId="8">
-    <w:lvl w:ilvl="0">
-      <w:start w:val="1"/>
-      <w:numFmt w:val="decimal"/>
-      <w:lvlText w:val="%1."/>
-      <w:lvlJc w:val="left"/>
-      <w:pPr>
-        <w:ind w:left="720" w:hanging="360"/>
-      </w:pPr>
-      <w:rPr>
-        <w:u w:val="none"/>
-      </w:rPr>
-    </w:lvl>
-    <w:lvl w:ilvl="1">
-      <w:start w:val="1"/>
-      <w:numFmt w:val="lowerLetter"/>
-      <w:lvlText w:val="%2."/>
-      <w:lvlJc w:val="left"/>
-      <w:pPr>
-        <w:ind w:left="1440" w:hanging="360"/>
-      </w:pPr>
-      <w:rPr>
-        <w:u w:val="none"/>
-      </w:rPr>
-    </w:lvl>
-    <w:lvl w:ilvl="2">
-      <w:start w:val="1"/>
-      <w:numFmt w:val="lowerRoman"/>
-      <w:lvlText w:val="%3."/>
-      <w:lvlJc w:val="left"/>
-      <w:pPr>
-        <w:ind w:left="2160" w:hanging="360"/>
-      </w:pPr>
-      <w:rPr>
-        <w:u w:val="none"/>
-      </w:rPr>
-    </w:lvl>
-    <w:lvl w:ilvl="3">
-      <w:start w:val="1"/>
-      <w:numFmt w:val="decimal"/>
-      <w:lvlText w:val="%4."/>
-      <w:lvlJc w:val="left"/>
-      <w:pPr>
-        <w:ind w:left="2880" w:hanging="360"/>
-      </w:pPr>
-      <w:rPr>
-        <w:u w:val="none"/>
-      </w:rPr>
-    </w:lvl>
-    <w:lvl w:ilvl="4">
-      <w:start w:val="1"/>
-      <w:numFmt w:val="lowerLetter"/>
-      <w:lvlText w:val="%5."/>
-      <w:lvlJc w:val="left"/>
-      <w:pPr>
-        <w:ind w:left="3600" w:hanging="360"/>
-      </w:pPr>
-      <w:rPr>
-        <w:u w:val="none"/>
-      </w:rPr>
-    </w:lvl>
-    <w:lvl w:ilvl="5">
-      <w:start w:val="1"/>
-      <w:numFmt w:val="lowerRoman"/>
-      <w:lvlText w:val="%6."/>
-      <w:lvlJc w:val="left"/>
-      <w:pPr>
-        <w:ind w:left="4320" w:hanging="360"/>
-      </w:pPr>
-      <w:rPr>
-        <w:u w:val="none"/>
-      </w:rPr>
-    </w:lvl>
-    <w:lvl w:ilvl="6">
-      <w:start w:val="1"/>
-      <w:numFmt w:val="decimal"/>
-      <w:lvlText w:val="%7."/>
-      <w:lvlJc w:val="left"/>
-      <w:pPr>
-        <w:ind w:left="5040" w:hanging="360"/>
-      </w:pPr>
-      <w:rPr>
-        <w:u w:val="none"/>
-      </w:rPr>
-    </w:lvl>
-    <w:lvl w:ilvl="7">
-      <w:start w:val="1"/>
-      <w:numFmt w:val="lowerLetter"/>
-      <w:lvlText w:val="%8."/>
-      <w:lvlJc w:val="left"/>
-      <w:pPr>
-        <w:ind w:left="5760" w:hanging="360"/>
-      </w:pPr>
-      <w:rPr>
-        <w:u w:val="none"/>
-      </w:rPr>
-    </w:lvl>
-    <w:lvl w:ilvl="8">
-      <w:start w:val="1"/>
-      <w:numFmt w:val="lowerRoman"/>
-      <w:lvlText w:val="%9."/>
-      <w:lvlJc w:val="left"/>
-      <w:pPr>
-        <w:ind w:left="6480" w:hanging="360"/>
-      </w:pPr>
-      <w:rPr>
-        <w:u w:val="none"/>
-      </w:rPr>
-    </w:lvl>
-  </w:abstractNum>
-  <w:abstractNum w:abstractNumId="9">
-    <w:lvl w:ilvl="0">
-      <w:start w:val="1"/>
-      <w:numFmt w:val="bullet"/>
-      <w:lvlText w:val="●"/>
-      <w:lvlJc w:val="left"/>
-      <w:pPr>
-        <w:ind w:left="720" w:hanging="360"/>
-      </w:pPr>
-      <w:rPr>
-        <w:sz w:val="27"/>
-        <w:szCs w:val="27"/>
-        <w:u w:val="none"/>
-      </w:rPr>
-    </w:lvl>
-    <w:lvl w:ilvl="1">
-      <w:start w:val="1"/>
-      <w:numFmt w:val="bullet"/>
-      <w:lvlText w:val="○"/>
-      <w:lvlJc w:val="left"/>
-      <w:pPr>
-        <w:ind w:left="1440" w:hanging="360"/>
-      </w:pPr>
-      <w:rPr>
-        <w:u w:val="none"/>
-      </w:rPr>
-    </w:lvl>
-    <w:lvl w:ilvl="2">
-      <w:start w:val="1"/>
-      <w:numFmt w:val="bullet"/>
-      <w:lvlText w:val="■"/>
-      <w:lvlJc w:val="left"/>
-      <w:pPr>
-        <w:ind w:left="2160" w:hanging="360"/>
-      </w:pPr>
-      <w:rPr>
-        <w:u w:val="none"/>
-      </w:rPr>
-    </w:lvl>
-    <w:lvl w:ilvl="3">
-      <w:start w:val="1"/>
-      <w:numFmt w:val="bullet"/>
-      <w:lvlText w:val="●"/>
-      <w:lvlJc w:val="left"/>
-      <w:pPr>
-        <w:ind w:left="2880" w:hanging="360"/>
-      </w:pPr>
-      <w:rPr>
-        <w:u w:val="none"/>
-      </w:rPr>
-    </w:lvl>
-    <w:lvl w:ilvl="4">
-      <w:start w:val="1"/>
-      <w:numFmt w:val="bullet"/>
-      <w:lvlText w:val="○"/>
-      <w:lvlJc w:val="left"/>
-      <w:pPr>
-        <w:ind w:left="3600" w:hanging="360"/>
-      </w:pPr>
-      <w:rPr>
-        <w:u w:val="none"/>
-      </w:rPr>
-    </w:lvl>
-    <w:lvl w:ilvl="5">
-      <w:start w:val="1"/>
-      <w:numFmt w:val="bullet"/>
-      <w:lvlText w:val="■"/>
-      <w:lvlJc w:val="left"/>
-      <w:pPr>
-        <w:ind w:left="4320" w:hanging="360"/>
-      </w:pPr>
-      <w:rPr>
-        <w:u w:val="none"/>
-      </w:rPr>
-    </w:lvl>
-    <w:lvl w:ilvl="6">
-      <w:start w:val="1"/>
-      <w:numFmt w:val="bullet"/>
-      <w:lvlText w:val="●"/>
-      <w:lvlJc w:val="left"/>
-      <w:pPr>
-        <w:ind w:left="5040" w:hanging="360"/>
-      </w:pPr>
-      <w:rPr>
-        <w:u w:val="none"/>
-      </w:rPr>
-    </w:lvl>
-    <w:lvl w:ilvl="7">
-      <w:start w:val="1"/>
-      <w:numFmt w:val="bullet"/>
-      <w:lvlText w:val="○"/>
-      <w:lvlJc w:val="left"/>
-      <w:pPr>
-        <w:ind w:left="5760" w:hanging="360"/>
-      </w:pPr>
-      <w:rPr>
-        <w:u w:val="none"/>
-      </w:rPr>
-    </w:lvl>
-    <w:lvl w:ilvl="8">
-      <w:start w:val="1"/>
-      <w:numFmt w:val="bullet"/>
-      <w:lvlText w:val="■"/>
-      <w:lvlJc w:val="left"/>
-      <w:pPr>
-        <w:ind w:left="6480" w:hanging="360"/>
-      </w:pPr>
-      <w:rPr>
-        <w:u w:val="none"/>
-      </w:rPr>
-    </w:lvl>
-  </w:abstractNum>
-  <w:abstractNum w:abstractNumId="10">
-    <w:lvl w:ilvl="0">
-      <w:start w:val="1"/>
-      <w:numFmt w:val="decimal"/>
-      <w:lvlText w:val="%1."/>
-      <w:lvlJc w:val="left"/>
-      <w:pPr>
-        <w:ind w:left="720" w:hanging="360"/>
-      </w:pPr>
-      <w:rPr>
-        <w:i w:val="1"/>
-        <w:iCs w:val="1"/>
-        <w:sz w:val="27"/>
-        <w:szCs w:val="27"/>
-        <w:u w:val="none"/>
-      </w:rPr>
-    </w:lvl>
-    <w:lvl w:ilvl="1">
-      <w:start w:val="1"/>
-      <w:numFmt w:val="lowerLetter"/>
-      <w:lvlText w:val="%2."/>
-      <w:lvlJc w:val="left"/>
-      <w:pPr>
-        <w:ind w:left="1440" w:hanging="360"/>
-      </w:pPr>
-      <w:rPr>
-        <w:u w:val="none"/>
-      </w:rPr>
-    </w:lvl>
-    <w:lvl w:ilvl="2">
-      <w:start w:val="1"/>
-      <w:numFmt w:val="lowerRoman"/>
-      <w:lvlText w:val="%3."/>
-      <w:lvlJc w:val="left"/>
-      <w:pPr>
-        <w:ind w:left="2160" w:hanging="360"/>
-      </w:pPr>
-      <w:rPr>
-        <w:u w:val="none"/>
-      </w:rPr>
-    </w:lvl>
-    <w:lvl w:ilvl="3">
-      <w:start w:val="1"/>
-      <w:numFmt w:val="decimal"/>
-      <w:lvlText w:val="%4."/>
-      <w:lvlJc w:val="left"/>
-      <w:pPr>
-        <w:ind w:left="2880" w:hanging="360"/>
-      </w:pPr>
-      <w:rPr>
-        <w:u w:val="none"/>
-      </w:rPr>
-    </w:lvl>
-    <w:lvl w:ilvl="4">
-      <w:start w:val="1"/>
-      <w:numFmt w:val="lowerLetter"/>
-      <w:lvlText w:val="%5."/>
-      <w:lvlJc w:val="left"/>
-      <w:pPr>
-        <w:ind w:left="3600" w:hanging="360"/>
-      </w:pPr>
-      <w:rPr>
-        <w:u w:val="none"/>
-      </w:rPr>
-    </w:lvl>
-    <w:lvl w:ilvl="5">
-      <w:start w:val="1"/>
-      <w:numFmt w:val="lowerRoman"/>
-      <w:lvlText w:val="%6."/>
-      <w:lvlJc w:val="left"/>
-      <w:pPr>
-        <w:ind w:left="4320" w:hanging="360"/>
-      </w:pPr>
-      <w:rPr>
-        <w:u w:val="none"/>
-      </w:rPr>
-    </w:lvl>
-    <w:lvl w:ilvl="6">
-      <w:start w:val="1"/>
-      <w:numFmt w:val="decimal"/>
-      <w:lvlText w:val="%7."/>
-      <w:lvlJc w:val="left"/>
-      <w:pPr>
-        <w:ind w:left="5040" w:hanging="360"/>
-      </w:pPr>
-      <w:rPr>
-        <w:u w:val="none"/>
-      </w:rPr>
-    </w:lvl>
-    <w:lvl w:ilvl="7">
-      <w:start w:val="1"/>
-      <w:numFmt w:val="lowerLetter"/>
-      <w:lvlText w:val="%8."/>
-      <w:lvlJc w:val="left"/>
-      <w:pPr>
-        <w:ind w:left="5760" w:hanging="360"/>
-      </w:pPr>
-      <w:rPr>
-        <w:u w:val="none"/>
-      </w:rPr>
-    </w:lvl>
-    <w:lvl w:ilvl="8">
-      <w:start w:val="1"/>
-      <w:numFmt w:val="lowerRoman"/>
-      <w:lvlText w:val="%9."/>
-      <w:lvlJc w:val="left"/>
-      <w:pPr>
-        <w:ind w:left="6480" w:hanging="360"/>
-      </w:pPr>
-      <w:rPr>
-        <w:u w:val="none"/>
-      </w:rPr>
-    </w:lvl>
-  </w:abstractNum>
-  <w:abstractNum w:abstractNumId="11">
-    <w:lvl w:ilvl="0">
-      <w:start w:val="1"/>
-      <w:numFmt w:val="bullet"/>
-      <w:lvlText w:val="●"/>
-      <w:lvlJc w:val="left"/>
-      <w:pPr>
-        <w:ind w:left="720" w:hanging="360"/>
-      </w:pPr>
-      <w:rPr>
-        <w:u w:val="none"/>
-      </w:rPr>
-    </w:lvl>
-    <w:lvl w:ilvl="1">
-      <w:start w:val="1"/>
-      <w:numFmt w:val="bullet"/>
-      <w:lvlText w:val="○"/>
-      <w:lvlJc w:val="left"/>
-      <w:pPr>
-        <w:ind w:left="1440" w:hanging="360"/>
-      </w:pPr>
-      <w:rPr>
-        <w:u w:val="none"/>
-      </w:rPr>
-    </w:lvl>
-    <w:lvl w:ilvl="2">
-      <w:start w:val="1"/>
-      <w:numFmt w:val="bullet"/>
-      <w:lvlText w:val="■"/>
-      <w:lvlJc w:val="left"/>
-      <w:pPr>
-        <w:ind w:left="2160" w:hanging="360"/>
-      </w:pPr>
-      <w:rPr>
-        <w:u w:val="none"/>
-      </w:rPr>
-    </w:lvl>
-    <w:lvl w:ilvl="3">
-      <w:start w:val="1"/>
-      <w:numFmt w:val="bullet"/>
-      <w:lvlText w:val="●"/>
-      <w:lvlJc w:val="left"/>
-      <w:pPr>
-        <w:ind w:left="2880" w:hanging="360"/>
-      </w:pPr>
-      <w:rPr>
-        <w:u w:val="none"/>
-      </w:rPr>
-    </w:lvl>
-    <w:lvl w:ilvl="4">
-      <w:start w:val="1"/>
-      <w:numFmt w:val="bullet"/>
-      <w:lvlText w:val="○"/>
-      <w:lvlJc w:val="left"/>
-      <w:pPr>
-        <w:ind w:left="3600" w:hanging="360"/>
-      </w:pPr>
-      <w:rPr>
-        <w:u w:val="none"/>
-      </w:rPr>
-    </w:lvl>
-    <w:lvl w:ilvl="5">
-      <w:start w:val="1"/>
-      <w:numFmt w:val="bullet"/>
-      <w:lvlText w:val="■"/>
-      <w:lvlJc w:val="left"/>
-      <w:pPr>
-        <w:ind w:left="4320" w:hanging="360"/>
-      </w:pPr>
-      <w:rPr>
-        <w:u w:val="none"/>
-      </w:rPr>
-    </w:lvl>
-    <w:lvl w:ilvl="6">
-      <w:start w:val="1"/>
-      <w:numFmt w:val="bullet"/>
-      <w:lvlText w:val="●"/>
-      <w:lvlJc w:val="left"/>
-      <w:pPr>
-        <w:ind w:left="5040" w:hanging="360"/>
-      </w:pPr>
-      <w:rPr>
-        <w:u w:val="none"/>
-      </w:rPr>
-    </w:lvl>
-    <w:lvl w:ilvl="7">
-      <w:start w:val="1"/>
-      <w:numFmt w:val="bullet"/>
-      <w:lvlText w:val="○"/>
-      <w:lvlJc w:val="left"/>
-      <w:pPr>
-        <w:ind w:left="5760" w:hanging="360"/>
-      </w:pPr>
-      <w:rPr>
-        <w:u w:val="none"/>
-      </w:rPr>
-    </w:lvl>
-    <w:lvl w:ilvl="8">
-      <w:start w:val="1"/>
-      <w:numFmt w:val="bullet"/>
-      <w:lvlText w:val="■"/>
-      <w:lvlJc w:val="left"/>
-      <w:pPr>
-        <w:ind w:left="6480" w:hanging="360"/>
-      </w:pPr>
-      <w:rPr>
-        <w:u w:val="none"/>
-      </w:rPr>
-    </w:lvl>
-  </w:abstractNum>
-  <w:abstractNum w:abstractNumId="12">
-    <w:lvl w:ilvl="0">
-      <w:start w:val="1"/>
-      <w:numFmt w:val="bullet"/>
-      <w:lvlText w:val="●"/>
-      <w:lvlJc w:val="left"/>
-      <w:pPr>
-        <w:ind w:left="720" w:hanging="360"/>
-      </w:pPr>
-      <w:rPr>
-        <w:u w:val="none"/>
-      </w:rPr>
-    </w:lvl>
-    <w:lvl w:ilvl="1">
-      <w:start w:val="1"/>
-      <w:numFmt w:val="bullet"/>
-      <w:lvlText w:val="○"/>
-      <w:lvlJc w:val="left"/>
-      <w:pPr>
-        <w:ind w:left="1440" w:hanging="360"/>
-      </w:pPr>
-      <w:rPr>
-        <w:u w:val="none"/>
-      </w:rPr>
-    </w:lvl>
-    <w:lvl w:ilvl="2">
-      <w:start w:val="1"/>
-      <w:numFmt w:val="bullet"/>
-      <w:lvlText w:val="■"/>
-      <w:lvlJc w:val="left"/>
-      <w:pPr>
-        <w:ind w:left="2160" w:hanging="360"/>
-      </w:pPr>
-      <w:rPr>
-        <w:u w:val="none"/>
-      </w:rPr>
-    </w:lvl>
-    <w:lvl w:ilvl="3">
-      <w:start w:val="1"/>
-      <w:numFmt w:val="bullet"/>
-      <w:lvlText w:val="●"/>
-      <w:lvlJc w:val="left"/>
-      <w:pPr>
-        <w:ind w:left="2880" w:hanging="360"/>
-      </w:pPr>
-      <w:rPr>
-        <w:u w:val="none"/>
-      </w:rPr>
-    </w:lvl>
-    <w:lvl w:ilvl="4">
-      <w:start w:val="1"/>
-      <w:numFmt w:val="bullet"/>
-      <w:lvlText w:val="○"/>
-      <w:lvlJc w:val="left"/>
-      <w:pPr>
-        <w:ind w:left="3600" w:hanging="360"/>
-      </w:pPr>
-      <w:rPr>
-        <w:u w:val="none"/>
-      </w:rPr>
-    </w:lvl>
-    <w:lvl w:ilvl="5">
-      <w:start w:val="1"/>
-      <w:numFmt w:val="bullet"/>
-      <w:lvlText w:val="■"/>
-      <w:lvlJc w:val="left"/>
-      <w:pPr>
-        <w:ind w:left="4320" w:hanging="360"/>
-      </w:pPr>
-      <w:rPr>
-        <w:u w:val="none"/>
-      </w:rPr>
-    </w:lvl>
-    <w:lvl w:ilvl="6">
-      <w:start w:val="1"/>
-      <w:numFmt w:val="bullet"/>
-      <w:lvlText w:val="●"/>
-      <w:lvlJc w:val="left"/>
-      <w:pPr>
-        <w:ind w:left="5040" w:hanging="360"/>
-      </w:pPr>
-      <w:rPr>
-        <w:u w:val="none"/>
-      </w:rPr>
-    </w:lvl>
-    <w:lvl w:ilvl="7">
-      <w:start w:val="1"/>
-      <w:numFmt w:val="bullet"/>
-      <w:lvlText w:val="○"/>
-      <w:lvlJc w:val="left"/>
-      <w:pPr>
-        <w:ind w:left="5760" w:hanging="360"/>
-      </w:pPr>
-      <w:rPr>
-        <w:u w:val="none"/>
-      </w:rPr>
-    </w:lvl>
-    <w:lvl w:ilvl="8">
-      <w:start w:val="1"/>
-      <w:numFmt w:val="bullet"/>
-      <w:lvlText w:val="■"/>
-      <w:lvlJc w:val="left"/>
-      <w:pPr>
-        <w:ind w:left="6480" w:hanging="360"/>
-      </w:pPr>
-      <w:rPr>
-        <w:u w:val="none"/>
-      </w:rPr>
-    </w:lvl>
-  </w:abstractNum>
-  <w:abstractNum w:abstractNumId="13">
-    <w:lvl w:ilvl="0">
-      <w:start w:val="1"/>
-      <w:numFmt w:val="decimal"/>
-      <w:lvlText w:val="%1)"/>
-      <w:lvlJc w:val="left"/>
-      <w:pPr>
-        <w:ind w:left="720" w:hanging="360"/>
-      </w:pPr>
-      <w:rPr>
-        <w:u w:val="none"/>
-      </w:rPr>
-    </w:lvl>
-    <w:lvl w:ilvl="1">
-      <w:start w:val="1"/>
-      <w:numFmt w:val="lowerLetter"/>
-      <w:lvlText w:val="%2)"/>
-      <w:lvlJc w:val="left"/>
-      <w:pPr>
-        <w:ind w:left="1440" w:hanging="360"/>
-      </w:pPr>
-      <w:rPr>
-        <w:u w:val="none"/>
-      </w:rPr>
-    </w:lvl>
-    <w:lvl w:ilvl="2">
-      <w:start w:val="1"/>
-      <w:numFmt w:val="lowerRoman"/>
-      <w:lvlText w:val="%3)"/>
-      <w:lvlJc w:val="right"/>
-      <w:pPr>
-        <w:ind w:left="2160" w:hanging="360"/>
-      </w:pPr>
-      <w:rPr>
-        <w:u w:val="none"/>
-      </w:rPr>
-    </w:lvl>
-    <w:lvl w:ilvl="3">
-      <w:start w:val="1"/>
-      <w:numFmt w:val="decimal"/>
-      <w:lvlText w:val="(%4)"/>
-      <w:lvlJc w:val="left"/>
-      <w:pPr>
-        <w:ind w:left="2880" w:hanging="360"/>
-      </w:pPr>
-      <w:rPr>
-        <w:u w:val="none"/>
-      </w:rPr>
-    </w:lvl>
-    <w:lvl w:ilvl="4">
-      <w:start w:val="1"/>
-      <w:numFmt w:val="lowerLetter"/>
-      <w:lvlText w:val="(%5)"/>
-      <w:lvlJc w:val="left"/>
-      <w:pPr>
-        <w:ind w:left="3600" w:hanging="360"/>
-      </w:pPr>
-      <w:rPr>
-        <w:u w:val="none"/>
-      </w:rPr>
-    </w:lvl>
-    <w:lvl w:ilvl="5">
-      <w:start w:val="1"/>
-      <w:numFmt w:val="lowerRoman"/>
-      <w:lvlText w:val="(%6)"/>
-      <w:lvlJc w:val="right"/>
-      <w:pPr>
-        <w:ind w:left="4320" w:hanging="360"/>
-      </w:pPr>
-      <w:rPr>
-        <w:u w:val="none"/>
-      </w:rPr>
-    </w:lvl>
-    <w:lvl w:ilvl="6">
-      <w:start w:val="1"/>
-      <w:numFmt w:val="decimal"/>
-      <w:lvlText w:val="%7."/>
-      <w:lvlJc w:val="left"/>
-      <w:pPr>
-        <w:ind w:left="5040" w:hanging="360"/>
-      </w:pPr>
-      <w:rPr>
-        <w:u w:val="none"/>
-      </w:rPr>
-    </w:lvl>
-    <w:lvl w:ilvl="7">
-      <w:start w:val="1"/>
-      <w:numFmt w:val="lowerLetter"/>
-      <w:lvlText w:val="%8."/>
-      <w:lvlJc w:val="left"/>
-      <w:pPr>
-        <w:ind w:left="5760" w:hanging="360"/>
-      </w:pPr>
-      <w:rPr>
-        <w:u w:val="none"/>
-      </w:rPr>
-    </w:lvl>
-    <w:lvl w:ilvl="8">
-      <w:start w:val="1"/>
-      <w:numFmt w:val="lowerRoman"/>
-      <w:lvlText w:val="%9."/>
-      <w:lvlJc w:val="right"/>
-      <w:pPr>
-        <w:ind w:left="6480" w:hanging="360"/>
-      </w:pPr>
-      <w:rPr>
-        <w:u w:val="none"/>
-      </w:rPr>
-    </w:lvl>
-  </w:abstractNum>
-  <w:abstractNum w:abstractNumId="14">
-    <w:lvl w:ilvl="0">
-      <w:start w:val="1"/>
-      <w:numFmt w:val="bullet"/>
-      <w:lvlText w:val="●"/>
-      <w:lvlJc w:val="left"/>
-      <w:pPr>
-        <w:ind w:left="720" w:hanging="360"/>
-      </w:pPr>
-      <w:rPr>
-        <w:u w:val="none"/>
-      </w:rPr>
-    </w:lvl>
-    <w:lvl w:ilvl="1">
-      <w:start w:val="1"/>
-      <w:numFmt w:val="bullet"/>
-      <w:lvlText w:val="○"/>
-      <w:lvlJc w:val="left"/>
-      <w:pPr>
-        <w:ind w:left="1440" w:hanging="360"/>
-      </w:pPr>
-      <w:rPr>
-        <w:u w:val="none"/>
-      </w:rPr>
-    </w:lvl>
-    <w:lvl w:ilvl="2">
-      <w:start w:val="1"/>
-      <w:numFmt w:val="bullet"/>
-      <w:lvlText w:val="■"/>
-      <w:lvlJc w:val="left"/>
-      <w:pPr>
-        <w:ind w:left="2160" w:hanging="360"/>
-      </w:pPr>
-      <w:rPr>
-        <w:u w:val="none"/>
-      </w:rPr>
-    </w:lvl>
-    <w:lvl w:ilvl="3">
-      <w:start w:val="1"/>
-      <w:numFmt w:val="bullet"/>
-      <w:lvlText w:val="●"/>
-      <w:lvlJc w:val="left"/>
-      <w:pPr>
-        <w:ind w:left="2880" w:hanging="360"/>
-      </w:pPr>
-      <w:rPr>
-        <w:u w:val="none"/>
-      </w:rPr>
-    </w:lvl>
-    <w:lvl w:ilvl="4">
-      <w:start w:val="1"/>
-      <w:numFmt w:val="bullet"/>
-      <w:lvlText w:val="○"/>
-      <w:lvlJc w:val="left"/>
-      <w:pPr>
-        <w:ind w:left="3600" w:hanging="360"/>
-      </w:pPr>
-      <w:rPr>
-        <w:u w:val="none"/>
-      </w:rPr>
-    </w:lvl>
-    <w:lvl w:ilvl="5">
-      <w:start w:val="1"/>
-      <w:numFmt w:val="bullet"/>
-      <w:lvlText w:val="■"/>
-      <w:lvlJc w:val="left"/>
-      <w:pPr>
-        <w:ind w:left="4320" w:hanging="360"/>
-      </w:pPr>
-      <w:rPr>
-        <w:u w:val="none"/>
-      </w:rPr>
-    </w:lvl>
-    <w:lvl w:ilvl="6">
-      <w:start w:val="1"/>
-      <w:numFmt w:val="bullet"/>
-      <w:lvlText w:val="●"/>
-      <w:lvlJc w:val="left"/>
-      <w:pPr>
-        <w:ind w:left="5040" w:hanging="360"/>
-      </w:pPr>
-      <w:rPr>
-        <w:u w:val="none"/>
-      </w:rPr>
-    </w:lvl>
-    <w:lvl w:ilvl="7">
-      <w:start w:val="1"/>
-      <w:numFmt w:val="bullet"/>
-      <w:lvlText w:val="○"/>
-      <w:lvlJc w:val="left"/>
-      <w:pPr>
-        <w:ind w:left="5760" w:hanging="360"/>
-      </w:pPr>
-      <w:rPr>
-        <w:u w:val="none"/>
-      </w:rPr>
-    </w:lvl>
-    <w:lvl w:ilvl="8">
-      <w:start w:val="1"/>
-      <w:numFmt w:val="bullet"/>
-      <w:lvlText w:val="■"/>
-      <w:lvlJc w:val="left"/>
-      <w:pPr>
-        <w:ind w:left="6480" w:hanging="360"/>
-      </w:pPr>
-      <w:rPr>
-        <w:u w:val="none"/>
-      </w:rPr>
-    </w:lvl>
-  </w:abstractNum>
-  <w:abstractNum w:abstractNumId="15">
-    <w:lvl w:ilvl="0">
-      <w:start w:val="1"/>
-      <w:numFmt w:val="bullet"/>
-      <w:lvlText w:val="●"/>
-      <w:lvlJc w:val="left"/>
-      <w:pPr>
-        <w:ind w:left="720" w:hanging="360"/>
-      </w:pPr>
-      <w:rPr>
-        <w:u w:val="none"/>
-      </w:rPr>
-    </w:lvl>
-    <w:lvl w:ilvl="1">
-      <w:start w:val="1"/>
-      <w:numFmt w:val="bullet"/>
-      <w:lvlText w:val="○"/>
-      <w:lvlJc w:val="left"/>
-      <w:pPr>
-        <w:ind w:left="1440" w:hanging="360"/>
-      </w:pPr>
-      <w:rPr>
-        <w:u w:val="none"/>
-      </w:rPr>
-    </w:lvl>
-    <w:lvl w:ilvl="2">
-      <w:start w:val="1"/>
-      <w:numFmt w:val="bullet"/>
-      <w:lvlText w:val="■"/>
-      <w:lvlJc w:val="left"/>
-      <w:pPr>
-        <w:ind w:left="2160" w:hanging="360"/>
-      </w:pPr>
-      <w:rPr>
-        <w:u w:val="none"/>
-      </w:rPr>
-    </w:lvl>
-    <w:lvl w:ilvl="3">
-      <w:start w:val="1"/>
-      <w:numFmt w:val="bullet"/>
-      <w:lvlText w:val="●"/>
-      <w:lvlJc w:val="left"/>
-      <w:pPr>
-        <w:ind w:left="2880" w:hanging="360"/>
-      </w:pPr>
-      <w:rPr>
-        <w:u w:val="none"/>
-      </w:rPr>
-    </w:lvl>
-    <w:lvl w:ilvl="4">
-      <w:start w:val="1"/>
-      <w:numFmt w:val="bullet"/>
-      <w:lvlText w:val="○"/>
-      <w:lvlJc w:val="left"/>
-      <w:pPr>
-        <w:ind w:left="3600" w:hanging="360"/>
-      </w:pPr>
-      <w:rPr>
-        <w:u w:val="none"/>
-      </w:rPr>
-    </w:lvl>
-    <w:lvl w:ilvl="5">
-      <w:start w:val="1"/>
-      <w:numFmt w:val="bullet"/>
-      <w:lvlText w:val="■"/>
-      <w:lvlJc w:val="left"/>
-      <w:pPr>
-        <w:ind w:left="4320" w:hanging="360"/>
-      </w:pPr>
-      <w:rPr>
-        <w:u w:val="none"/>
-      </w:rPr>
-    </w:lvl>
-    <w:lvl w:ilvl="6">
-      <w:start w:val="1"/>
-      <w:numFmt w:val="bullet"/>
-      <w:lvlText w:val="●"/>
-      <w:lvlJc w:val="left"/>
-      <w:pPr>
-        <w:ind w:left="5040" w:hanging="360"/>
-      </w:pPr>
-      <w:rPr>
-        <w:u w:val="none"/>
-      </w:rPr>
-    </w:lvl>
-    <w:lvl w:ilvl="7">
-      <w:start w:val="1"/>
-      <w:numFmt w:val="bullet"/>
-      <w:lvlText w:val="○"/>
-      <w:lvlJc w:val="left"/>
-      <w:pPr>
-        <w:ind w:left="5760" w:hanging="360"/>
-      </w:pPr>
-      <w:rPr>
-        <w:u w:val="none"/>
-      </w:rPr>
-    </w:lvl>
-    <w:lvl w:ilvl="8">
-      <w:start w:val="1"/>
-      <w:numFmt w:val="bullet"/>
-      <w:lvlText w:val="■"/>
-      <w:lvlJc w:val="left"/>
-      <w:pPr>
-        <w:ind w:left="6480" w:hanging="360"/>
-      </w:pPr>
-      <w:rPr>
-        <w:u w:val="none"/>
-      </w:rPr>
-    </w:lvl>
-  </w:abstractNum>
-  <w:abstractNum w:abstractNumId="16">
-    <w:lvl w:ilvl="0">
-      <w:start w:val="1"/>
-      <w:numFmt w:val="bullet"/>
-      <w:lvlText w:val="●"/>
-      <w:lvlJc w:val="left"/>
-      <w:pPr>
-        <w:ind w:left="720" w:hanging="360"/>
-      </w:pPr>
-      <w:rPr>
-        <w:u w:val="none"/>
-      </w:rPr>
-    </w:lvl>
-    <w:lvl w:ilvl="1">
-      <w:start w:val="1"/>
-      <w:numFmt w:val="bullet"/>
-      <w:lvlText w:val="○"/>
-      <w:lvlJc w:val="left"/>
-      <w:pPr>
-        <w:ind w:left="1440" w:hanging="360"/>
-      </w:pPr>
-      <w:rPr>
-        <w:u w:val="none"/>
-      </w:rPr>
-    </w:lvl>
-    <w:lvl w:ilvl="2">
-      <w:start w:val="1"/>
-      <w:numFmt w:val="bullet"/>
-      <w:lvlText w:val="■"/>
-      <w:lvlJc w:val="left"/>
-      <w:pPr>
-        <w:ind w:left="2160" w:hanging="360"/>
-      </w:pPr>
-      <w:rPr>
-        <w:u w:val="none"/>
-      </w:rPr>
-    </w:lvl>
-    <w:lvl w:ilvl="3">
-      <w:start w:val="1"/>
-      <w:numFmt w:val="bullet"/>
-      <w:lvlText w:val="●"/>
-      <w:lvlJc w:val="left"/>
-      <w:pPr>
-        <w:ind w:left="2880" w:hanging="360"/>
-      </w:pPr>
-      <w:rPr>
-        <w:u w:val="none"/>
-      </w:rPr>
-    </w:lvl>
-    <w:lvl w:ilvl="4">
-      <w:start w:val="1"/>
-      <w:numFmt w:val="bullet"/>
-      <w:lvlText w:val="○"/>
-      <w:lvlJc w:val="left"/>
-      <w:pPr>
-        <w:ind w:left="3600" w:hanging="360"/>
-      </w:pPr>
-      <w:rPr>
-        <w:u w:val="none"/>
-      </w:rPr>
-    </w:lvl>
-    <w:lvl w:ilvl="5">
-      <w:start w:val="1"/>
-      <w:numFmt w:val="bullet"/>
-      <w:lvlText w:val="■"/>
-      <w:lvlJc w:val="left"/>
-      <w:pPr>
-        <w:ind w:left="4320" w:hanging="360"/>
-      </w:pPr>
-      <w:rPr>
-        <w:u w:val="none"/>
-      </w:rPr>
-    </w:lvl>
-    <w:lvl w:ilvl="6">
-      <w:start w:val="1"/>
-      <w:numFmt w:val="bullet"/>
-      <w:lvlText w:val="●"/>
-      <w:lvlJc w:val="left"/>
-      <w:pPr>
-        <w:ind w:left="5040" w:hanging="360"/>
-      </w:pPr>
-      <w:rPr>
-        <w:u w:val="none"/>
-      </w:rPr>
-    </w:lvl>
-    <w:lvl w:ilvl="7">
-      <w:start w:val="1"/>
-      <w:numFmt w:val="bullet"/>
-      <w:lvlText w:val="○"/>
-      <w:lvlJc w:val="left"/>
-      <w:pPr>
-        <w:ind w:left="5760" w:hanging="360"/>
-      </w:pPr>
-      <w:rPr>
-        <w:u w:val="none"/>
-      </w:rPr>
-    </w:lvl>
-    <w:lvl w:ilvl="8">
-      <w:start w:val="1"/>
-      <w:numFmt w:val="bullet"/>
-      <w:lvlText w:val="■"/>
-      <w:lvlJc w:val="left"/>
-      <w:pPr>
-        <w:ind w:left="6480" w:hanging="360"/>
-      </w:pPr>
-      <w:rPr>
-        <w:u w:val="none"/>
-      </w:rPr>
-    </w:lvl>
-  </w:abstractNum>
   <w:abstractNum w:abstractNumId="17">
     <w:lvl w:ilvl="0">
       <w:start w:val="1"/>
@@ -14485,6 +15438,10 @@
         <w:ind w:left="720" w:hanging="360"/>
       </w:pPr>
       <w:rPr>
+        <w:rFonts w:ascii="Nunito" w:cs="Nunito" w:eastAsia="Nunito" w:hAnsi="Nunito"/>
+        <w:color w:val="273239"/>
+        <w:sz w:val="27"/>
+        <w:szCs w:val="27"/>
         <w:u w:val="none"/>
       </w:rPr>
     </w:lvl>
@@ -14588,8 +15545,8 @@
   <w:abstractNum w:abstractNumId="20">
     <w:lvl w:ilvl="0">
       <w:start w:val="1"/>
-      <w:numFmt w:val="decimal"/>
-      <w:lvlText w:val="%1)"/>
+      <w:numFmt w:val="bullet"/>
+      <w:lvlText w:val="●"/>
       <w:lvlJc w:val="left"/>
       <w:pPr>
         <w:ind w:left="720" w:hanging="360"/>
@@ -14600,8 +15557,8 @@
     </w:lvl>
     <w:lvl w:ilvl="1">
       <w:start w:val="1"/>
-      <w:numFmt w:val="lowerLetter"/>
-      <w:lvlText w:val="%2)"/>
+      <w:numFmt w:val="bullet"/>
+      <w:lvlText w:val="○"/>
       <w:lvlJc w:val="left"/>
       <w:pPr>
         <w:ind w:left="1440" w:hanging="360"/>
@@ -14612,9 +15569,9 @@
     </w:lvl>
     <w:lvl w:ilvl="2">
       <w:start w:val="1"/>
-      <w:numFmt w:val="lowerRoman"/>
-      <w:lvlText w:val="%3)"/>
-      <w:lvlJc w:val="right"/>
+      <w:numFmt w:val="bullet"/>
+      <w:lvlText w:val="■"/>
+      <w:lvlJc w:val="left"/>
       <w:pPr>
         <w:ind w:left="2160" w:hanging="360"/>
       </w:pPr>
@@ -14624,8 +15581,8 @@
     </w:lvl>
     <w:lvl w:ilvl="3">
       <w:start w:val="1"/>
-      <w:numFmt w:val="decimal"/>
-      <w:lvlText w:val="(%4)"/>
+      <w:numFmt w:val="bullet"/>
+      <w:lvlText w:val="●"/>
       <w:lvlJc w:val="left"/>
       <w:pPr>
         <w:ind w:left="2880" w:hanging="360"/>
@@ -14636,8 +15593,8 @@
     </w:lvl>
     <w:lvl w:ilvl="4">
       <w:start w:val="1"/>
-      <w:numFmt w:val="lowerLetter"/>
-      <w:lvlText w:val="(%5)"/>
+      <w:numFmt w:val="bullet"/>
+      <w:lvlText w:val="○"/>
       <w:lvlJc w:val="left"/>
       <w:pPr>
         <w:ind w:left="3600" w:hanging="360"/>
@@ -14648,9 +15605,9 @@
     </w:lvl>
     <w:lvl w:ilvl="5">
       <w:start w:val="1"/>
-      <w:numFmt w:val="lowerRoman"/>
-      <w:lvlText w:val="(%6)"/>
-      <w:lvlJc w:val="right"/>
+      <w:numFmt w:val="bullet"/>
+      <w:lvlText w:val="■"/>
+      <w:lvlJc w:val="left"/>
       <w:pPr>
         <w:ind w:left="4320" w:hanging="360"/>
       </w:pPr>
@@ -14660,8 +15617,8 @@
     </w:lvl>
     <w:lvl w:ilvl="6">
       <w:start w:val="1"/>
-      <w:numFmt w:val="decimal"/>
-      <w:lvlText w:val="%7."/>
+      <w:numFmt w:val="bullet"/>
+      <w:lvlText w:val="●"/>
       <w:lvlJc w:val="left"/>
       <w:pPr>
         <w:ind w:left="5040" w:hanging="360"/>
@@ -14672,8 +15629,8 @@
     </w:lvl>
     <w:lvl w:ilvl="7">
       <w:start w:val="1"/>
-      <w:numFmt w:val="lowerLetter"/>
-      <w:lvlText w:val="%8."/>
+      <w:numFmt w:val="bullet"/>
+      <w:lvlText w:val="○"/>
       <w:lvlJc w:val="left"/>
       <w:pPr>
         <w:ind w:left="5760" w:hanging="360"/>
@@ -14684,9 +15641,9 @@
     </w:lvl>
     <w:lvl w:ilvl="8">
       <w:start w:val="1"/>
-      <w:numFmt w:val="lowerRoman"/>
-      <w:lvlText w:val="%9."/>
-      <w:lvlJc w:val="right"/>
+      <w:numFmt w:val="bullet"/>
+      <w:lvlText w:val="■"/>
+      <w:lvlJc w:val="left"/>
       <w:pPr>
         <w:ind w:left="6480" w:hanging="360"/>
       </w:pPr>
@@ -14698,23 +15655,20 @@
   <w:abstractNum w:abstractNumId="21">
     <w:lvl w:ilvl="0">
       <w:start w:val="1"/>
-      <w:numFmt w:val="bullet"/>
-      <w:lvlText w:val=""/>
+      <w:numFmt w:val="decimal"/>
+      <w:lvlText w:val="%1."/>
       <w:lvlJc w:val="left"/>
       <w:pPr>
         <w:ind w:left="720" w:hanging="360"/>
       </w:pPr>
       <w:rPr>
-        <w:color w:val="000000"/>
-        <w:sz w:val="24"/>
-        <w:szCs w:val="24"/>
         <w:u w:val="none"/>
       </w:rPr>
     </w:lvl>
     <w:lvl w:ilvl="1">
       <w:start w:val="1"/>
-      <w:numFmt w:val="bullet"/>
-      <w:lvlText w:val="○"/>
+      <w:numFmt w:val="lowerLetter"/>
+      <w:lvlText w:val="%2."/>
       <w:lvlJc w:val="left"/>
       <w:pPr>
         <w:ind w:left="1440" w:hanging="360"/>
@@ -14725,8 +15679,8 @@
     </w:lvl>
     <w:lvl w:ilvl="2">
       <w:start w:val="1"/>
-      <w:numFmt w:val="bullet"/>
-      <w:lvlText w:val="■"/>
+      <w:numFmt w:val="lowerRoman"/>
+      <w:lvlText w:val="%3."/>
       <w:lvlJc w:val="left"/>
       <w:pPr>
         <w:ind w:left="2160" w:hanging="360"/>
@@ -14737,8 +15691,8 @@
     </w:lvl>
     <w:lvl w:ilvl="3">
       <w:start w:val="1"/>
-      <w:numFmt w:val="bullet"/>
-      <w:lvlText w:val="●"/>
+      <w:numFmt w:val="decimal"/>
+      <w:lvlText w:val="%4."/>
       <w:lvlJc w:val="left"/>
       <w:pPr>
         <w:ind w:left="2880" w:hanging="360"/>
@@ -14749,8 +15703,8 @@
     </w:lvl>
     <w:lvl w:ilvl="4">
       <w:start w:val="1"/>
-      <w:numFmt w:val="bullet"/>
-      <w:lvlText w:val="○"/>
+      <w:numFmt w:val="lowerLetter"/>
+      <w:lvlText w:val="%5."/>
       <w:lvlJc w:val="left"/>
       <w:pPr>
         <w:ind w:left="3600" w:hanging="360"/>
@@ -14761,8 +15715,8 @@
     </w:lvl>
     <w:lvl w:ilvl="5">
       <w:start w:val="1"/>
-      <w:numFmt w:val="bullet"/>
-      <w:lvlText w:val="■"/>
+      <w:numFmt w:val="lowerRoman"/>
+      <w:lvlText w:val="%6."/>
       <w:lvlJc w:val="left"/>
       <w:pPr>
         <w:ind w:left="4320" w:hanging="360"/>
@@ -14773,8 +15727,8 @@
     </w:lvl>
     <w:lvl w:ilvl="6">
       <w:start w:val="1"/>
-      <w:numFmt w:val="bullet"/>
-      <w:lvlText w:val="●"/>
+      <w:numFmt w:val="decimal"/>
+      <w:lvlText w:val="%7."/>
       <w:lvlJc w:val="left"/>
       <w:pPr>
         <w:ind w:left="5040" w:hanging="360"/>
@@ -14785,8 +15739,8 @@
     </w:lvl>
     <w:lvl w:ilvl="7">
       <w:start w:val="1"/>
-      <w:numFmt w:val="bullet"/>
-      <w:lvlText w:val="○"/>
+      <w:numFmt w:val="lowerLetter"/>
+      <w:lvlText w:val="%8."/>
       <w:lvlJc w:val="left"/>
       <w:pPr>
         <w:ind w:left="5760" w:hanging="360"/>
@@ -14797,8 +15751,8 @@
     </w:lvl>
     <w:lvl w:ilvl="8">
       <w:start w:val="1"/>
-      <w:numFmt w:val="bullet"/>
-      <w:lvlText w:val="■"/>
+      <w:numFmt w:val="lowerRoman"/>
+      <w:lvlText w:val="%9."/>
       <w:lvlJc w:val="left"/>
       <w:pPr>
         <w:ind w:left="6480" w:hanging="360"/>
@@ -14811,36 +15765,32 @@
   <w:abstractNum w:abstractNumId="22">
     <w:lvl w:ilvl="0">
       <w:start w:val="1"/>
-      <w:numFmt w:val="bullet"/>
-      <w:lvlText w:val="●"/>
+      <w:numFmt w:val="decimal"/>
+      <w:lvlText w:val="%1."/>
       <w:lvlJc w:val="left"/>
       <w:pPr>
         <w:ind w:left="720" w:hanging="360"/>
       </w:pPr>
       <w:rPr>
-        <w:sz w:val="27"/>
-        <w:szCs w:val="27"/>
         <w:u w:val="none"/>
       </w:rPr>
     </w:lvl>
     <w:lvl w:ilvl="1">
       <w:start w:val="1"/>
-      <w:numFmt w:val="bullet"/>
-      <w:lvlText w:val="○"/>
+      <w:numFmt w:val="lowerLetter"/>
+      <w:lvlText w:val="%2."/>
       <w:lvlJc w:val="left"/>
       <w:pPr>
         <w:ind w:left="1440" w:hanging="360"/>
       </w:pPr>
       <w:rPr>
-        <w:sz w:val="27"/>
-        <w:szCs w:val="27"/>
         <w:u w:val="none"/>
       </w:rPr>
     </w:lvl>
     <w:lvl w:ilvl="2">
       <w:start w:val="1"/>
-      <w:numFmt w:val="bullet"/>
-      <w:lvlText w:val="■"/>
+      <w:numFmt w:val="lowerRoman"/>
+      <w:lvlText w:val="%3."/>
       <w:lvlJc w:val="left"/>
       <w:pPr>
         <w:ind w:left="2160" w:hanging="360"/>
@@ -14851,8 +15801,8 @@
     </w:lvl>
     <w:lvl w:ilvl="3">
       <w:start w:val="1"/>
-      <w:numFmt w:val="bullet"/>
-      <w:lvlText w:val="●"/>
+      <w:numFmt w:val="decimal"/>
+      <w:lvlText w:val="%4."/>
       <w:lvlJc w:val="left"/>
       <w:pPr>
         <w:ind w:left="2880" w:hanging="360"/>
@@ -14863,8 +15813,8 @@
     </w:lvl>
     <w:lvl w:ilvl="4">
       <w:start w:val="1"/>
-      <w:numFmt w:val="bullet"/>
-      <w:lvlText w:val="○"/>
+      <w:numFmt w:val="lowerLetter"/>
+      <w:lvlText w:val="%5."/>
       <w:lvlJc w:val="left"/>
       <w:pPr>
         <w:ind w:left="3600" w:hanging="360"/>
@@ -14875,8 +15825,8 @@
     </w:lvl>
     <w:lvl w:ilvl="5">
       <w:start w:val="1"/>
-      <w:numFmt w:val="bullet"/>
-      <w:lvlText w:val="■"/>
+      <w:numFmt w:val="lowerRoman"/>
+      <w:lvlText w:val="%6."/>
       <w:lvlJc w:val="left"/>
       <w:pPr>
         <w:ind w:left="4320" w:hanging="360"/>
@@ -14887,8 +15837,8 @@
     </w:lvl>
     <w:lvl w:ilvl="6">
       <w:start w:val="1"/>
-      <w:numFmt w:val="bullet"/>
-      <w:lvlText w:val="●"/>
+      <w:numFmt w:val="decimal"/>
+      <w:lvlText w:val="%7."/>
       <w:lvlJc w:val="left"/>
       <w:pPr>
         <w:ind w:left="5040" w:hanging="360"/>
@@ -14899,8 +15849,8 @@
     </w:lvl>
     <w:lvl w:ilvl="7">
       <w:start w:val="1"/>
-      <w:numFmt w:val="bullet"/>
-      <w:lvlText w:val="○"/>
+      <w:numFmt w:val="lowerLetter"/>
+      <w:lvlText w:val="%8."/>
       <w:lvlJc w:val="left"/>
       <w:pPr>
         <w:ind w:left="5760" w:hanging="360"/>
@@ -14911,8 +15861,8 @@
     </w:lvl>
     <w:lvl w:ilvl="8">
       <w:start w:val="1"/>
-      <w:numFmt w:val="bullet"/>
-      <w:lvlText w:val="■"/>
+      <w:numFmt w:val="lowerRoman"/>
+      <w:lvlText w:val="%9."/>
       <w:lvlJc w:val="left"/>
       <w:pPr>
         <w:ind w:left="6480" w:hanging="360"/>
@@ -14932,8 +15882,6 @@
         <w:ind w:left="720" w:hanging="360"/>
       </w:pPr>
       <w:rPr>
-        <w:rFonts w:ascii="Nunito" w:cs="Nunito" w:eastAsia="Nunito" w:hAnsi="Nunito"/>
-        <w:color w:val="273239"/>
         <w:sz w:val="27"/>
         <w:szCs w:val="27"/>
         <w:u w:val="none"/>
@@ -15254,24 +16202,19 @@
       <w:szCs w:val="52"/>
     </w:rPr>
   </w:style>
-  <w:style w:type="paragraph" w:styleId="Subtitle">
-    <w:name w:val="Subtitle"/>
-    <w:basedOn w:val="Normal"/>
-    <w:next w:val="Normal"/>
-    <w:pPr>
-      <w:keepNext w:val="1"/>
-      <w:keepLines w:val="1"/>
-      <w:pageBreakBefore w:val="0"/>
-      <w:spacing w:after="320" w:before="0" w:lineRule="auto"/>
-    </w:pPr>
-    <w:rPr>
-      <w:rFonts w:ascii="Arial" w:cs="Arial" w:eastAsia="Arial" w:hAnsi="Arial"/>
-      <w:i w:val="0"/>
-      <w:iCs w:val="0"/>
-      <w:color w:val="666666"/>
-      <w:sz w:val="30"/>
-      <w:szCs w:val="30"/>
-    </w:rPr>
+  <w:style w:type="table" w:styleId="TableNormal" w:default="1">
+    <w:name w:val="TableNormal"/>
+    <w:tblPr>
+      <w:tblCellMar>
+        <w:top w:w="100.0" w:type="dxa"/>
+        <w:left w:w="100.0" w:type="dxa"/>
+        <w:bottom w:w="100.0" w:type="dxa"/>
+        <w:right w:w="100.0" w:type="dxa"/>
+      </w:tblCellMar>
+    </w:tblPr>
+  </w:style>
+  <w:style w:type="paragraph" w:styleId="Normal" w:default="1">
+    <w:name w:val="normal"/>
   </w:style>
   <w:style w:type="table" w:styleId="Table1">
     <w:basedOn w:val="TableNormal"/>
@@ -15303,6 +16246,77 @@
       <w:tblStyleRowBandSize w:val="1"/>
       <w:tblStyleColBandSize w:val="1"/>
       <w:tblCellMar/>
+    </w:tblPr>
+  </w:style>
+  <w:style w:type="paragraph" w:styleId="Subtitle">
+    <w:name w:val="Subtitle"/>
+    <w:basedOn w:val="Normal"/>
+    <w:next w:val="Normal"/>
+    <w:pPr>
+      <w:keepNext w:val="1"/>
+      <w:keepLines w:val="1"/>
+      <w:pageBreakBefore w:val="0"/>
+      <w:spacing w:after="320" w:before="0" w:lineRule="auto"/>
+    </w:pPr>
+    <w:rPr>
+      <w:rFonts w:ascii="Arial" w:cs="Arial" w:eastAsia="Arial" w:hAnsi="Arial"/>
+      <w:i w:val="0"/>
+      <w:iCs w:val="0"/>
+      <w:color w:val="666666"/>
+      <w:sz w:val="30"/>
+      <w:szCs w:val="30"/>
+    </w:rPr>
+  </w:style>
+  <w:style w:type="table" w:styleId="Table1">
+    <w:basedOn w:val="TableNormal"/>
+    <w:tblPr>
+      <w:tblStyleRowBandSize w:val="1"/>
+      <w:tblStyleColBandSize w:val="1"/>
+      <w:tblCellMar>
+        <w:top w:w="100.0" w:type="dxa"/>
+        <w:left w:w="100.0" w:type="dxa"/>
+        <w:bottom w:w="100.0" w:type="dxa"/>
+        <w:right w:w="100.0" w:type="dxa"/>
+      </w:tblCellMar>
+    </w:tblPr>
+  </w:style>
+  <w:style w:type="table" w:styleId="Table2">
+    <w:basedOn w:val="TableNormal"/>
+    <w:tblPr>
+      <w:tblStyleRowBandSize w:val="1"/>
+      <w:tblStyleColBandSize w:val="1"/>
+      <w:tblCellMar>
+        <w:top w:w="100.0" w:type="dxa"/>
+        <w:left w:w="100.0" w:type="dxa"/>
+        <w:bottom w:w="100.0" w:type="dxa"/>
+        <w:right w:w="100.0" w:type="dxa"/>
+      </w:tblCellMar>
+    </w:tblPr>
+  </w:style>
+  <w:style w:type="table" w:styleId="Table3">
+    <w:basedOn w:val="TableNormal"/>
+    <w:tblPr>
+      <w:tblStyleRowBandSize w:val="1"/>
+      <w:tblStyleColBandSize w:val="1"/>
+      <w:tblCellMar>
+        <w:top w:w="100.0" w:type="dxa"/>
+        <w:left w:w="100.0" w:type="dxa"/>
+        <w:bottom w:w="100.0" w:type="dxa"/>
+        <w:right w:w="100.0" w:type="dxa"/>
+      </w:tblCellMar>
+    </w:tblPr>
+  </w:style>
+  <w:style w:type="table" w:styleId="Table4">
+    <w:basedOn w:val="TableNormal"/>
+    <w:tblPr>
+      <w:tblStyleRowBandSize w:val="1"/>
+      <w:tblStyleColBandSize w:val="1"/>
+      <w:tblCellMar>
+        <w:top w:w="100.0" w:type="dxa"/>
+        <w:left w:w="100.0" w:type="dxa"/>
+        <w:bottom w:w="100.0" w:type="dxa"/>
+        <w:right w:w="100.0" w:type="dxa"/>
+      </w:tblCellMar>
     </w:tblPr>
   </w:style>
 </w:styles>
@@ -15626,4 +16640,19 @@
   </a:objectDefaults>
   <a:extraClrSchemeLst/>
 </a:theme>
+</file>
+
+<file path=customXML/item1.xml><?xml version="1.0" encoding="utf-8"?>
+<go:gDocsCustomXmlDataStorage xmlns:go="http://customooxmlschemas.google.com/" xmlns:r="http://schemas.openxmlformats.org/officeDocument/2006/relationships" uri="GoogleDocsCustomDataVersion2">
+  <go:docsCustomData xmlns:go="http://customooxmlschemas.google.com/" roundtripDataSignature="AMtx7mhWIo7bGRdgNyEA9mtVeLSM0alAJw==">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</go:docsCustomData>
+</go:gDocsCustomXmlDataStorage>
+</file>
+
+<file path=customXML/itemProps1.xml><?xml version="1.0" encoding="utf-8"?>
+<ds:datastoreItem xmlns:ds="http://schemas.openxmlformats.org/officeDocument/2006/customXml" ds:itemID="{11111111-1234-1234-1234-123412341234}">
+  <ds:schemaRefs>
+    <ds:schemaRef ds:uri="http://schemas.openxmlformats.org/officeDocument/2006/relationships"/>
+    <ds:schemaRef ds:uri="http://customooxmlschemas.google.com/"/>
+  </ds:schemaRefs>
+</ds:datastoreItem>
 </file>